--- a/data/Section 4 Question Manuscript.docx
+++ b/data/Section 4 Question Manuscript.docx
@@ -1,3009 +1,2993 @@
 
 <file path=word/document.xml><?xml version="1.0" encoding="utf-8"?>
-<ns0:document xmlns:ns0="http://schemas.openxmlformats.org/wordprocessingml/2006/main" xmlns:ns1="http://schemas.openxmlformats.org/markup-compatibility/2006" xmlns:ns2="http://schemas.microsoft.com/office/word/2010/wordml" xmlns:ns3="http://schemas.openxmlformats.org/drawingml/2006/wordprocessingDrawing" xmlns:ns4="http://schemas.microsoft.com/office/word/2010/wordprocessingDrawing" xmlns:ns5="http://schemas.openxmlformats.org/drawingml/2006/main" xmlns:ns6="http://schemas.openxmlformats.org/drawingml/2006/picture" xmlns:ns7="http://schemas.openxmlformats.org/officeDocument/2006/relationships" xmlns:ns8="http://schemas.microsoft.com/office/word/2023/wordml/word16du" ns1:Ignorable="w14 w15 w16se w16cid w16 w16cex w16sdtdh w16sdtfl w16du wp14">
-  <ns0:body>
-    <ns0:p ns2:paraId="50517ED6" ns2:textId="77777777" ns0:rsidR="00B60B17" ns0:rsidRDefault="00B60B17" ns0:rsidP="00B60B17">
-      <ns0:pPr>
-        <ns0:pStyle ns0:val="Heading1"/>
-      </ns0:pPr>
-      <ns0:r>
-        <ns0:t>Section 4: Pelvic Bones</ns0:t>
-      </ns0:r>
-    </ns0:p>
-    <ns0:p ns2:paraId="617BBB9F" ns2:textId="77777777" ns0:rsidR="00B60B17" ns0:rsidRDefault="00B60B17" ns0:rsidP="00B60B17">
-      <ns0:pPr>
-        <ns0:pStyle ns0:val="Heading2"/>
-      </ns0:pPr>
-      <ns0:r>
-        <ns0:t>Card ID: 4.1</ns0:t>
-      </ns0:r>
-    </ns0:p>
-    <ns0:p ns2:paraId="62D9A178" ns2:textId="77777777" ns0:rsidR="00B60B17" ns0:rsidRDefault="00B60B17" ns0:rsidP="00B60B17">
-      <ns0:r>
-        <ns0:t>Image file: L1344_760099</ns0:t>
-      </ns0:r>
-    </ns0:p>
-    <ns0:p ns2:paraId="52146936" ns2:textId="77777777" ns0:rsidR="00B60B17" ns0:rsidRDefault="00B60B17" ns0:rsidP="00B60B17">
-      <ns0:r>
-        <ns0:rPr>
-          <ns0:noProof/>
-        </ns0:rPr>
-        <ns0:drawing>
-          <ns3:inline distT="0" distB="0" distL="0" distR="0" ns4:anchorId="0FD2218C" ns4:editId="0B5DC0C5">
-            <ns3:extent cx="1828800" cy="1196595"/>
-            <ns3:effectExtent l="0" t="0" r="0" b="0"/>
-            <ns3:docPr id="88" name="Picture 88"/>
-            <ns3:cNvGraphicFramePr>
-              <ns5:graphicFrameLocks noChangeAspect="1"/>
-            </ns3:cNvGraphicFramePr>
-            <ns5:graphic>
-              <ns5:graphicData uri="http://schemas.openxmlformats.org/drawingml/2006/picture">
-                <ns6:pic>
-                  <ns6:nvPicPr>
-                    <ns6:cNvPr id="0" name="4_1.png"/>
-                    <ns6:cNvPicPr/>
-                  </ns6:nvPicPr>
-                  <ns6:blipFill>
-                    <ns5:blip ns7:embed="rId5"/>
-                    <ns5:stretch>
-                      <ns5:fillRect/>
-                    </ns5:stretch>
-                  </ns6:blipFill>
-                  <ns6:spPr>
-                    <ns5:xfrm>
-                      <ns5:off x="0" y="0"/>
-                      <ns5:ext cx="1828800" cy="1196595"/>
-                    </ns5:xfrm>
-                    <ns5:prstGeom prst="rect">
-                      <ns5:avLst/>
-                    </ns5:prstGeom>
-                  </ns6:spPr>
-                </ns6:pic>
-              </ns5:graphicData>
-            </ns5:graphic>
-          </ns3:inline>
-        </ns0:drawing>
-      </ns0:r>
-    </ns0:p>
-    <ns0:p ns2:paraId="741516AE" ns2:textId="77777777" ns0:rsidR="00B60B17" ns0:rsidRDefault="00B60B17" ns0:rsidP="00B60B17">
-      <ns0:r>
-        <ns0:t>Title: Pelvic Bones (Anterior)</ns0:t>
-      </ns0:r>
-    </ns0:p>
-    <ns0:p ns2:paraId="6115CD7B" ns2:textId="1F9DFCBC" ns0:rsidR="00B60B17" ns0:rsidRDefault="00B60B17" ns0:rsidP="00B60B17">
-      <ns0:r>
-        <ns0:t xml:space="preserve">Activity Interaction: Drag and </ns0:t>
-      </ns0:r>
-      <ns0:proofErr ns0:type="spellStart"/>
-      <ns0:r>
-        <ns0:t>drop</ns0:t>
-      </ns0:r>
-      <ns0:proofErr ns0:type="spellEnd"/>
-    </ns0:p>
-    <ns0:p ns2:paraId="6115CD7B" ns2:textId="1F9DFCBC" ns0:rsidR="00B60B17" ns0:rsidRDefault="00B60B17" ns0:rsidP="00B60B17">
-      <ns0:proofErr ns0:type="spellStart"/>
-      <ns0:r>
-        <ns0:rPr>
-          <ns0:b/>
-        </ns0:rPr>
-        <ns0:t>Back</ns0:t>
-      </ns0:r>
-      <ns0:proofErr ns0:type="spellEnd"/>
-      <ns0:r>
-        <ns0:rPr>
-          <ns0:b/>
-        </ns0:rPr>
-        <ns0:t>-of-Card Content:</ns0:t>
-      </ns0:r>
-    </ns0:p>
-    <ns0:p ns2:paraId="1C78E45E" ns2:textId="77777777" ns0:rsidR="00B60B17" ns0:rsidRDefault="00B60B17" ns0:rsidP="00B60B17">
-      <ns0:r>
-        <ns0:t>a. Sacrum</ns0:t>
-      </ns0:r>
-    </ns0:p>
-    <ns0:p ns2:paraId="64DDA737" ns2:textId="77777777" ns0:rsidR="00B60B17" ns0:rsidRDefault="00B60B17" ns0:rsidP="00B60B17">
-      <ns0:r>
-        <ns0:t>b. Sacroiliac joint</ns0:t>
-      </ns0:r>
-    </ns0:p>
-    <ns0:p ns2:paraId="2664C43F" ns2:textId="77777777" ns0:rsidR="00B60B17" ns0:rsidRDefault="00B60B17" ns0:rsidP="00B60B17">
-      <ns0:r>
-        <ns0:t>c. Iliac fossa</ns0:t>
-      </ns0:r>
-    </ns0:p>
-    <ns0:p ns2:paraId="02C96182" ns2:textId="77777777" ns0:rsidR="00B60B17" ns0:rsidRDefault="00B60B17" ns0:rsidP="00B60B17">
-      <ns0:r>
-        <ns0:t>d. Iliac crest</ns0:t>
-      </ns0:r>
-    </ns0:p>
-    <ns0:p ns2:paraId="02AE69AF" ns2:textId="77777777" ns0:rsidR="00B60B17" ns0:rsidRDefault="00B60B17" ns0:rsidP="00B60B17">
-      <ns0:r>
-        <ns0:t>e. Anterior superior iliac spine (ASIS)</ns0:t>
-      </ns0:r>
-    </ns0:p>
-    <ns0:p ns2:paraId="78190D8E" ns2:textId="77777777" ns0:rsidR="00B60B17" ns0:rsidRDefault="00B60B17" ns0:rsidP="00B60B17">
-      <ns0:r>
-        <ns0:t>f. Anterior inferior iliac spine (AIIS)</ns0:t>
-      </ns0:r>
-    </ns0:p>
-    <ns0:p ns2:paraId="7429ED26" ns2:textId="77777777" ns0:rsidR="00B60B17" ns0:rsidRDefault="00B60B17" ns0:rsidP="00B60B17">
-      <ns0:r>
-        <ns0:t>g. Ischial spine</ns0:t>
-      </ns0:r>
-    </ns0:p>
-    <ns0:p ns2:paraId="077BCB03" ns2:textId="77777777" ns0:rsidR="00B60B17" ns0:rsidRDefault="00B60B17" ns0:rsidP="00B60B17">
-      <ns0:r>
-        <ns0:t>h. Ramus of ischium</ns0:t>
-      </ns0:r>
-    </ns0:p>
-    <ns0:p ns2:paraId="3327DD79" ns2:textId="77777777" ns0:rsidR="00B60B17" ns0:rsidRDefault="00B60B17" ns0:rsidP="00B60B17">
-      <ns0:proofErr ns0:type="spellStart"/>
-      <ns0:r>
-        <ns0:t>i</ns0:t>
-      </ns0:r>
-      <ns0:proofErr ns0:type="spellEnd"/>
-      <ns0:r>
-        <ns0:t>. Obturator foramen</ns0:t>
-      </ns0:r>
-    </ns0:p>
-    <ns0:p ns2:paraId="1B684B51" ns2:textId="77777777" ns0:rsidR="00B60B17" ns0:rsidRDefault="00B60B17" ns0:rsidP="00B60B17">
-      <ns0:r>
-        <ns0:t>j. Inferior pubic ramus</ns0:t>
-      </ns0:r>
-    </ns0:p>
-    <ns0:p ns2:paraId="0B1E2C89" ns2:textId="77777777" ns0:rsidR="00B60B17" ns0:rsidRDefault="00B60B17" ns0:rsidP="00B60B17">
-      <ns0:r>
-        <ns0:t>k. Superior pubic ramus</ns0:t>
-      </ns0:r>
-    </ns0:p>
-    <ns0:p ns2:paraId="1F9F2989" ns2:textId="77777777" ns0:rsidR="00B60B17" ns0:rsidRDefault="00B60B17" ns0:rsidP="00B60B17">
-      <ns0:r>
-        <ns0:t>l. Pubic symphysis</ns0:t>
-      </ns0:r>
-    </ns0:p>
-    <ns0:p ns2:paraId="3809353A" ns2:textId="77777777" ns0:rsidR="00B60B17" ns0:rsidRDefault="00B60B17" ns0:rsidP="00B60B17"/>
-    <ns0:p ns2:paraId="544BBE59" ns2:textId="77777777" ns0:rsidR="00B60B17" ns0:rsidRDefault="00B60B17" ns0:rsidP="00B60B17">
-      <ns0:pPr>
-        <ns0:pStyle ns0:val="Heading2"/>
-      </ns0:pPr>
-      <ns0:r>
-        <ns0:t>Card ID: 4.2</ns0:t>
-      </ns0:r>
-    </ns0:p>
-    <ns0:p ns2:paraId="78D232B9" ns2:textId="77777777" ns0:rsidR="00B60B17" ns0:rsidRDefault="00B60B17" ns0:rsidP="00B60B17">
-      <ns0:r>
-        <ns0:t>Image file: L1344_760100</ns0:t>
-      </ns0:r>
-    </ns0:p>
-    <ns0:p ns2:paraId="32F0CD9B" ns2:textId="77777777" ns0:rsidR="00B60B17" ns0:rsidRDefault="00B60B17" ns0:rsidP="00B60B17">
-      <ns0:r>
-        <ns0:rPr>
-          <ns0:noProof/>
-        </ns0:rPr>
-        <ns0:lastRenderedPageBreak/>
-        <ns0:drawing>
-          <ns3:inline distT="0" distB="0" distL="0" distR="0" ns4:anchorId="26B8EEEE" ns4:editId="1FB2DE21">
-            <ns3:extent cx="1828800" cy="1196595"/>
-            <ns3:effectExtent l="0" t="0" r="0" b="0"/>
-            <ns3:docPr id="89" name="Picture 89"/>
-            <ns3:cNvGraphicFramePr>
-              <ns5:graphicFrameLocks noChangeAspect="1"/>
-            </ns3:cNvGraphicFramePr>
-            <ns5:graphic>
-              <ns5:graphicData uri="http://schemas.openxmlformats.org/drawingml/2006/picture">
-                <ns6:pic>
-                  <ns6:nvPicPr>
-                    <ns6:cNvPr id="0" name="4_2.png"/>
-                    <ns6:cNvPicPr/>
-                  </ns6:nvPicPr>
-                  <ns6:blipFill>
-                    <ns5:blip ns7:embed="rId6"/>
-                    <ns5:stretch>
-                      <ns5:fillRect/>
-                    </ns5:stretch>
-                  </ns6:blipFill>
-                  <ns6:spPr>
-                    <ns5:xfrm>
-                      <ns5:off x="0" y="0"/>
-                      <ns5:ext cx="1828800" cy="1196595"/>
-                    </ns5:xfrm>
-                    <ns5:prstGeom prst="rect">
-                      <ns5:avLst/>
-                    </ns5:prstGeom>
-                  </ns6:spPr>
-                </ns6:pic>
-              </ns5:graphicData>
-            </ns5:graphic>
-          </ns3:inline>
-        </ns0:drawing>
-      </ns0:r>
-    </ns0:p>
-    <ns0:p ns2:paraId="5B0C8A73" ns2:textId="77777777" ns0:rsidR="00B60B17" ns0:rsidRDefault="00B60B17" ns0:rsidP="00B60B17">
-      <ns0:r>
-        <ns0:t>Title: Pelvic Bones (Medial)</ns0:t>
-      </ns0:r>
-    </ns0:p>
-    <ns0:p ns2:paraId="0B284123" ns2:textId="77777777" ns0:rsidR="00B60B17" ns0:rsidRDefault="00B60B17" ns0:rsidP="00B60B17">
-      <ns0:r>
-        <ns0:t xml:space="preserve">Activity Interaction: Drag and </ns0:t>
-      </ns0:r>
-      <ns0:proofErr ns0:type="gramStart"/>
-      <ns0:r>
-        <ns0:t>drop</ns0:t>
-      </ns0:r>
-      <ns0:proofErr ns0:type="gramEnd"/>
-    </ns0:p>
-    <ns0:p ns2:paraId="225789A6" ns2:textId="77777777" ns0:rsidR="00B60B17" ns0:rsidRDefault="00B60B17" ns0:rsidP="00B60B17">
-      <ns0:r>
-        <ns0:rPr>
-          <ns0:b/>
-        </ns0:rPr>
-        <ns0:t>Back-of-Card Content:</ns0:t>
-      </ns0:r>
-    </ns0:p>
-    <ns0:p ns2:paraId="1348660C" ns2:textId="77777777" ns0:rsidR="00B60B17" ns0:rsidRDefault="00B60B17" ns0:rsidP="00B60B17">
-      <ns0:r>
-        <ns0:t>a. Iliac tuberosity</ns0:t>
-      </ns0:r>
-    </ns0:p>
-    <ns0:p ns2:paraId="5B7F8B70" ns2:textId="77777777" ns0:rsidR="00B60B17" ns0:rsidRDefault="00B60B17" ns0:rsidP="00B60B17">
-      <ns0:r>
-        <ns0:t>b. Posterior superior iliac spine</ns0:t>
-      </ns0:r>
-    </ns0:p>
-    <ns0:p ns2:paraId="4715208D" ns2:textId="77777777" ns0:rsidR="00B60B17" ns0:rsidRDefault="00B60B17" ns0:rsidP="00B60B17">
-      <ns0:r>
-        <ns0:t>c. Posterior inferior iliac spine</ns0:t>
-      </ns0:r>
-    </ns0:p>
-    <ns0:p ns2:paraId="108EAB66" ns2:textId="77777777" ns0:rsidR="00B60B17" ns0:rsidRDefault="00B60B17" ns0:rsidP="00B60B17">
-      <ns0:r>
-        <ns0:t>d. Ischial spine</ns0:t>
-      </ns0:r>
-    </ns0:p>
-    <ns0:p ns2:paraId="4C522A4A" ns2:textId="77777777" ns0:rsidR="00B60B17" ns0:rsidRDefault="00B60B17" ns0:rsidP="00B60B17">
-      <ns0:r>
-        <ns0:t>e. Body of ischium</ns0:t>
-      </ns0:r>
-    </ns0:p>
-    <ns0:p ns2:paraId="072D489B" ns2:textId="77777777" ns0:rsidR="00B60B17" ns0:rsidRDefault="00B60B17" ns0:rsidP="00B60B17">
-      <ns0:r>
-        <ns0:t>f. Medial end of pubis</ns0:t>
-      </ns0:r>
-    </ns0:p>
-    <ns0:p ns2:paraId="6F470F1D" ns2:textId="77777777" ns0:rsidR="00B60B17" ns0:rsidRDefault="00B60B17" ns0:rsidP="00B60B17">
-      <ns0:r>
-        <ns0:t>g. Pubic crest</ns0:t>
-      </ns0:r>
-    </ns0:p>
-    <ns0:p ns2:paraId="141BBD34" ns2:textId="77777777" ns0:rsidR="00B60B17" ns0:rsidRDefault="00B60B17" ns0:rsidP="00B60B17">
-      <ns0:r>
-        <ns0:t>h. Pubic tubercle</ns0:t>
-      </ns0:r>
-    </ns0:p>
-    <ns0:p ns2:paraId="07363C80" ns2:textId="77777777" ns0:rsidR="00B60B17" ns0:rsidRDefault="00B60B17" ns0:rsidP="00B60B17">
-      <ns0:proofErr ns0:type="spellStart"/>
-      <ns0:r>
-        <ns0:t>i</ns0:t>
-      </ns0:r>
-      <ns0:proofErr ns0:type="spellEnd"/>
-      <ns0:r>
-        <ns0:t>. Superior ramus of pubis</ns0:t>
-      </ns0:r>
-    </ns0:p>
-    <ns0:p ns2:paraId="46BBAE5A" ns2:textId="77777777" ns0:rsidR="00B60B17" ns0:rsidRDefault="00B60B17" ns0:rsidP="00B60B17">
-      <ns0:r>
-        <ns0:t>j. Terminal line</ns0:t>
-      </ns0:r>
-    </ns0:p>
-    <ns0:p ns2:paraId="291C80D9" ns2:textId="77777777" ns0:rsidR="00B60B17" ns0:rsidRDefault="00B60B17" ns0:rsidP="00B60B17">
-      <ns0:r>
-        <ns0:t>k. Auricular surface</ns0:t>
-      </ns0:r>
-    </ns0:p>
-    <ns0:p ns2:paraId="4587C99E" ns2:textId="77777777" ns0:rsidR="00B60B17" ns0:rsidRDefault="00B60B17" ns0:rsidP="00B60B17"/>
-    <ns0:p ns2:paraId="054E8280" ns2:textId="77777777" ns0:rsidR="00B60B17" ns0:rsidRDefault="00B60B17" ns0:rsidP="00B60B17">
-      <ns0:pPr>
-        <ns0:pStyle ns0:val="Heading2"/>
-      </ns0:pPr>
-      <ns0:r>
-        <ns0:t>Card ID: 4.3</ns0:t>
-      </ns0:r>
-    </ns0:p>
-    <ns0:p ns2:paraId="2FF122A5" ns2:textId="77777777" ns0:rsidR="00B60B17" ns0:rsidRDefault="00B60B17" ns0:rsidP="00B60B17">
-      <ns0:r>
-        <ns0:t>Image file: L1344_760102</ns0:t>
-      </ns0:r>
-    </ns0:p>
-    <ns0:p ns2:paraId="50CAEBFB" ns2:textId="77777777" ns0:rsidR="00B60B17" ns0:rsidRDefault="00B60B17" ns0:rsidP="00B60B17">
-      <ns0:r>
-        <ns0:rPr>
-          <ns0:noProof/>
-        </ns0:rPr>
-        <ns0:drawing>
-          <ns3:inline distT="0" distB="0" distL="0" distR="0" ns4:anchorId="2C005E46" ns4:editId="252D6572">
-            <ns3:extent cx="1828800" cy="1196595"/>
-            <ns3:effectExtent l="0" t="0" r="0" b="0"/>
-            <ns3:docPr id="90" name="Picture 90"/>
-            <ns3:cNvGraphicFramePr>
-              <ns5:graphicFrameLocks noChangeAspect="1"/>
-            </ns3:cNvGraphicFramePr>
-            <ns5:graphic>
-              <ns5:graphicData uri="http://schemas.openxmlformats.org/drawingml/2006/picture">
-                <ns6:pic>
-                  <ns6:nvPicPr>
-                    <ns6:cNvPr id="0" name="4_3.png"/>
-                    <ns6:cNvPicPr/>
-                  </ns6:nvPicPr>
-                  <ns6:blipFill>
-                    <ns5:blip ns7:embed="rId7"/>
-                    <ns5:stretch>
-                      <ns5:fillRect/>
-                    </ns5:stretch>
-                  </ns6:blipFill>
-                  <ns6:spPr>
-                    <ns5:xfrm>
-                      <ns5:off x="0" y="0"/>
-                      <ns5:ext cx="1828800" cy="1196595"/>
-                    </ns5:xfrm>
-                    <ns5:prstGeom prst="rect">
-                      <ns5:avLst/>
-                    </ns5:prstGeom>
-                  </ns6:spPr>
-                </ns6:pic>
-              </ns5:graphicData>
-            </ns5:graphic>
-          </ns3:inline>
-        </ns0:drawing>
-      </ns0:r>
-    </ns0:p>
-    <ns0:p ns2:paraId="13CBE66F" ns2:textId="77777777" ns0:rsidR="00B60B17" ns0:rsidRDefault="00B60B17" ns0:rsidP="00B60B17">
-      <ns0:r>
-        <ns0:t>Title: Pelvic Bones (Posterior View)</ns0:t>
-      </ns0:r>
-    </ns0:p>
-    <ns0:p ns2:paraId="1053F988" ns2:textId="77777777" ns0:rsidR="00B60B17" ns0:rsidRDefault="00B60B17" ns0:rsidP="00B60B17">
-      <ns0:r>
-        <ns0:lastRenderedPageBreak/>
-        <ns0:t xml:space="preserve">Activity Interaction: Drag and </ns0:t>
-      </ns0:r>
-      <ns0:proofErr ns0:type="gramStart"/>
-      <ns0:r>
-        <ns0:t>drop</ns0:t>
-      </ns0:r>
-      <ns0:proofErr ns0:type="gramEnd"/>
-    </ns0:p>
-    <ns0:p ns2:paraId="00989BA5" ns2:textId="77777777" ns0:rsidR="00B60B17" ns0:rsidRDefault="00B60B17" ns0:rsidP="00B60B17">
-      <ns0:r>
-        <ns0:rPr>
-          <ns0:b/>
-        </ns0:rPr>
-        <ns0:t>Back-of-Card Content:</ns0:t>
-      </ns0:r>
-    </ns0:p>
-    <ns0:p ns2:paraId="7997B61F" ns2:textId="77777777" ns0:rsidR="00B60B17" ns0:rsidRDefault="00B60B17" ns0:rsidP="00B60B17">
-      <ns0:r>
-        <ns0:t>a. Iliac crest</ns0:t>
-      </ns0:r>
-    </ns0:p>
-    <ns0:p ns2:paraId="4C32B168" ns2:textId="77777777" ns0:rsidR="00B60B17" ns0:rsidRDefault="00B60B17" ns0:rsidP="00B60B17">
-      <ns0:r>
-        <ns0:t>b. Posterior gluteal line</ns0:t>
-      </ns0:r>
-    </ns0:p>
-    <ns0:p ns2:paraId="4FCCC89C" ns2:textId="77777777" ns0:rsidR="00B60B17" ns0:rsidRDefault="00B60B17" ns0:rsidP="00B60B17">
-      <ns0:r>
-        <ns0:t>c. Greater sciatic notch</ns0:t>
-      </ns0:r>
-    </ns0:p>
-    <ns0:p ns2:paraId="7E38DCBD" ns2:textId="77777777" ns0:rsidR="00B60B17" ns0:rsidRDefault="00B60B17" ns0:rsidP="00B60B17">
-      <ns0:r>
-        <ns0:t>d. Ischial spine</ns0:t>
-      </ns0:r>
-    </ns0:p>
-    <ns0:p ns2:paraId="66793738" ns2:textId="77777777" ns0:rsidR="00B60B17" ns0:rsidRDefault="00B60B17" ns0:rsidP="00B60B17">
-      <ns0:r>
-        <ns0:t>e. Lesser sciatic notch</ns0:t>
-      </ns0:r>
-    </ns0:p>
-    <ns0:p ns2:paraId="53484339" ns2:textId="77777777" ns0:rsidR="00B60B17" ns0:rsidRDefault="00B60B17" ns0:rsidP="00B60B17">
-      <ns0:r>
-        <ns0:t>f. Ischial tuberosity</ns0:t>
-      </ns0:r>
-    </ns0:p>
-    <ns0:p ns2:paraId="1647C06B" ns2:textId="77777777" ns0:rsidR="00B60B17" ns0:rsidRDefault="00B60B17" ns0:rsidP="00B60B17">
-      <ns0:r>
-        <ns0:t>g. Inferior pubic ramus</ns0:t>
-      </ns0:r>
-    </ns0:p>
-    <ns0:p ns2:paraId="59AD9320" ns2:textId="77777777" ns0:rsidR="00B60B17" ns0:rsidRDefault="00B60B17" ns0:rsidP="00B60B17">
-      <ns0:r>
-        <ns0:t>h. Obturator foramen</ns0:t>
-      </ns0:r>
-    </ns0:p>
-    <ns0:p ns2:paraId="72F20CB0" ns2:textId="77777777" ns0:rsidR="00B60B17" ns0:rsidRDefault="00B60B17" ns0:rsidP="00B60B17">
-      <ns0:proofErr ns0:type="spellStart"/>
-      <ns0:r>
-        <ns0:t>i</ns0:t>
-      </ns0:r>
-      <ns0:proofErr ns0:type="spellEnd"/>
-      <ns0:r>
-        <ns0:t>. Superior pubic ramus</ns0:t>
-      </ns0:r>
-    </ns0:p>
-    <ns0:p ns2:paraId="4ADDA284" ns2:textId="77777777" ns0:rsidR="00B60B17" ns0:rsidRDefault="00B60B17" ns0:rsidP="00B60B17">
-      <ns0:r>
-        <ns0:t>j. Posterior inferior iliac spine</ns0:t>
-      </ns0:r>
-    </ns0:p>
-    <ns0:p ns2:paraId="33B06F0E" ns2:textId="77777777" ns0:rsidR="00B60B17" ns0:rsidRDefault="00B60B17" ns0:rsidP="00B60B17">
-      <ns0:r>
-        <ns0:t>k. Posterior superior iliac spine</ns0:t>
-      </ns0:r>
-    </ns0:p>
-    <ns0:p ns2:paraId="12A14268" ns2:textId="77777777" ns0:rsidR="00B60B17" ns0:rsidRDefault="00B60B17" ns0:rsidP="00B60B17">
-      <ns0:r>
-        <ns0:t>l. Iliac tuberosity</ns0:t>
-      </ns0:r>
-    </ns0:p>
-    <ns0:p ns2:paraId="4F7D4CD9" ns2:textId="77777777" ns0:rsidR="00B60B17" ns0:rsidRDefault="00B60B17" ns0:rsidP="00B60B17"/>
-    <ns0:p ns2:paraId="14F9FC19" ns2:textId="77777777" ns0:rsidR="00B60B17" ns0:rsidRDefault="00B60B17" ns0:rsidP="00B60B17">
-      <ns0:pPr>
-        <ns0:pStyle ns0:val="Heading2"/>
-      </ns0:pPr>
-      <ns0:r>
-        <ns0:t>Card ID: 4.4</ns0:t>
-      </ns0:r>
-    </ns0:p>
-    <ns0:p ns2:paraId="554907B3" ns2:textId="77777777" ns0:rsidR="00B60B17" ns0:rsidRDefault="00B60B17" ns0:rsidP="00B60B17">
-      <ns0:r>
-        <ns0:t>Image file: L1344_760103</ns0:t>
-      </ns0:r>
-    </ns0:p>
-    <ns0:p ns2:paraId="6DB935D7" ns2:textId="77777777" ns0:rsidR="00B60B17" ns0:rsidRDefault="00B60B17" ns0:rsidP="00B60B17">
-      <ns0:r>
-        <ns0:rPr>
-          <ns0:noProof/>
-        </ns0:rPr>
-        <ns0:drawing>
-          <ns3:inline distT="0" distB="0" distL="0" distR="0" ns4:anchorId="59997ADD" ns4:editId="700B4FD1">
-            <ns3:extent cx="1828800" cy="1196595"/>
-            <ns3:effectExtent l="0" t="0" r="0" b="0"/>
-            <ns3:docPr id="91" name="Picture 91"/>
-            <ns3:cNvGraphicFramePr>
-              <ns5:graphicFrameLocks noChangeAspect="1"/>
-            </ns3:cNvGraphicFramePr>
-            <ns5:graphic>
-              <ns5:graphicData uri="http://schemas.openxmlformats.org/drawingml/2006/picture">
-                <ns6:pic>
-                  <ns6:nvPicPr>
-                    <ns6:cNvPr id="0" name="4_4.png"/>
-                    <ns6:cNvPicPr/>
-                  </ns6:nvPicPr>
-                  <ns6:blipFill>
-                    <ns5:blip ns7:embed="rId8"/>
-                    <ns5:stretch>
-                      <ns5:fillRect/>
-                    </ns5:stretch>
-                  </ns6:blipFill>
-                  <ns6:spPr>
-                    <ns5:xfrm>
-                      <ns5:off x="0" y="0"/>
-                      <ns5:ext cx="1828800" cy="1196595"/>
-                    </ns5:xfrm>
-                    <ns5:prstGeom prst="rect">
-                      <ns5:avLst/>
-                    </ns5:prstGeom>
-                  </ns6:spPr>
-                </ns6:pic>
-              </ns5:graphicData>
-            </ns5:graphic>
-          </ns3:inline>
-        </ns0:drawing>
-      </ns0:r>
-    </ns0:p>
-    <ns0:p ns2:paraId="755374CF" ns2:textId="77777777" ns0:rsidR="00B60B17" ns0:rsidRDefault="00B60B17" ns0:rsidP="00B60B17">
-      <ns0:r>
-        <ns0:t>Title: Sacrum</ns0:t>
-      </ns0:r>
-    </ns0:p>
-    <ns0:p ns2:paraId="1DB52535" ns2:textId="77777777" ns0:rsidR="00B60B17" ns0:rsidRDefault="00B60B17" ns0:rsidP="00B60B17">
-      <ns0:r>
-        <ns0:t xml:space="preserve">Activity Interaction: Drag and </ns0:t>
-      </ns0:r>
-      <ns0:proofErr ns0:type="gramStart"/>
-      <ns0:r>
-        <ns0:t>drop</ns0:t>
-      </ns0:r>
-      <ns0:proofErr ns0:type="gramEnd"/>
-    </ns0:p>
-    <ns0:p ns2:paraId="49612D68" ns2:textId="77777777" ns0:rsidR="00B60B17" ns0:rsidRDefault="00B60B17" ns0:rsidP="00B60B17">
-      <ns0:r>
-        <ns0:rPr>
-          <ns0:b/>
-        </ns0:rPr>
-        <ns0:t>Back-of-Card Content:</ns0:t>
-      </ns0:r>
-    </ns0:p>
-    <ns0:p ns2:paraId="3017CFBD" ns2:textId="77777777" ns0:rsidR="00B60B17" ns0:rsidRDefault="00B60B17" ns0:rsidP="00B60B17">
-      <ns0:r>
-        <ns0:t>a. Superior articular processes</ns0:t>
-      </ns0:r>
-    </ns0:p>
-    <ns0:p ns2:paraId="1C896126" ns2:textId="77777777" ns0:rsidR="00B60B17" ns0:rsidRDefault="00B60B17" ns0:rsidP="00B60B17">
-      <ns0:r>
-        <ns0:t>b. Sacral promontory</ns0:t>
-      </ns0:r>
-    </ns0:p>
-    <ns0:p ns2:paraId="5D60C053" ns2:textId="77777777" ns0:rsidR="00B60B17" ns0:rsidRDefault="00B60B17" ns0:rsidP="00B60B17">
-      <ns0:r>
-        <ns0:lastRenderedPageBreak/>
-        <ns0:t>c. Sacral foramina</ns0:t>
-      </ns0:r>
-    </ns0:p>
-    <ns0:p ns2:paraId="63BF21F7" ns2:textId="77777777" ns0:rsidR="00B60B17" ns0:rsidRDefault="00B60B17" ns0:rsidP="00B60B17">
-      <ns0:r>
-        <ns0:t>d. Coccyx</ns0:t>
-      </ns0:r>
-    </ns0:p>
-    <ns0:p ns2:paraId="3686FD90" ns2:textId="77777777" ns0:rsidR="00B60B17" ns0:rsidRDefault="00B60B17" ns0:rsidP="00B60B17">
-      <ns0:r>
-        <ns0:t>e. Transverse lines</ns0:t>
-      </ns0:r>
-    </ns0:p>
-    <ns0:p ns2:paraId="73BA4850" ns2:textId="77777777" ns0:rsidR="00B60B17" ns0:rsidRDefault="00B60B17" ns0:rsidP="00B60B17"/>
-    <ns0:p ns2:paraId="4C751E72" ns2:textId="77777777" ns0:rsidR="00B60B17" ns0:rsidRDefault="00B60B17" ns0:rsidP="00B60B17">
-      <ns0:pPr>
-        <ns0:pStyle ns0:val="Heading2"/>
-      </ns0:pPr>
-      <ns0:r>
-        <ns0:t>Card ID: 4.5</ns0:t>
-      </ns0:r>
-    </ns0:p>
-    <ns0:p ns2:paraId="441DDF25" ns2:textId="77777777" ns0:rsidR="00B60B17" ns0:rsidRDefault="00B60B17" ns0:rsidP="00B60B17">
-      <ns0:r>
-        <ns0:t>Image file: L1344_760104</ns0:t>
-      </ns0:r>
-    </ns0:p>
-    <ns0:p ns2:paraId="49065F37" ns2:textId="77777777" ns0:rsidR="00B60B17" ns0:rsidRDefault="00B60B17" ns0:rsidP="00B60B17">
-      <ns0:r>
-        <ns0:rPr>
-          <ns0:noProof/>
-        </ns0:rPr>
-        <ns0:drawing>
-          <ns3:inline distT="0" distB="0" distL="0" distR="0" ns4:anchorId="7D01F577" ns4:editId="4F32CFD7">
-            <ns3:extent cx="1828800" cy="1196595"/>
-            <ns3:effectExtent l="0" t="0" r="0" b="0"/>
-            <ns3:docPr id="92" name="Picture 92"/>
-            <ns3:cNvGraphicFramePr>
-              <ns5:graphicFrameLocks noChangeAspect="1"/>
-            </ns3:cNvGraphicFramePr>
-            <ns5:graphic>
-              <ns5:graphicData uri="http://schemas.openxmlformats.org/drawingml/2006/picture">
-                <ns6:pic>
-                  <ns6:nvPicPr>
-                    <ns6:cNvPr id="0" name="4_5.png"/>
-                    <ns6:cNvPicPr/>
-                  </ns6:nvPicPr>
-                  <ns6:blipFill>
-                    <ns5:blip ns7:embed="rId9"/>
-                    <ns5:stretch>
-                      <ns5:fillRect/>
-                    </ns5:stretch>
-                  </ns6:blipFill>
-                  <ns6:spPr>
-                    <ns5:xfrm>
-                      <ns5:off x="0" y="0"/>
-                      <ns5:ext cx="1828800" cy="1196595"/>
-                    </ns5:xfrm>
-                    <ns5:prstGeom prst="rect">
-                      <ns5:avLst/>
-                    </ns5:prstGeom>
-                  </ns6:spPr>
-                </ns6:pic>
-              </ns5:graphicData>
-            </ns5:graphic>
-          </ns3:inline>
-        </ns0:drawing>
-      </ns0:r>
-    </ns0:p>
-    <ns0:p ns2:paraId="147F937B" ns2:textId="77777777" ns0:rsidR="00B60B17" ns0:rsidRDefault="00B60B17" ns0:rsidP="00B60B17">
-      <ns0:r>
-        <ns0:t>Title: Posterior Ligaments</ns0:t>
-      </ns0:r>
-    </ns0:p>
-    <ns0:p ns2:paraId="7D4988A2" ns2:textId="77777777" ns0:rsidR="00B60B17" ns0:rsidRDefault="00B60B17" ns0:rsidP="00B60B17">
-      <ns0:r>
-        <ns0:t xml:space="preserve">Activity Interaction: </ns0:t>
-      </ns0:r>
-      <ns0:r ns0:rsidRPr="00B417F4">
-        <ns0:t>fill-in-the-blank</ns0:t>
-      </ns0:r>
-    </ns0:p>
-    <ns0:p ns2:paraId="090B9C7A" ns2:textId="77777777" ns0:rsidR="00B60B17" ns0:rsidRDefault="00B60B17" ns0:rsidP="00B60B17">
-      <ns0:r>
-        <ns0:rPr>
-          <ns0:b/>
-        </ns0:rPr>
-        <ns0:t>Back-of-Card Content:</ns0:t>
-      </ns0:r>
-    </ns0:p>
-    <ns0:p ns2:paraId="1D7E9DE8" ns2:textId="77777777" ns0:rsidR="00B60B17" ns0:rsidRDefault="00B60B17" ns0:rsidP="00B60B17">
-      <ns0:r>
-        <ns0:t xml:space="preserve">a. </ns0:t>
-      </ns0:r>
-      <ns0:r ns0:rsidRPr="006D6D54">
-        <ns0:rPr>
-          <ns0:highlight ns0:val="yellow"/>
-        </ns0:rPr>
-        <ns0:t xml:space="preserve">Iliolumbar </ns0:t>
-      </ns0:r>
-      <ns0:r>
-        <ns0:t xml:space="preserve">ligaments: restricts excessive side bending and </ns0:t>
-      </ns0:r>
-      <ns0:r ns0:rsidRPr="006D6D54">
-        <ns0:rPr>
-          <ns0:highlight ns0:val="yellow"/>
-        </ns0:rPr>
-        <ns0:t xml:space="preserve">rotation </ns0:t>
-      </ns0:r>
-      <ns0:r>
-        <ns0:t xml:space="preserve">of the lumbar spine, </ns0:t>
-      </ns0:r>
-      <ns0:r ns0:rsidRPr="006D6D54">
-        <ns0:rPr>
-          <ns0:highlight ns0:val="yellow"/>
-        </ns0:rPr>
-        <ns0:t xml:space="preserve">anterior </ns0:t>
-      </ns0:r>
-      <ns0:r>
-        <ns0:t>shear forces between L5 and the sacrum</ns0:t>
-      </ns0:r>
-    </ns0:p>
-    <ns0:p ns2:paraId="1D7C9FDB" ns2:textId="77777777" ns0:rsidR="00B60B17" ns0:rsidRDefault="00B60B17" ns0:rsidP="00B60B17">
-      <ns0:r>
-        <ns0:t xml:space="preserve">b. </ns0:t>
-      </ns0:r>
-      <ns0:r ns0:rsidRPr="006D6D54">
-        <ns0:rPr>
-          <ns0:highlight ns0:val="yellow"/>
-        </ns0:rPr>
-        <ns0:t xml:space="preserve">Posterior sacroiliac </ns0:t>
-      </ns0:r>
-      <ns0:proofErr ns0:type="gramStart"/>
-      <ns0:r>
-        <ns0:t>ligament:</ns0:t>
-      </ns0:r>
-      <ns0:proofErr ns0:type="gramEnd"/>
-      <ns0:r>
-        <ns0:t xml:space="preserve"> restricts displacement of the </ns0:t>
-      </ns0:r>
-      <ns0:r ns0:rsidRPr="006D6D54">
-        <ns0:rPr>
-          <ns0:highlight ns0:val="yellow"/>
-        </ns0:rPr>
-        <ns0:t>ilium</ns0:t>
-      </ns0:r>
-      <ns0:r>
-        <ns0:t xml:space="preserve"> from the sacrum</ns0:t>
-      </ns0:r>
-    </ns0:p>
-    <ns0:p ns2:paraId="510D4E7A" ns2:textId="77777777" ns0:rsidR="00B60B17" ns0:rsidRDefault="00B60B17" ns0:rsidP="00B60B17">
-      <ns0:r>
-        <ns0:t xml:space="preserve">c. </ns0:t>
-      </ns0:r>
-      <ns0:r ns0:rsidRPr="006D6D54">
-        <ns0:rPr>
-          <ns0:highlight ns0:val="yellow"/>
-        </ns0:rPr>
-        <ns0:t xml:space="preserve">Sacrospinous </ns0:t>
-      </ns0:r>
-      <ns0:r>
-        <ns0:t xml:space="preserve">ligament: restricts excessive </ns0:t>
-      </ns0:r>
-      <ns0:r ns0:rsidRPr="006D6D54">
-        <ns0:rPr>
-          <ns0:highlight ns0:val="yellow"/>
-        </ns0:rPr>
-        <ns0:t>rotation</ns0:t>
-      </ns0:r>
-      <ns0:r>
-        <ns0:t xml:space="preserve"> of the pelvis and sacrum</ns0:t>
-      </ns0:r>
-    </ns0:p>
-    <ns0:p ns2:paraId="068887D3" ns2:textId="77777777" ns0:rsidR="00B60B17" ns0:rsidRDefault="00B60B17" ns0:rsidP="00B60B17">
-      <ns0:r>
-        <ns0:t xml:space="preserve">d. </ns0:t>
-      </ns0:r>
-      <ns0:proofErr ns0:type="spellStart"/>
-      <ns0:r ns0:rsidRPr="006D6D54">
-        <ns0:rPr>
-          <ns0:highlight ns0:val="yellow"/>
-        </ns0:rPr>
-        <ns0:t>Sacrotuberous</ns0:t>
-      </ns0:r>
-      <ns0:proofErr ns0:type="spellEnd"/>
-      <ns0:r ns0:rsidRPr="006D6D54">
-        <ns0:rPr>
-          <ns0:highlight ns0:val="yellow"/>
-        </ns0:rPr>
-        <ns0:t xml:space="preserve"> </ns0:t>
-      </ns0:r>
-      <ns0:proofErr ns0:type="gramStart"/>
-      <ns0:r>
-        <ns0:t>ligament:</ns0:t>
-      </ns0:r>
-      <ns0:proofErr ns0:type="gramEnd"/>
-      <ns0:r>
-        <ns0:t xml:space="preserve"> restricts excessive </ns0:t>
-      </ns0:r>
-      <ns0:r ns0:rsidRPr="006D6D54">
-        <ns0:rPr>
-          <ns0:highlight ns0:val="yellow"/>
-        </ns0:rPr>
-        <ns0:t>anterior</ns0:t>
-      </ns0:r>
-      <ns0:r>
-        <ns0:t xml:space="preserve"> tipping of the sacrum</ns0:t>
-      </ns0:r>
-    </ns0:p>
-    <ns0:p ns2:paraId="3ECF538A" ns2:textId="77777777" ns0:rsidR="00B60B17" ns0:rsidRDefault="00B60B17" ns0:rsidP="00B60B17"/>
-    <ns0:p ns2:paraId="32C49D37" ns2:textId="77777777" ns0:rsidR="00B60B17" ns0:rsidRDefault="00B60B17" ns0:rsidP="00B60B17">
-      <ns0:pPr>
-        <ns0:pStyle ns0:val="Heading2"/>
-      </ns0:pPr>
-      <ns0:r>
-        <ns0:t>Card ID: 4.6</ns0:t>
-      </ns0:r>
-    </ns0:p>
-    <ns0:p ns2:paraId="3BD016C8" ns2:textId="77777777" ns0:rsidR="00B60B17" ns0:rsidRDefault="00B60B17" ns0:rsidP="00B60B17">
-      <ns0:r>
-        <ns0:t>Image file: L1344_760105</ns0:t>
-      </ns0:r>
-    </ns0:p>
-    <ns0:p ns2:paraId="3906BB4B" ns2:textId="77777777" ns0:rsidR="00B60B17" ns0:rsidRDefault="00B60B17" ns0:rsidP="00B60B17">
-      <ns0:r>
-        <ns0:rPr>
-          <ns0:noProof/>
-        </ns0:rPr>
-        <ns0:drawing>
-          <ns3:inline distT="0" distB="0" distL="0" distR="0" ns4:anchorId="6B5C3D73" ns4:editId="4CAE5685">
-            <ns3:extent cx="1828800" cy="1196595"/>
-            <ns3:effectExtent l="0" t="0" r="0" b="0"/>
-            <ns3:docPr id="93" name="Picture 93"/>
-            <ns3:cNvGraphicFramePr>
-              <ns5:graphicFrameLocks noChangeAspect="1"/>
-            </ns3:cNvGraphicFramePr>
-            <ns5:graphic>
-              <ns5:graphicData uri="http://schemas.openxmlformats.org/drawingml/2006/picture">
-                <ns6:pic>
-                  <ns6:nvPicPr>
-                    <ns6:cNvPr id="0" name="4_6.png"/>
-                    <ns6:cNvPicPr/>
-                  </ns6:nvPicPr>
-                  <ns6:blipFill>
-                    <ns5:blip ns7:embed="rId10"/>
-                    <ns5:stretch>
-                      <ns5:fillRect/>
-                    </ns5:stretch>
-                  </ns6:blipFill>
-                  <ns6:spPr>
-                    <ns5:xfrm>
-                      <ns5:off x="0" y="0"/>
-                      <ns5:ext cx="1828800" cy="1196595"/>
-                    </ns5:xfrm>
-                    <ns5:prstGeom prst="rect">
-                      <ns5:avLst/>
-                    </ns5:prstGeom>
-                  </ns6:spPr>
-                </ns6:pic>
-              </ns5:graphicData>
-            </ns5:graphic>
-          </ns3:inline>
-        </ns0:drawing>
-      </ns0:r>
-    </ns0:p>
-    <ns0:p ns2:paraId="524BEE68" ns2:textId="77777777" ns0:rsidR="00B60B17" ns0:rsidRDefault="00B60B17" ns0:rsidP="00B60B17">
-      <ns0:r>
-        <ns0:t>Title: Anterior Ligaments</ns0:t>
-      </ns0:r>
-    </ns0:p>
-    <ns0:p ns2:paraId="4605F488" ns2:textId="77777777" ns0:rsidR="00B60B17" ns0:rsidRDefault="00B60B17" ns0:rsidP="00B60B17">
-      <ns0:r>
-        <ns0:lastRenderedPageBreak/>
-        <ns0:t xml:space="preserve">Activity Interaction: </ns0:t>
-      </ns0:r>
-      <ns0:r ns0:rsidRPr="00B417F4">
-        <ns0:t>fill-in-the-blank</ns0:t>
-      </ns0:r>
-    </ns0:p>
-    <ns0:p ns2:paraId="6D82DCB2" ns2:textId="77777777" ns0:rsidR="00B60B17" ns0:rsidRDefault="00B60B17" ns0:rsidP="00B60B17">
-      <ns0:r>
-        <ns0:rPr>
-          <ns0:b/>
-        </ns0:rPr>
-        <ns0:t>Back-of-Card Content:</ns0:t>
-      </ns0:r>
-    </ns0:p>
-    <ns0:p ns2:paraId="505989F4" ns2:textId="77777777" ns0:rsidR="00B60B17" ns0:rsidRDefault="00B60B17" ns0:rsidP="00B60B17">
-      <ns0:r>
-        <ns0:t xml:space="preserve">a. </ns0:t>
-      </ns0:r>
-      <ns0:r ns0:rsidRPr="006D6D54">
-        <ns0:rPr>
-          <ns0:highlight ns0:val="yellow"/>
-        </ns0:rPr>
-        <ns0:t xml:space="preserve">Iliolumbar </ns0:t>
-      </ns0:r>
-      <ns0:r>
-        <ns0:t>ligaments: restricts excessive side bending and rotation of the lumbar spine, anterior shear forces between L5 and the sacrum</ns0:t>
-      </ns0:r>
-    </ns0:p>
-    <ns0:p ns2:paraId="160E480F" ns2:textId="77777777" ns0:rsidR="00B60B17" ns0:rsidRDefault="00B60B17" ns0:rsidP="00B60B17">
-      <ns0:r>
-        <ns0:t xml:space="preserve">b. </ns0:t>
-      </ns0:r>
-      <ns0:r ns0:rsidRPr="006D6D54">
-        <ns0:rPr>
-          <ns0:highlight ns0:val="yellow"/>
-        </ns0:rPr>
-        <ns0:t xml:space="preserve">Anterior sacroiliac </ns0:t>
-      </ns0:r>
-      <ns0:r>
-        <ns0:t xml:space="preserve">ligament: minimal impact on pelvic stability, connects the anterior </ns0:t>
-      </ns0:r>
-      <ns0:r ns0:rsidRPr="006D6D54">
-        <ns0:rPr>
-          <ns0:highlight ns0:val="yellow"/>
-        </ns0:rPr>
-        <ns0:t xml:space="preserve">sacrum </ns0:t>
-      </ns0:r>
-      <ns0:r>
-        <ns0:t xml:space="preserve">to the </ns0:t>
-      </ns0:r>
-      <ns0:r ns0:rsidRPr="006D6D54">
-        <ns0:rPr>
-          <ns0:highlight ns0:val="yellow"/>
-        </ns0:rPr>
-        <ns0:t>ilium</ns0:t>
-      </ns0:r>
-    </ns0:p>
-    <ns0:p ns2:paraId="3CEF28F0" ns2:textId="77777777" ns0:rsidR="00B60B17" ns0:rsidRDefault="00B60B17" ns0:rsidP="00B60B17">
-      <ns0:r>
-        <ns0:t xml:space="preserve">c. </ns0:t>
-      </ns0:r>
-      <ns0:r ns0:rsidRPr="006D6D54">
-        <ns0:rPr>
-          <ns0:highlight ns0:val="yellow"/>
-        </ns0:rPr>
-        <ns0:t xml:space="preserve">Anterior longitudinal </ns0:t>
-      </ns0:r>
-      <ns0:proofErr ns0:type="gramStart"/>
-      <ns0:r>
-        <ns0:t>ligament:</ns0:t>
-      </ns0:r>
-      <ns0:proofErr ns0:type="gramEnd"/>
-      <ns0:r>
-        <ns0:t xml:space="preserve"> restricts excessive </ns0:t>
-      </ns0:r>
-      <ns0:r ns0:rsidRPr="006D6D54">
-        <ns0:rPr>
-          <ns0:highlight ns0:val="yellow"/>
-        </ns0:rPr>
-        <ns0:t>extension</ns0:t>
-      </ns0:r>
-      <ns0:r>
-        <ns0:t>, reinforces intervertebral discs</ns0:t>
-      </ns0:r>
-    </ns0:p>
-    <ns0:p ns2:paraId="3E024F96" ns2:textId="77777777" ns0:rsidR="00B60B17" ns0:rsidRDefault="00B60B17" ns0:rsidP="00B60B17">
-      <ns0:r>
-        <ns0:t xml:space="preserve">d. </ns0:t>
-      </ns0:r>
-      <ns0:r ns0:rsidRPr="006D6D54">
-        <ns0:rPr>
-          <ns0:highlight ns0:val="yellow"/>
-        </ns0:rPr>
-        <ns0:t xml:space="preserve">Sacrospinous </ns0:t>
-      </ns0:r>
-      <ns0:r>
-        <ns0:t xml:space="preserve">ligament: restricts excessive </ns0:t>
-      </ns0:r>
-      <ns0:r ns0:rsidRPr="006D6D54">
-        <ns0:rPr>
-          <ns0:highlight ns0:val="yellow"/>
-        </ns0:rPr>
-        <ns0:t xml:space="preserve">rotation </ns0:t>
-      </ns0:r>
-      <ns0:r>
-        <ns0:t>of the pelvis and sacrum</ns0:t>
-      </ns0:r>
-    </ns0:p>
-    <ns0:p ns2:paraId="79B40382" ns2:textId="77777777" ns0:rsidR="00B60B17" ns0:rsidRDefault="00B60B17" ns0:rsidP="00B60B17">
-      <ns0:r>
-        <ns0:t xml:space="preserve">e. </ns0:t>
-      </ns0:r>
-      <ns0:proofErr ns0:type="spellStart"/>
-      <ns0:r ns0:rsidRPr="006D6D54">
-        <ns0:rPr>
-          <ns0:highlight ns0:val="yellow"/>
-        </ns0:rPr>
-        <ns0:t>Sacrotuberous</ns0:t>
-      </ns0:r>
-      <ns0:proofErr ns0:type="spellEnd"/>
-      <ns0:r ns0:rsidRPr="006D6D54">
-        <ns0:rPr>
-          <ns0:highlight ns0:val="yellow"/>
-        </ns0:rPr>
-        <ns0:t xml:space="preserve"> </ns0:t>
-      </ns0:r>
-      <ns0:proofErr ns0:type="gramStart"/>
-      <ns0:r>
-        <ns0:t>ligament:</ns0:t>
-      </ns0:r>
-      <ns0:proofErr ns0:type="gramEnd"/>
-      <ns0:r>
-        <ns0:t xml:space="preserve"> restricts excessive </ns0:t>
-      </ns0:r>
-      <ns0:r ns0:rsidRPr="006D6D54">
-        <ns0:rPr>
-          <ns0:highlight ns0:val="yellow"/>
-        </ns0:rPr>
-        <ns0:t xml:space="preserve">anterior </ns0:t>
-      </ns0:r>
-      <ns0:r>
-        <ns0:t>tipping of the sacrum</ns0:t>
-      </ns0:r>
-    </ns0:p>
-    <ns0:p ns2:paraId="09F78026" ns2:textId="77777777" ns0:rsidR="00B60B17" ns0:rsidRDefault="00B60B17" ns0:rsidP="00B60B17"/>
-    <ns0:p ns2:paraId="76FBF743" ns2:textId="77777777" ns0:rsidR="00B60B17" ns0:rsidRDefault="00B60B17" ns0:rsidP="00B60B17">
-      <ns0:pPr>
-        <ns0:pStyle ns0:val="Heading2"/>
-      </ns0:pPr>
-      <ns0:r>
-        <ns0:t>Card ID: 4.7</ns0:t>
-      </ns0:r>
-    </ns0:p>
-    <ns0:p ns2:paraId="3B49ADCA" ns2:textId="77777777" ns0:rsidR="00B60B17" ns0:rsidRDefault="00B60B17" ns0:rsidP="00B60B17">
-      <ns0:r>
-        <ns0:t>Image file: L1344_760106</ns0:t>
-      </ns0:r>
-    </ns0:p>
-    <ns0:p ns2:paraId="149D0051" ns2:textId="77777777" ns0:rsidR="00B60B17" ns0:rsidRDefault="00B60B17" ns0:rsidP="00B60B17">
-      <ns0:r>
-        <ns0:rPr>
-          <ns0:noProof/>
-        </ns0:rPr>
-        <ns0:drawing>
-          <ns3:inline distT="0" distB="0" distL="0" distR="0" ns4:anchorId="5739FBF7" ns4:editId="66840FCA">
-            <ns3:extent cx="1828800" cy="1196595"/>
-            <ns3:effectExtent l="0" t="0" r="0" b="0"/>
-            <ns3:docPr id="94" name="Picture 94"/>
-            <ns3:cNvGraphicFramePr>
-              <ns5:graphicFrameLocks noChangeAspect="1"/>
-            </ns3:cNvGraphicFramePr>
-            <ns5:graphic>
-              <ns5:graphicData uri="http://schemas.openxmlformats.org/drawingml/2006/picture">
-                <ns6:pic>
-                  <ns6:nvPicPr>
-                    <ns6:cNvPr id="0" name="4_7.png"/>
-                    <ns6:cNvPicPr/>
-                  </ns6:nvPicPr>
-                  <ns6:blipFill>
-                    <ns5:blip ns7:embed="rId11"/>
-                    <ns5:stretch>
-                      <ns5:fillRect/>
-                    </ns5:stretch>
-                  </ns6:blipFill>
-                  <ns6:spPr>
-                    <ns5:xfrm>
-                      <ns5:off x="0" y="0"/>
-                      <ns5:ext cx="1828800" cy="1196595"/>
-                    </ns5:xfrm>
-                    <ns5:prstGeom prst="rect">
-                      <ns5:avLst/>
-                    </ns5:prstGeom>
-                  </ns6:spPr>
-                </ns6:pic>
-              </ns5:graphicData>
-            </ns5:graphic>
-          </ns3:inline>
-        </ns0:drawing>
-      </ns0:r>
-    </ns0:p>
-    <ns0:p ns2:paraId="6621E669" ns2:textId="77777777" ns0:rsidR="00B60B17" ns0:rsidRDefault="00B60B17" ns0:rsidP="00B60B17">
-      <ns0:r>
-        <ns0:t xml:space="preserve">Title: </ns0:t>
-      </ns0:r>
-      <ns0:r ns0:rsidRPr="006D6D54">
-        <ns0:rPr>
-          <ns0:highlight ns0:val="yellow"/>
-        </ns0:rPr>
-        <ns0:t>Levator ani</ns0:t>
-      </ns0:r>
-      <ns0:r>
-        <ns0:t xml:space="preserve"> (iliococcygeus, puborectalis, pubococcygeus)</ns0:t>
-      </ns0:r>
-    </ns0:p>
-    <ns0:p ns2:paraId="3D9132D2" ns2:textId="70949842" ns0:rsidR="00B60B17" ns0:rsidRDefault="00B60B17" ns0:rsidP="00B60B17">
-      <ns0:r>
-        <ns0:t xml:space="preserve">Activity Interaction: </ns0:t>
-      </ns0:r>
-      <ns0:r>
-        <ns0:t>select all that apply</ns0:t>
-      </ns0:r>
-    </ns0:p>
-    <ns0:p ns2:paraId="0657729E" ns2:textId="77777777" ns0:rsidR="00B60B17" ns0:rsidRDefault="00B60B17" ns0:rsidP="00B60B17">
-      <ns0:r>
-        <ns0:rPr>
-          <ns0:b/>
-        </ns0:rPr>
-        <ns0:t>Back-of-Card Content:</ns0:t>
-      </ns0:r>
-    </ns0:p>
-    <ns0:p ns2:paraId="63D4C015" ns2:textId="77777777" ns0:rsidR="00B60B17" ns0:rsidRDefault="00B60B17" ns0:rsidP="00B60B17">
-      <ns0:r>
-        <ns0:t xml:space="preserve">Proximal insertion: </ns0:t>
-      </ns0:r>
-    </ns0:p>
-    <ns0:p ns2:paraId="73D9D7AB" ns2:textId="77777777" ns0:rsidR="00B60B17" ns0:rsidRDefault="00B60B17" ns0:rsidP="00B60B17">
-      <ns0:pPr>
-        <ns0:pStyle ns0:val="ListParagraph"/>
-        <ns0:numPr>
-          <ns0:ilvl ns0:val="0"/>
-          <ns0:numId ns0:val="2"/>
-        </ns0:numPr>
-      </ns0:pPr>
-      <ns0:r>
-        <ns0:t>*</ns0:t>
-      </ns0:r>
-      <ns0:proofErr ns0:type="gramStart"/>
-      <ns0:r>
-        <ns0:t>pubis</ns0:t>
-      </ns0:r>
-      <ns0:proofErr ns0:type="gramEnd"/>
-    </ns0:p>
-    <ns0:p ns2:paraId="0733A67F" ns2:textId="77777777" ns0:rsidR="00B60B17" ns0:rsidRDefault="00B60B17" ns0:rsidP="00B60B17">
-      <ns0:pPr>
-        <ns0:pStyle ns0:val="ListParagraph"/>
-        <ns0:numPr>
-          <ns0:ilvl ns0:val="0"/>
-          <ns0:numId ns0:val="2"/>
-        </ns0:numPr>
-      </ns0:pPr>
-      <ns0:r>
-        <ns0:t>*</ns0:t>
-      </ns0:r>
-      <ns0:proofErr ns0:type="gramStart"/>
-      <ns0:r>
-        <ns0:t>ischium</ns0:t>
-      </ns0:r>
-      <ns0:proofErr ns0:type="gramEnd"/>
-    </ns0:p>
-    <ns0:p ns2:paraId="638714DA" ns2:textId="77777777" ns0:rsidR="00B60B17" ns0:rsidRDefault="00B60B17" ns0:rsidP="00B60B17">
-      <ns0:pPr>
-        <ns0:pStyle ns0:val="ListParagraph"/>
-        <ns0:numPr>
-          <ns0:ilvl ns0:val="0"/>
-          <ns0:numId ns0:val="2"/>
-        </ns0:numPr>
-      </ns0:pPr>
-      <ns0:r>
-        <ns0:t>anococcygeal ligament</ns0:t>
-      </ns0:r>
-    </ns0:p>
-    <ns0:p ns2:paraId="5037CA4F" ns2:textId="77777777" ns0:rsidR="00B60B17" ns0:rsidRDefault="00B60B17" ns0:rsidP="00B60B17"/>
-    <ns0:p ns2:paraId="07590DBF" ns2:textId="77777777" ns0:rsidR="00B60B17" ns0:rsidRDefault="00B60B17" ns0:rsidP="00B60B17">
-      <ns0:r>
-        <ns0:t xml:space="preserve">Distal insertion: </ns0:t>
-      </ns0:r>
-    </ns0:p>
-    <ns0:p ns2:paraId="7E711214" ns2:textId="77777777" ns0:rsidR="00B60B17" ns0:rsidRDefault="00B60B17" ns0:rsidP="00B60B17">
-      <ns0:pPr>
-        <ns0:pStyle ns0:val="ListParagraph"/>
-        <ns0:numPr>
-          <ns0:ilvl ns0:val="0"/>
-          <ns0:numId ns0:val="3"/>
-        </ns0:numPr>
-      </ns0:pPr>
-      <ns0:r>
-        <ns0:t>*</ns0:t>
-      </ns0:r>
-      <ns0:proofErr ns0:type="gramStart"/>
-      <ns0:r>
-        <ns0:t>urethra</ns0:t>
-      </ns0:r>
-      <ns0:proofErr ns0:type="gramEnd"/>
-    </ns0:p>
-    <ns0:p ns2:paraId="52CF8439" ns2:textId="77777777" ns0:rsidR="00B60B17" ns0:rsidRDefault="00B60B17" ns0:rsidP="00B60B17">
-      <ns0:pPr>
-        <ns0:pStyle ns0:val="ListParagraph"/>
-        <ns0:numPr>
-          <ns0:ilvl ns0:val="0"/>
-          <ns0:numId ns0:val="3"/>
-        </ns0:numPr>
-      </ns0:pPr>
-      <ns0:r>
-        <ns0:t>*</ns0:t>
-      </ns0:r>
-      <ns0:proofErr ns0:type="gramStart"/>
-      <ns0:r>
-        <ns0:t>anal</ns0:t>
-      </ns0:r>
-      <ns0:proofErr ns0:type="gramEnd"/>
-      <ns0:r>
-        <ns0:t xml:space="preserve"> canal</ns0:t>
-      </ns0:r>
-    </ns0:p>
-    <ns0:p ns2:paraId="7E105B64" ns2:textId="77777777" ns0:rsidR="00B60B17" ns0:rsidRDefault="00B60B17" ns0:rsidP="00B60B17">
-      <ns0:pPr>
-        <ns0:pStyle ns0:val="ListParagraph"/>
-        <ns0:numPr>
-          <ns0:ilvl ns0:val="0"/>
-          <ns0:numId ns0:val="3"/>
-        </ns0:numPr>
-      </ns0:pPr>
-      <ns0:r>
-        <ns0:t>*</ns0:t>
-      </ns0:r>
-      <ns0:proofErr ns0:type="gramStart"/>
-      <ns0:r>
-        <ns0:t>perineal</ns0:t>
-      </ns0:r>
-      <ns0:proofErr ns0:type="gramEnd"/>
-      <ns0:r>
-        <ns0:t xml:space="preserve"> body</ns0:t>
-      </ns0:r>
-    </ns0:p>
-    <ns0:p ns2:paraId="548EFF9E" ns2:textId="77777777" ns0:rsidR="00B60B17" ns0:rsidRDefault="00B60B17" ns0:rsidP="00B60B17">
-      <ns0:pPr>
-        <ns0:pStyle ns0:val="ListParagraph"/>
-        <ns0:numPr>
-          <ns0:ilvl ns0:val="0"/>
-          <ns0:numId ns0:val="3"/>
-        </ns0:numPr>
-      </ns0:pPr>
-      <ns0:r>
-        <ns0:t>*</ns0:t>
-      </ns0:r>
-      <ns0:proofErr ns0:type="gramStart"/>
-      <ns0:r>
-        <ns0:t>coccyx</ns0:t>
-      </ns0:r>
-      <ns0:proofErr ns0:type="gramEnd"/>
-    </ns0:p>
-    <ns0:p ns2:paraId="0CF126A5" ns2:textId="77777777" ns0:rsidR="00B60B17" ns0:rsidRDefault="00B60B17" ns0:rsidP="00B60B17">
-      <ns0:r>
-        <ns0:lastRenderedPageBreak/>
-        <ns0:t>Innervation:</ns0:t>
-      </ns0:r>
-    </ns0:p>
-    <ns0:p ns2:paraId="1A643E0B" ns2:textId="77777777" ns0:rsidR="00B60B17" ns0:rsidRDefault="00B60B17" ns0:rsidP="00B60B17">
-      <ns0:pPr>
-        <ns0:pStyle ns0:val="ListParagraph"/>
-        <ns0:numPr>
-          <ns0:ilvl ns0:val="0"/>
-          <ns0:numId ns0:val="4"/>
-        </ns0:numPr>
-      </ns0:pPr>
-      <ns0:r>
-        <ns0:t>*</ns0:t>
-      </ns0:r>
-      <ns0:proofErr ns0:type="gramStart"/>
-      <ns0:r>
-        <ns0:t>pudendal</ns0:t>
-      </ns0:r>
-      <ns0:proofErr ns0:type="gramEnd"/>
-      <ns0:r>
-        <ns0:t xml:space="preserve"> nerve</ns0:t>
-      </ns0:r>
-    </ns0:p>
-    <ns0:p ns2:paraId="12ACE505" ns2:textId="77777777" ns0:rsidR="00B60B17" ns0:rsidRDefault="00B60B17" ns0:rsidP="00B60B17">
-      <ns0:pPr>
-        <ns0:pStyle ns0:val="ListParagraph"/>
-        <ns0:numPr>
-          <ns0:ilvl ns0:val="0"/>
-          <ns0:numId ns0:val="4"/>
-        </ns0:numPr>
-      </ns0:pPr>
-      <ns0:r>
-        <ns0:t>anterior rami of spinal nerves S4-S5</ns0:t>
-      </ns0:r>
-    </ns0:p>
-    <ns0:p ns2:paraId="0DDAAD10" ns2:textId="77777777" ns0:rsidR="00B60B17" ns0:rsidRDefault="00B60B17" ns0:rsidP="00B60B17"/>
-    <ns0:p ns2:paraId="192DF3CA" ns2:textId="77777777" ns0:rsidR="00B60B17" ns0:rsidRDefault="00B60B17" ns0:rsidP="00B60B17">
-      <ns0:r>
-        <ns0:t xml:space="preserve">Action: </ns0:t>
-      </ns0:r>
-    </ns0:p>
-    <ns0:p ns2:paraId="12EE4FF9" ns2:textId="77777777" ns0:rsidR="00B60B17" ns0:rsidRDefault="00B60B17" ns0:rsidP="00B60B17">
-      <ns0:pPr>
-        <ns0:pStyle ns0:val="ListParagraph"/>
-        <ns0:numPr>
-          <ns0:ilvl ns0:val="0"/>
-          <ns0:numId ns0:val="5"/>
-        </ns0:numPr>
-      </ns0:pPr>
-      <ns0:r>
-        <ns0:t>*</ns0:t>
-      </ns0:r>
-      <ns0:proofErr ns0:type="gramStart"/>
-      <ns0:r>
-        <ns0:t>compression</ns0:t>
-      </ns0:r>
-      <ns0:proofErr ns0:type="gramEnd"/>
-      <ns0:r>
-        <ns0:t xml:space="preserve"> of the anal canal</ns0:t>
-      </ns0:r>
-    </ns0:p>
-    <ns0:p ns2:paraId="5B7EB0CA" ns2:textId="77777777" ns0:rsidR="00B60B17" ns0:rsidRDefault="00B60B17" ns0:rsidP="00B60B17">
-      <ns0:pPr>
-        <ns0:pStyle ns0:val="ListParagraph"/>
-        <ns0:numPr>
-          <ns0:ilvl ns0:val="0"/>
-          <ns0:numId ns0:val="5"/>
-        </ns0:numPr>
-      </ns0:pPr>
-      <ns0:r>
-        <ns0:t>*</ns0:t>
-      </ns0:r>
-      <ns0:proofErr ns0:type="gramStart"/>
-      <ns0:r>
-        <ns0:t>defecation</ns0:t>
-      </ns0:r>
-      <ns0:proofErr ns0:type="gramEnd"/>
-      <ns0:r>
-        <ns0:t>, urination, birth</ns0:t>
-      </ns0:r>
-    </ns0:p>
-    <ns0:p ns2:paraId="26510B1A" ns2:textId="77777777" ns0:rsidR="00B60B17" ns0:rsidRDefault="00B60B17" ns0:rsidP="00B60B17">
-      <ns0:pPr>
-        <ns0:pStyle ns0:val="ListParagraph"/>
-        <ns0:numPr>
-          <ns0:ilvl ns0:val="0"/>
-          <ns0:numId ns0:val="5"/>
-        </ns0:numPr>
-      </ns0:pPr>
-      <ns0:r>
-        <ns0:t>*</ns0:t>
-      </ns0:r>
-      <ns0:proofErr ns0:type="gramStart"/>
-      <ns0:r>
-        <ns0:t>coughing</ns0:t>
-      </ns0:r>
-      <ns0:proofErr ns0:type="gramEnd"/>
-    </ns0:p>
-    <ns0:p ns2:paraId="0E23B67F" ns2:textId="77777777" ns0:rsidR="00B60B17" ns0:rsidRDefault="00B60B17" ns0:rsidP="00B60B17"/>
-    <ns0:p ns2:paraId="0B1CD5A5" ns2:textId="77777777" ns0:rsidR="00B60B17" ns0:rsidRDefault="00B60B17" ns0:rsidP="00B60B17">
-      <ns0:pPr>
-        <ns0:pStyle ns0:val="Heading2"/>
-      </ns0:pPr>
-      <ns0:r>
-        <ns0:t>Card ID: 4.8</ns0:t>
-      </ns0:r>
-    </ns0:p>
-    <ns0:p ns2:paraId="6C3CD48F" ns2:textId="77777777" ns0:rsidR="00B60B17" ns0:rsidRDefault="00B60B17" ns0:rsidP="00B60B17">
-      <ns0:r>
-        <ns0:t>Image file: L1344_760107</ns0:t>
-      </ns0:r>
-    </ns0:p>
-    <ns0:p ns2:paraId="74B365EF" ns2:textId="77777777" ns0:rsidR="00B60B17" ns0:rsidRDefault="00B60B17" ns0:rsidP="00B60B17">
-      <ns0:r>
-        <ns0:rPr>
-          <ns0:noProof/>
-        </ns0:rPr>
-        <ns0:drawing>
-          <ns3:inline distT="0" distB="0" distL="0" distR="0" ns4:anchorId="735EA926" ns4:editId="118BFECF">
-            <ns3:extent cx="1828800" cy="1196595"/>
-            <ns3:effectExtent l="0" t="0" r="0" b="0"/>
-            <ns3:docPr id="95" name="Picture 95"/>
-            <ns3:cNvGraphicFramePr>
-              <ns5:graphicFrameLocks noChangeAspect="1"/>
-            </ns3:cNvGraphicFramePr>
-            <ns5:graphic>
-              <ns5:graphicData uri="http://schemas.openxmlformats.org/drawingml/2006/picture">
-                <ns6:pic>
-                  <ns6:nvPicPr>
-                    <ns6:cNvPr id="0" name="4_8.png"/>
-                    <ns6:cNvPicPr/>
-                  </ns6:nvPicPr>
-                  <ns6:blipFill>
-                    <ns5:blip ns7:embed="rId12"/>
-                    <ns5:stretch>
-                      <ns5:fillRect/>
-                    </ns5:stretch>
-                  </ns6:blipFill>
-                  <ns6:spPr>
-                    <ns5:xfrm>
-                      <ns5:off x="0" y="0"/>
-                      <ns5:ext cx="1828800" cy="1196595"/>
-                    </ns5:xfrm>
-                    <ns5:prstGeom prst="rect">
-                      <ns5:avLst/>
-                    </ns5:prstGeom>
-                  </ns6:spPr>
-                </ns6:pic>
-              </ns5:graphicData>
-            </ns5:graphic>
-          </ns3:inline>
-        </ns0:drawing>
-      </ns0:r>
-    </ns0:p>
-    <ns0:p ns2:paraId="215A88EC" ns2:textId="77777777" ns0:rsidR="00B60B17" ns0:rsidRDefault="00B60B17" ns0:rsidP="00B60B17">
-      <ns0:pPr>
-        <ns0:rPr>
-          <ns0:ins ns0:id="0" ns0:author="Claire Copa" ns0:date="2026-07-16T09:08:00Z" ns8:dateUtc="2026-07-16T13:08:00Z"/>
-        </ns0:rPr>
-      </ns0:pPr>
-      <ns0:r>
-        <ns0:t xml:space="preserve">Title: </ns0:t>
-      </ns0:r>
-      <ns0:r ns0:rsidRPr="006D6D54">
-        <ns0:rPr>
-          <ns0:highlight ns0:val="yellow"/>
-        </ns0:rPr>
-        <ns0:t>Superficial transverse perineal</ns0:t>
-      </ns0:r>
-    </ns0:p>
-    <ns0:p ns2:paraId="59A9DC40" ns2:textId="77777777" ns0:rsidR="00B60B17" ns0:rsidRDefault="00B60B17" ns0:rsidP="00B60B17">
-      <ns0:r>
-        <ns0:t>Activity Interaction: select all that apply</ns0:t>
-      </ns0:r>
-    </ns0:p>
-    <ns0:p ns2:paraId="1F6DBD2F" ns2:textId="77777777" ns0:rsidR="00B60B17" ns0:rsidRDefault="00B60B17" ns0:rsidP="00B60B17">
-      <ns0:r>
-        <ns0:rPr>
-          <ns0:b/>
-        </ns0:rPr>
-        <ns0:t>Back-of-Card Content:</ns0:t>
-      </ns0:r>
-    </ns0:p>
-    <ns0:p ns2:paraId="4FFF7A48" ns2:textId="77777777" ns0:rsidR="00B60B17" ns0:rsidRDefault="00B60B17" ns0:rsidP="00B60B17">
-      <ns0:r>
-        <ns0:t xml:space="preserve">Proximal insertion: </ns0:t>
-      </ns0:r>
-    </ns0:p>
-    <ns0:p ns2:paraId="1702FD91" ns2:textId="77777777" ns0:rsidR="00B60B17" ns0:rsidRDefault="00B60B17" ns0:rsidP="00B60B17">
-      <ns0:pPr>
-        <ns0:pStyle ns0:val="ListParagraph"/>
-        <ns0:numPr>
-          <ns0:ilvl ns0:val="0"/>
-          <ns0:numId ns0:val="6"/>
-        </ns0:numPr>
-      </ns0:pPr>
-      <ns0:r>
-        <ns0:t>*</ns0:t>
-      </ns0:r>
-      <ns0:proofErr ns0:type="gramStart"/>
-      <ns0:r>
-        <ns0:t>ischium</ns0:t>
-      </ns0:r>
-      <ns0:proofErr ns0:type="gramEnd"/>
-    </ns0:p>
-    <ns0:p ns2:paraId="68C65C3F" ns2:textId="77777777" ns0:rsidR="00B60B17" ns0:rsidRDefault="00B60B17" ns0:rsidP="00B60B17">
-      <ns0:pPr>
-        <ns0:pStyle ns0:val="ListParagraph"/>
-        <ns0:numPr>
-          <ns0:ilvl ns0:val="0"/>
-          <ns0:numId ns0:val="6"/>
-        </ns0:numPr>
-      </ns0:pPr>
-      <ns0:r>
-        <ns0:t>pubis</ns0:t>
-      </ns0:r>
-    </ns0:p>
-    <ns0:p ns2:paraId="1CCDBC0C" ns2:textId="77777777" ns0:rsidR="00B60B17" ns0:rsidRDefault="00B60B17" ns0:rsidP="00B60B17">
-      <ns0:pPr>
-        <ns0:pStyle ns0:val="ListParagraph"/>
-        <ns0:numPr>
-          <ns0:ilvl ns0:val="0"/>
-          <ns0:numId ns0:val="6"/>
-        </ns0:numPr>
-      </ns0:pPr>
-      <ns0:r>
-        <ns0:t>anococcygeal ligament</ns0:t>
-      </ns0:r>
-    </ns0:p>
-    <ns0:p ns2:paraId="1BB3E610" ns2:textId="77777777" ns0:rsidR="00B60B17" ns0:rsidRDefault="00B60B17" ns0:rsidP="00B60B17"/>
-    <ns0:p ns2:paraId="5F8DB526" ns2:textId="77777777" ns0:rsidR="00B60B17" ns0:rsidRDefault="00B60B17" ns0:rsidP="00B60B17">
-      <ns0:r>
-        <ns0:t xml:space="preserve">Distal insertion: </ns0:t>
-      </ns0:r>
-    </ns0:p>
-    <ns0:p ns2:paraId="5A6B5BA1" ns2:textId="77777777" ns0:rsidR="00B60B17" ns0:rsidRDefault="00B60B17" ns0:rsidP="00B60B17">
-      <ns0:pPr>
-        <ns0:pStyle ns0:val="ListParagraph"/>
-        <ns0:numPr>
-          <ns0:ilvl ns0:val="0"/>
-          <ns0:numId ns0:val="7"/>
-        </ns0:numPr>
-      </ns0:pPr>
-      <ns0:r>
-        <ns0:t>*</ns0:t>
-      </ns0:r>
-      <ns0:proofErr ns0:type="gramStart"/>
-      <ns0:r>
-        <ns0:t>perineal</ns0:t>
-      </ns0:r>
-      <ns0:proofErr ns0:type="gramEnd"/>
-      <ns0:r>
-        <ns0:t xml:space="preserve"> body</ns0:t>
-      </ns0:r>
-    </ns0:p>
-    <ns0:p ns2:paraId="63A70DBF" ns2:textId="77777777" ns0:rsidR="00B60B17" ns0:rsidRDefault="00B60B17" ns0:rsidP="00B60B17">
-      <ns0:pPr>
-        <ns0:pStyle ns0:val="ListParagraph"/>
-        <ns0:numPr>
-          <ns0:ilvl ns0:val="0"/>
-          <ns0:numId ns0:val="7"/>
-        </ns0:numPr>
-      </ns0:pPr>
-      <ns0:r>
-        <ns0:t>pubic symphysis</ns0:t>
-      </ns0:r>
-    </ns0:p>
-    <ns0:p ns2:paraId="1AC7458F" ns2:textId="77777777" ns0:rsidR="00B60B17" ns0:rsidRDefault="00B60B17" ns0:rsidP="00B60B17">
-      <ns0:pPr>
-        <ns0:pStyle ns0:val="ListParagraph"/>
-        <ns0:numPr>
-          <ns0:ilvl ns0:val="0"/>
-          <ns0:numId ns0:val="7"/>
-        </ns0:numPr>
-      </ns0:pPr>
-      <ns0:r>
-        <ns0:t>coccyx</ns0:t>
-      </ns0:r>
-    </ns0:p>
-    <ns0:p ns2:paraId="69C44B60" ns2:textId="77777777" ns0:rsidR="00B60B17" ns0:rsidRDefault="00B60B17" ns0:rsidP="00B60B17">
-      <ns0:r>
-        <ns0:t xml:space="preserve">Innervation: </ns0:t>
-      </ns0:r>
-    </ns0:p>
-    <ns0:p ns2:paraId="2A8C8635" ns2:textId="77777777" ns0:rsidR="00B60B17" ns0:rsidRDefault="00B60B17" ns0:rsidP="00B60B17">
-      <ns0:pPr>
-        <ns0:pStyle ns0:val="ListParagraph"/>
-        <ns0:numPr>
-          <ns0:ilvl ns0:val="0"/>
-          <ns0:numId ns0:val="8"/>
-        </ns0:numPr>
-      </ns0:pPr>
-      <ns0:r>
-        <ns0:t>*</ns0:t>
-      </ns0:r>
-      <ns0:proofErr ns0:type="gramStart"/>
-      <ns0:r>
-        <ns0:t>pudendal</ns0:t>
-      </ns0:r>
-      <ns0:proofErr ns0:type="gramEnd"/>
-      <ns0:r>
-        <ns0:t xml:space="preserve"> nerve</ns0:t>
-      </ns0:r>
-    </ns0:p>
-    <ns0:p ns2:paraId="6C055B0B" ns2:textId="77777777" ns0:rsidR="00B60B17" ns0:rsidRDefault="00B60B17" ns0:rsidP="00B60B17">
-      <ns0:pPr>
-        <ns0:pStyle ns0:val="ListParagraph"/>
-        <ns0:numPr>
-          <ns0:ilvl ns0:val="0"/>
-          <ns0:numId ns0:val="8"/>
-        </ns0:numPr>
-      </ns0:pPr>
-      <ns0:r>
-        <ns0:lastRenderedPageBreak/>
-        <ns0:t>anterior rami of spinal nerves S4-S5</ns0:t>
-      </ns0:r>
-    </ns0:p>
-    <ns0:p ns2:paraId="2482B341" ns2:textId="77777777" ns0:rsidR="00B60B17" ns0:rsidRDefault="00B60B17" ns0:rsidP="00B60B17"/>
-    <ns0:p ns2:paraId="45237AA3" ns2:textId="77777777" ns0:rsidR="00B60B17" ns0:rsidRDefault="00B60B17" ns0:rsidP="00B60B17">
-      <ns0:r>
-        <ns0:t xml:space="preserve">Action: </ns0:t>
-      </ns0:r>
-    </ns0:p>
-    <ns0:p ns2:paraId="7D2497A0" ns2:textId="77777777" ns0:rsidR="00B60B17" ns0:rsidRDefault="00B60B17" ns0:rsidP="00B60B17">
-      <ns0:pPr>
-        <ns0:pStyle ns0:val="ListParagraph"/>
-        <ns0:numPr>
-          <ns0:ilvl ns0:val="0"/>
-          <ns0:numId ns0:val="1"/>
-        </ns0:numPr>
-      </ns0:pPr>
-      <ns0:r>
-        <ns0:t>*</ns0:t>
-      </ns0:r>
-      <ns0:proofErr ns0:type="gramStart"/>
-      <ns0:r>
-        <ns0:t>supports</ns0:t>
-      </ns0:r>
-      <ns0:proofErr ns0:type="gramEnd"/>
-      <ns0:r>
-        <ns0:t xml:space="preserve"> the perineal body</ns0:t>
-      </ns0:r>
-    </ns0:p>
-    <ns0:p ns2:paraId="7FD9E236" ns2:textId="77777777" ns0:rsidR="00B60B17" ns0:rsidRDefault="00B60B17" ns0:rsidP="00B60B17">
-      <ns0:pPr>
-        <ns0:pStyle ns0:val="ListParagraph"/>
-        <ns0:numPr>
-          <ns0:ilvl ns0:val="0"/>
-          <ns0:numId ns0:val="1"/>
-        </ns0:numPr>
-      </ns0:pPr>
-      <ns0:r>
-        <ns0:t>*</ns0:t>
-      </ns0:r>
-      <ns0:proofErr ns0:type="gramStart"/>
-      <ns0:r>
-        <ns0:t>maintains</ns0:t>
-      </ns0:r>
-      <ns0:proofErr ns0:type="gramEnd"/>
-      <ns0:r>
-        <ns0:t xml:space="preserve"> the anus at the center of the perineum</ns0:t>
-      </ns0:r>
-    </ns0:p>
-    <ns0:p ns2:paraId="64C83304" ns2:textId="77777777" ns0:rsidR="00B60B17" ns0:rsidRDefault="00B60B17" ns0:rsidP="00B60B17">
-      <ns0:pPr>
-        <ns0:pStyle ns0:val="ListParagraph"/>
-        <ns0:numPr>
-          <ns0:ilvl ns0:val="0"/>
-          <ns0:numId ns0:val="1"/>
-        </ns0:numPr>
-      </ns0:pPr>
-      <ns0:r>
-        <ns0:t>compression of the anal canal</ns0:t>
-      </ns0:r>
-    </ns0:p>
-    <ns0:p ns2:paraId="6F5A14F7" ns2:textId="77777777" ns0:rsidR="00B60B17" ns0:rsidRDefault="00B60B17" ns0:rsidP="00B60B17">
-      <ns0:pPr>
-        <ns0:pStyle ns0:val="Heading2"/>
-      </ns0:pPr>
-      <ns0:r>
-        <ns0:t>Card ID: 4.9</ns0:t>
-      </ns0:r>
-    </ns0:p>
-    <ns0:p ns2:paraId="6DE332E0" ns2:textId="77777777" ns0:rsidR="00B60B17" ns0:rsidRDefault="00B60B17" ns0:rsidP="00B60B17">
-      <ns0:r>
-        <ns0:t>Image file: L1344_760108</ns0:t>
-      </ns0:r>
-    </ns0:p>
-    <ns0:p ns2:paraId="4023B1FD" ns2:textId="77777777" ns0:rsidR="00B60B17" ns0:rsidRDefault="00B60B17" ns0:rsidP="00B60B17">
-      <ns0:r>
-        <ns0:rPr>
-          <ns0:noProof/>
-        </ns0:rPr>
-        <ns0:drawing>
-          <ns3:inline distT="0" distB="0" distL="0" distR="0" ns4:anchorId="42BB032C" ns4:editId="1B757CC3">
-            <ns3:extent cx="1828800" cy="1196595"/>
-            <ns3:effectExtent l="0" t="0" r="0" b="0"/>
-            <ns3:docPr id="96" name="Picture 96"/>
-            <ns3:cNvGraphicFramePr>
-              <ns5:graphicFrameLocks noChangeAspect="1"/>
-            </ns3:cNvGraphicFramePr>
-            <ns5:graphic>
-              <ns5:graphicData uri="http://schemas.openxmlformats.org/drawingml/2006/picture">
-                <ns6:pic>
-                  <ns6:nvPicPr>
-                    <ns6:cNvPr id="0" name="4_9.png"/>
-                    <ns6:cNvPicPr/>
-                  </ns6:nvPicPr>
-                  <ns6:blipFill>
-                    <ns5:blip ns7:embed="rId13"/>
-                    <ns5:stretch>
-                      <ns5:fillRect/>
-                    </ns5:stretch>
-                  </ns6:blipFill>
-                  <ns6:spPr>
-                    <ns5:xfrm>
-                      <ns5:off x="0" y="0"/>
-                      <ns5:ext cx="1828800" cy="1196595"/>
-                    </ns5:xfrm>
-                    <ns5:prstGeom prst="rect">
-                      <ns5:avLst/>
-                    </ns5:prstGeom>
-                  </ns6:spPr>
-                </ns6:pic>
-              </ns5:graphicData>
-            </ns5:graphic>
-          </ns3:inline>
-        </ns0:drawing>
-      </ns0:r>
-    </ns0:p>
-    <ns0:p ns2:paraId="346FFF11" ns2:textId="77777777" ns0:rsidR="00B60B17" ns0:rsidRDefault="00B60B17" ns0:rsidP="00B60B17">
-      <ns0:pPr>
-        <ns0:rPr>
-          <ns0:ins ns0:id="1" ns0:author="Claire Copa" ns0:date="2026-07-16T09:08:00Z" ns8:dateUtc="2026-07-16T13:08:00Z"/>
-        </ns0:rPr>
-      </ns0:pPr>
-      <ns0:r>
-        <ns0:t xml:space="preserve">Title: </ns0:t>
-      </ns0:r>
-      <ns0:proofErr ns0:type="spellStart"/>
-      <ns0:r ns0:rsidRPr="00290F58">
-        <ns0:rPr>
-          <ns0:highlight ns0:val="yellow"/>
-        </ns0:rPr>
-        <ns0:t>Bulbospongiosus</ns0:t>
-      </ns0:r>
-      <ns0:proofErr ns0:type="spellEnd"/>
-    </ns0:p>
-    <ns0:p ns2:paraId="64735D9D" ns2:textId="77777777" ns0:rsidR="00B60B17" ns0:rsidRDefault="00B60B17" ns0:rsidP="00B60B17">
-      <ns0:r>
-        <ns0:t>Activity Interaction: select all that apply</ns0:t>
-      </ns0:r>
-    </ns0:p>
-    <ns0:p ns2:paraId="5485D56D" ns2:textId="77777777" ns0:rsidR="00B60B17" ns0:rsidRDefault="00B60B17" ns0:rsidP="00B60B17">
-      <ns0:r>
-        <ns0:rPr>
-          <ns0:b/>
-        </ns0:rPr>
-        <ns0:t>Back-of-Card Content:</ns0:t>
-      </ns0:r>
-    </ns0:p>
-    <ns0:p ns2:paraId="2D599F80" ns2:textId="77777777" ns0:rsidR="00B60B17" ns0:rsidRDefault="00B60B17" ns0:rsidP="00B60B17">
-      <ns0:r>
-        <ns0:t xml:space="preserve">Proximal insertion: </ns0:t>
-      </ns0:r>
-    </ns0:p>
-    <ns0:p ns2:paraId="6248B05D" ns2:textId="77777777" ns0:rsidR="00B60B17" ns0:rsidRDefault="00B60B17" ns0:rsidP="00B60B17">
-      <ns0:pPr>
-        <ns0:pStyle ns0:val="ListParagraph"/>
-        <ns0:numPr>
-          <ns0:ilvl ns0:val="0"/>
-          <ns0:numId ns0:val="9"/>
-        </ns0:numPr>
-      </ns0:pPr>
-      <ns0:r>
-        <ns0:t>*</ns0:t>
-      </ns0:r>
-      <ns0:proofErr ns0:type="gramStart"/>
-      <ns0:r>
-        <ns0:t>perineal</ns0:t>
-      </ns0:r>
-      <ns0:proofErr ns0:type="gramEnd"/>
-      <ns0:r>
-        <ns0:t xml:space="preserve"> body</ns0:t>
-      </ns0:r>
-    </ns0:p>
-    <ns0:p ns2:paraId="19A2C8D6" ns2:textId="77777777" ns0:rsidR="00B60B17" ns0:rsidRDefault="00B60B17" ns0:rsidP="00B60B17">
-      <ns0:pPr>
-        <ns0:pStyle ns0:val="ListParagraph"/>
-        <ns0:numPr>
-          <ns0:ilvl ns0:val="0"/>
-          <ns0:numId ns0:val="9"/>
-        </ns0:numPr>
-      </ns0:pPr>
-      <ns0:r>
-        <ns0:t>anococcygeal ligament</ns0:t>
-      </ns0:r>
-    </ns0:p>
-    <ns0:p ns2:paraId="14FF868C" ns2:textId="77777777" ns0:rsidR="00B60B17" ns0:rsidRDefault="00B60B17" ns0:rsidP="00B60B17">
-      <ns0:pPr>
-        <ns0:pStyle ns0:val="ListParagraph"/>
-        <ns0:numPr>
-          <ns0:ilvl ns0:val="0"/>
-          <ns0:numId ns0:val="9"/>
-        </ns0:numPr>
-      </ns0:pPr>
-      <ns0:r>
-        <ns0:t>ischial rami</ns0:t>
-      </ns0:r>
-    </ns0:p>
-    <ns0:p ns2:paraId="29D9634E" ns2:textId="77777777" ns0:rsidR="00B60B17" ns0:rsidRDefault="00B60B17" ns0:rsidP="00B60B17"/>
-    <ns0:p ns2:paraId="13C374E4" ns2:textId="77777777" ns0:rsidR="00B60B17" ns0:rsidRDefault="00B60B17" ns0:rsidP="00B60B17">
-      <ns0:r>
-        <ns0:t xml:space="preserve">Distal insertion: </ns0:t>
-      </ns0:r>
-    </ns0:p>
-    <ns0:p ns2:paraId="4C68023A" ns2:textId="77777777" ns0:rsidR="00B60B17" ns0:rsidRDefault="00B60B17" ns0:rsidP="00B60B17">
-      <ns0:pPr>
-        <ns0:pStyle ns0:val="ListParagraph"/>
-        <ns0:numPr>
-          <ns0:ilvl ns0:val="0"/>
-          <ns0:numId ns0:val="10"/>
-        </ns0:numPr>
-      </ns0:pPr>
-      <ns0:r>
-        <ns0:t>*</ns0:t>
-      </ns0:r>
-      <ns0:proofErr ns0:type="gramStart"/>
-      <ns0:r>
-        <ns0:t>perineal</ns0:t>
-      </ns0:r>
-      <ns0:proofErr ns0:type="gramEnd"/>
-      <ns0:r>
-        <ns0:t xml:space="preserve"> membrane</ns0:t>
-      </ns0:r>
-    </ns0:p>
-    <ns0:p ns2:paraId="4D2A5C23" ns2:textId="77777777" ns0:rsidR="00B60B17" ns0:rsidRDefault="00B60B17" ns0:rsidP="00B60B17">
-      <ns0:pPr>
-        <ns0:pStyle ns0:val="ListParagraph"/>
-        <ns0:numPr>
-          <ns0:ilvl ns0:val="0"/>
-          <ns0:numId ns0:val="10"/>
-        </ns0:numPr>
-      </ns0:pPr>
-      <ns0:r>
-        <ns0:t>*</ns0:t>
-      </ns0:r>
-      <ns0:proofErr ns0:type="gramStart"/>
-      <ns0:r>
-        <ns0:t>corpus</ns0:t>
-      </ns0:r>
-      <ns0:proofErr ns0:type="gramEnd"/>
-      <ns0:r>
-        <ns0:t xml:space="preserve"> spongiosum of the penis, deep fascia of the penis, clitoris in the female</ns0:t>
-      </ns0:r>
-    </ns0:p>
-    <ns0:p ns2:paraId="6D1D8839" ns2:textId="77777777" ns0:rsidR="00B60B17" ns0:rsidRDefault="00B60B17" ns0:rsidP="00B60B17">
-      <ns0:pPr>
-        <ns0:pStyle ns0:val="ListParagraph"/>
-        <ns0:numPr>
-          <ns0:ilvl ns0:val="0"/>
-          <ns0:numId ns0:val="10"/>
-        </ns0:numPr>
-      </ns0:pPr>
-      <ns0:r>
-        <ns0:t>pubic symphysis</ns0:t>
-      </ns0:r>
-    </ns0:p>
-    <ns0:p ns2:paraId="20FFE6EC" ns2:textId="77777777" ns0:rsidR="00B60B17" ns0:rsidRDefault="00B60B17" ns0:rsidP="00B60B17"/>
-    <ns0:p ns2:paraId="144ABB16" ns2:textId="77777777" ns0:rsidR="00B60B17" ns0:rsidRDefault="00B60B17" ns0:rsidP="00B60B17">
-      <ns0:r>
-        <ns0:t xml:space="preserve">Innervation: </ns0:t>
-      </ns0:r>
-    </ns0:p>
-    <ns0:p ns2:paraId="11F7FC2F" ns2:textId="77777777" ns0:rsidR="00B60B17" ns0:rsidRDefault="00B60B17" ns0:rsidP="00B60B17">
-      <ns0:pPr>
-        <ns0:pStyle ns0:val="ListParagraph"/>
-        <ns0:numPr>
-          <ns0:ilvl ns0:val="0"/>
-          <ns0:numId ns0:val="11"/>
-        </ns0:numPr>
-      </ns0:pPr>
-      <ns0:r>
-        <ns0:t>*</ns0:t>
-      </ns0:r>
-      <ns0:proofErr ns0:type="gramStart"/>
-      <ns0:r>
-        <ns0:t>pudendal</ns0:t>
-      </ns0:r>
-      <ns0:proofErr ns0:type="gramEnd"/>
-      <ns0:r>
-        <ns0:t xml:space="preserve"> nerve</ns0:t>
-      </ns0:r>
-    </ns0:p>
-    <ns0:p ns2:paraId="71924B99" ns2:textId="77777777" ns0:rsidR="00B60B17" ns0:rsidRDefault="00B60B17" ns0:rsidP="00B60B17">
-      <ns0:pPr>
-        <ns0:pStyle ns0:val="ListParagraph"/>
-        <ns0:numPr>
-          <ns0:ilvl ns0:val="0"/>
-          <ns0:numId ns0:val="11"/>
-        </ns0:numPr>
-      </ns0:pPr>
-      <ns0:r>
-        <ns0:t>anterior rami of spinal nerves S4-S5</ns0:t>
-      </ns0:r>
-    </ns0:p>
-    <ns0:p ns2:paraId="146B1316" ns2:textId="77777777" ns0:rsidR="00B60B17" ns0:rsidRDefault="00B60B17" ns0:rsidP="00B60B17"/>
-    <ns0:p ns2:paraId="6AC7F90C" ns2:textId="77777777" ns0:rsidR="00B60B17" ns0:rsidRDefault="00B60B17" ns0:rsidP="00B60B17">
-      <ns0:r>
-        <ns0:lastRenderedPageBreak/>
-        <ns0:t xml:space="preserve">Action: </ns0:t>
-      </ns0:r>
-    </ns0:p>
-    <ns0:p ns2:paraId="14AA3B32" ns2:textId="77777777" ns0:rsidR="00B60B17" ns0:rsidRDefault="00B60B17" ns0:rsidP="00B60B17">
-      <ns0:pPr>
-        <ns0:pStyle ns0:val="ListParagraph"/>
-        <ns0:numPr>
-          <ns0:ilvl ns0:val="0"/>
-          <ns0:numId ns0:val="12"/>
-        </ns0:numPr>
-      </ns0:pPr>
-      <ns0:r>
-        <ns0:t>*</ns0:t>
-      </ns0:r>
-      <ns0:proofErr ns0:type="gramStart"/>
-      <ns0:r>
-        <ns0:t>compresses</ns0:t>
-      </ns0:r>
-      <ns0:proofErr ns0:type="gramEnd"/>
-      <ns0:r>
-        <ns0:t xml:space="preserve"> the urethra during urination or ejaculation</ns0:t>
-      </ns0:r>
-    </ns0:p>
-    <ns0:p ns2:paraId="61ADAE20" ns2:textId="77777777" ns0:rsidR="00B60B17" ns0:rsidRDefault="00B60B17" ns0:rsidP="00B60B17">
-      <ns0:pPr>
-        <ns0:pStyle ns0:val="ListParagraph"/>
-        <ns0:numPr>
-          <ns0:ilvl ns0:val="0"/>
-          <ns0:numId ns0:val="12"/>
-        </ns0:numPr>
-      </ns0:pPr>
-      <ns0:r>
-        <ns0:t>*</ns0:t>
-      </ns0:r>
-      <ns0:proofErr ns0:type="gramStart"/>
-      <ns0:r>
-        <ns0:t>aids</ns0:t>
-      </ns0:r>
-      <ns0:proofErr ns0:type="gramEnd"/>
-      <ns0:r>
-        <ns0:t xml:space="preserve"> erection</ns0:t>
-      </ns0:r>
-    </ns0:p>
-    <ns0:p ns2:paraId="5EFDEDF8" ns2:textId="77777777" ns0:rsidR="00B60B17" ns0:rsidRDefault="00B60B17" ns0:rsidP="00B60B17">
-      <ns0:pPr>
-        <ns0:pStyle ns0:val="ListParagraph"/>
-        <ns0:numPr>
-          <ns0:ilvl ns0:val="0"/>
-          <ns0:numId ns0:val="12"/>
-        </ns0:numPr>
-      </ns0:pPr>
-      <ns0:r>
-        <ns0:t>stabilizes the coccyx</ns0:t>
-      </ns0:r>
-    </ns0:p>
-    <ns0:p ns2:paraId="4E9F35F5" ns2:textId="77777777" ns0:rsidR="00B60B17" ns0:rsidRDefault="00B60B17" ns0:rsidP="00B60B17"/>
-    <ns0:p ns2:paraId="4CE5E34D" ns2:textId="77777777" ns0:rsidR="00B60B17" ns0:rsidRDefault="00B60B17" ns0:rsidP="00B60B17">
-      <ns0:pPr>
-        <ns0:pStyle ns0:val="Heading2"/>
-      </ns0:pPr>
-      <ns0:r>
-        <ns0:t>Card ID: 4.10</ns0:t>
-      </ns0:r>
-    </ns0:p>
-    <ns0:p ns2:paraId="2A4DDF02" ns2:textId="77777777" ns0:rsidR="00B60B17" ns0:rsidRDefault="00B60B17" ns0:rsidP="00B60B17">
-      <ns0:r>
-        <ns0:t>Image file: L1344_760109</ns0:t>
-      </ns0:r>
-    </ns0:p>
-    <ns0:p ns2:paraId="087127FF" ns2:textId="77777777" ns0:rsidR="00B60B17" ns0:rsidRDefault="00B60B17" ns0:rsidP="00B60B17">
-      <ns0:r>
-        <ns0:rPr>
-          <ns0:noProof/>
-        </ns0:rPr>
-        <ns0:drawing>
-          <ns3:inline distT="0" distB="0" distL="0" distR="0" ns4:anchorId="05400D26" ns4:editId="05452926">
-            <ns3:extent cx="1828800" cy="1196595"/>
-            <ns3:effectExtent l="0" t="0" r="0" b="0"/>
-            <ns3:docPr id="97" name="Picture 97"/>
-            <ns3:cNvGraphicFramePr>
-              <ns5:graphicFrameLocks noChangeAspect="1"/>
-            </ns3:cNvGraphicFramePr>
-            <ns5:graphic>
-              <ns5:graphicData uri="http://schemas.openxmlformats.org/drawingml/2006/picture">
-                <ns6:pic>
-                  <ns6:nvPicPr>
-                    <ns6:cNvPr id="0" name="4_10.png"/>
-                    <ns6:cNvPicPr/>
-                  </ns6:nvPicPr>
-                  <ns6:blipFill>
-                    <ns5:blip ns7:embed="rId14"/>
-                    <ns5:stretch>
-                      <ns5:fillRect/>
-                    </ns5:stretch>
-                  </ns6:blipFill>
-                  <ns6:spPr>
-                    <ns5:xfrm>
-                      <ns5:off x="0" y="0"/>
-                      <ns5:ext cx="1828800" cy="1196595"/>
-                    </ns5:xfrm>
-                    <ns5:prstGeom prst="rect">
-                      <ns5:avLst/>
-                    </ns5:prstGeom>
-                  </ns6:spPr>
-                </ns6:pic>
-              </ns5:graphicData>
-            </ns5:graphic>
-          </ns3:inline>
-        </ns0:drawing>
-      </ns0:r>
-    </ns0:p>
-    <ns0:p ns2:paraId="7818140F" ns2:textId="77777777" ns0:rsidR="00B60B17" ns0:rsidRDefault="00B60B17" ns0:rsidP="00B60B17">
-      <ns0:pPr>
-        <ns0:rPr>
-          <ns0:ins ns0:id="2" ns0:author="Claire Copa" ns0:date="2026-07-16T09:08:00Z" ns8:dateUtc="2026-07-16T13:08:00Z"/>
-        </ns0:rPr>
-      </ns0:pPr>
-      <ns0:r>
-        <ns0:t xml:space="preserve">Title: </ns0:t>
-      </ns0:r>
-      <ns0:r ns0:rsidRPr="00290F58">
-        <ns0:rPr>
-          <ns0:highlight ns0:val="yellow"/>
-        </ns0:rPr>
-        <ns0:t>Ischiocavernosus</ns0:t>
-      </ns0:r>
-    </ns0:p>
-    <ns0:p ns2:paraId="38DB2C1F" ns2:textId="77777777" ns0:rsidR="00B60B17" ns0:rsidRDefault="00B60B17" ns0:rsidP="00B60B17">
-      <ns0:r>
-        <ns0:t>Activity Interaction: select all that apply</ns0:t>
-      </ns0:r>
-    </ns0:p>
-    <ns0:p ns2:paraId="321CBF2D" ns2:textId="77777777" ns0:rsidR="00B60B17" ns0:rsidRDefault="00B60B17" ns0:rsidP="00B60B17">
-      <ns0:r>
-        <ns0:rPr>
-          <ns0:b/>
-        </ns0:rPr>
-        <ns0:t>Back-of-Card Content:</ns0:t>
-      </ns0:r>
-    </ns0:p>
-    <ns0:p ns2:paraId="13DEEA55" ns2:textId="77777777" ns0:rsidR="00B60B17" ns0:rsidRDefault="00B60B17" ns0:rsidP="00B60B17">
-      <ns0:r>
-        <ns0:t xml:space="preserve">Proximal insertion: </ns0:t>
-      </ns0:r>
-    </ns0:p>
-    <ns0:p ns2:paraId="69D06F35" ns2:textId="77777777" ns0:rsidR="00B60B17" ns0:rsidRDefault="00B60B17" ns0:rsidP="00B60B17">
-      <ns0:pPr>
-        <ns0:pStyle ns0:val="ListParagraph"/>
-        <ns0:numPr>
-          <ns0:ilvl ns0:val="0"/>
-          <ns0:numId ns0:val="13"/>
-        </ns0:numPr>
-      </ns0:pPr>
-      <ns0:r>
-        <ns0:t>*</ns0:t>
-      </ns0:r>
-      <ns0:proofErr ns0:type="gramStart"/>
-      <ns0:r>
-        <ns0:t>ischium</ns0:t>
-      </ns0:r>
-      <ns0:proofErr ns0:type="gramEnd"/>
-    </ns0:p>
-    <ns0:p ns2:paraId="7C472429" ns2:textId="77777777" ns0:rsidR="00B60B17" ns0:rsidRDefault="00B60B17" ns0:rsidP="00B60B17">
-      <ns0:pPr>
-        <ns0:pStyle ns0:val="ListParagraph"/>
-        <ns0:numPr>
-          <ns0:ilvl ns0:val="0"/>
-          <ns0:numId ns0:val="13"/>
-        </ns0:numPr>
-      </ns0:pPr>
-      <ns0:r>
-        <ns0:t>*</ns0:t>
-      </ns0:r>
-      <ns0:proofErr ns0:type="gramStart"/>
-      <ns0:r>
-        <ns0:t>ischial</ns0:t>
-      </ns0:r>
-      <ns0:proofErr ns0:type="gramEnd"/>
-      <ns0:r>
-        <ns0:t xml:space="preserve"> rami</ns0:t>
-      </ns0:r>
-    </ns0:p>
-    <ns0:p ns2:paraId="504325EA" ns2:textId="77777777" ns0:rsidR="00B60B17" ns0:rsidRDefault="00B60B17" ns0:rsidP="00B60B17">
-      <ns0:pPr>
-        <ns0:pStyle ns0:val="ListParagraph"/>
-        <ns0:numPr>
-          <ns0:ilvl ns0:val="0"/>
-          <ns0:numId ns0:val="13"/>
-        </ns0:numPr>
-      </ns0:pPr>
-      <ns0:r>
-        <ns0:t>*</ns0:t>
-      </ns0:r>
-      <ns0:proofErr ns0:type="gramStart"/>
-      <ns0:r>
-        <ns0:t>pubic</ns0:t>
-      </ns0:r>
-      <ns0:proofErr ns0:type="gramEnd"/>
-      <ns0:r>
-        <ns0:t xml:space="preserve"> rami</ns0:t>
-      </ns0:r>
-    </ns0:p>
-    <ns0:p ns2:paraId="3B1266F0" ns2:textId="77777777" ns0:rsidR="00B60B17" ns0:rsidRDefault="00B60B17" ns0:rsidP="00B60B17">
-      <ns0:r>
-        <ns0:t xml:space="preserve">Distal insertion: </ns0:t>
-      </ns0:r>
-    </ns0:p>
-    <ns0:p ns2:paraId="4C03D25D" ns2:textId="77777777" ns0:rsidR="00B60B17" ns0:rsidRDefault="00B60B17" ns0:rsidP="00B60B17">
-      <ns0:pPr>
-        <ns0:pStyle ns0:val="ListParagraph"/>
-        <ns0:numPr>
-          <ns0:ilvl ns0:val="0"/>
-          <ns0:numId ns0:val="14"/>
-        </ns0:numPr>
-      </ns0:pPr>
-      <ns0:r>
-        <ns0:t>*</ns0:t>
-      </ns0:r>
-      <ns0:proofErr ns0:type="gramStart"/>
-      <ns0:r>
-        <ns0:t>pubic</ns0:t>
-      </ns0:r>
-      <ns0:proofErr ns0:type="gramEnd"/>
-      <ns0:r>
-        <ns0:t xml:space="preserve"> symphysis</ns0:t>
-      </ns0:r>
-    </ns0:p>
-    <ns0:p ns2:paraId="49AA1712" ns2:textId="77777777" ns0:rsidR="00B60B17" ns0:rsidRDefault="00B60B17" ns0:rsidP="00B60B17">
-      <ns0:pPr>
-        <ns0:pStyle ns0:val="ListParagraph"/>
-        <ns0:numPr>
-          <ns0:ilvl ns0:val="0"/>
-          <ns0:numId ns0:val="14"/>
-        </ns0:numPr>
-      </ns0:pPr>
-      <ns0:r>
-        <ns0:t>*</ns0:t>
-      </ns0:r>
-      <ns0:proofErr ns0:type="gramStart"/>
-      <ns0:r>
-        <ns0:t>corpus</ns0:t>
-      </ns0:r>
-      <ns0:proofErr ns0:type="gramEnd"/>
-      <ns0:r>
-        <ns0:t xml:space="preserve"> cavernosum of the penis in males, clitoris in females</ns0:t>
-      </ns0:r>
-    </ns0:p>
-    <ns0:p ns2:paraId="1D43ECDA" ns2:textId="77777777" ns0:rsidR="00B60B17" ns0:rsidRDefault="00B60B17" ns0:rsidP="00B60B17">
-      <ns0:pPr>
-        <ns0:pStyle ns0:val="ListParagraph"/>
-        <ns0:numPr>
-          <ns0:ilvl ns0:val="0"/>
-          <ns0:numId ns0:val="14"/>
-        </ns0:numPr>
-      </ns0:pPr>
-      <ns0:r>
-        <ns0:t>perineal body</ns0:t>
-      </ns0:r>
-    </ns0:p>
-    <ns0:p ns2:paraId="51E21C78" ns2:textId="77777777" ns0:rsidR="00B60B17" ns0:rsidRDefault="00B60B17" ns0:rsidP="00B60B17">
-      <ns0:pPr>
-        <ns0:pStyle ns0:val="ListParagraph"/>
-      </ns0:pPr>
-    </ns0:p>
-    <ns0:p ns2:paraId="6A6B070D" ns2:textId="77777777" ns0:rsidR="00B60B17" ns0:rsidRDefault="00B60B17" ns0:rsidP="00B60B17">
-      <ns0:r>
-        <ns0:t xml:space="preserve">Innervation: </ns0:t>
-      </ns0:r>
-    </ns0:p>
-    <ns0:p ns2:paraId="26FA674C" ns2:textId="77777777" ns0:rsidR="00B60B17" ns0:rsidRDefault="00B60B17" ns0:rsidP="00B60B17">
-      <ns0:pPr>
-        <ns0:pStyle ns0:val="ListParagraph"/>
-        <ns0:numPr>
-          <ns0:ilvl ns0:val="0"/>
-          <ns0:numId ns0:val="15"/>
-        </ns0:numPr>
-      </ns0:pPr>
-      <ns0:r>
-        <ns0:t>*</ns0:t>
-      </ns0:r>
-      <ns0:proofErr ns0:type="gramStart"/>
-      <ns0:r>
-        <ns0:t>pudendal</ns0:t>
-      </ns0:r>
-      <ns0:proofErr ns0:type="gramEnd"/>
-      <ns0:r>
-        <ns0:t xml:space="preserve"> nerve</ns0:t>
-      </ns0:r>
-    </ns0:p>
-    <ns0:p ns2:paraId="6F59A5D3" ns2:textId="77777777" ns0:rsidR="00B60B17" ns0:rsidRDefault="00B60B17" ns0:rsidP="00B60B17">
-      <ns0:pPr>
-        <ns0:pStyle ns0:val="ListParagraph"/>
-        <ns0:numPr>
-          <ns0:ilvl ns0:val="0"/>
-          <ns0:numId ns0:val="15"/>
-        </ns0:numPr>
-      </ns0:pPr>
-      <ns0:r>
-        <ns0:t>anterior rami of spinal nerves S4-S5</ns0:t>
-      </ns0:r>
-    </ns0:p>
-    <ns0:p ns2:paraId="5D3B79F9" ns2:textId="77777777" ns0:rsidR="00B60B17" ns0:rsidRDefault="00B60B17" ns0:rsidP="00B60B17"/>
-    <ns0:p ns2:paraId="4DC33C11" ns2:textId="77777777" ns0:rsidR="00B60B17" ns0:rsidRDefault="00B60B17" ns0:rsidP="00B60B17">
-      <ns0:r>
-        <ns0:t xml:space="preserve">Action: </ns0:t>
-      </ns0:r>
-    </ns0:p>
-    <ns0:p ns2:paraId="55E4469E" ns2:textId="77777777" ns0:rsidR="00B60B17" ns0:rsidRDefault="00B60B17" ns0:rsidP="00B60B17">
-      <ns0:pPr>
-        <ns0:pStyle ns0:val="ListParagraph"/>
-        <ns0:numPr>
-          <ns0:ilvl ns0:val="0"/>
-          <ns0:numId ns0:val="16"/>
-        </ns0:numPr>
-      </ns0:pPr>
-      <ns0:r>
-        <ns0:t>*</ns0:t>
-      </ns0:r>
-      <ns0:proofErr ns0:type="gramStart"/>
-      <ns0:r>
-        <ns0:t>compresses</ns0:t>
-      </ns0:r>
-      <ns0:proofErr ns0:type="gramEnd"/>
-      <ns0:r>
-        <ns0:t xml:space="preserve"> veins to maintain erection</ns0:t>
-      </ns0:r>
-    </ns0:p>
-    <ns0:p ns2:paraId="31761190" ns2:textId="77777777" ns0:rsidR="00B60B17" ns0:rsidRDefault="00B60B17" ns0:rsidP="00B60B17">
-      <ns0:pPr>
-        <ns0:pStyle ns0:val="ListParagraph"/>
-        <ns0:numPr>
-          <ns0:ilvl ns0:val="0"/>
-          <ns0:numId ns0:val="16"/>
-        </ns0:numPr>
-      </ns0:pPr>
-      <ns0:r>
-        <ns0:lastRenderedPageBreak/>
-        <ns0:t xml:space="preserve">supports the pelvic floor </ns0:t>
-      </ns0:r>
-    </ns0:p>
-    <ns0:p ns2:paraId="198C85F3" ns2:textId="77777777" ns0:rsidR="00B60B17" ns0:rsidRDefault="00B60B17" ns0:rsidP="00B60B17">
-      <ns0:pPr>
-        <ns0:pStyle ns0:val="ListParagraph"/>
-        <ns0:numPr>
-          <ns0:ilvl ns0:val="0"/>
-          <ns0:numId ns0:val="16"/>
-        </ns0:numPr>
-        <ns0:tabs>
-          <ns0:tab ns0:val="left" ns0:pos="1878"/>
-        </ns0:tabs>
-      </ns0:pPr>
-      <ns0:r>
-        <ns0:t>closes the anus</ns0:t>
-      </ns0:r>
-    </ns0:p>
-    <ns0:p ns2:paraId="3EFB7D70" ns2:textId="77777777" ns0:rsidR="00B60B17" ns0:rsidRDefault="00B60B17" ns0:rsidP="00B60B17"/>
-    <ns0:p ns2:paraId="51081A70" ns2:textId="77777777" ns0:rsidR="00B60B17" ns0:rsidRDefault="00B60B17" ns0:rsidP="00B60B17">
-      <ns0:pPr>
-        <ns0:pStyle ns0:val="Heading2"/>
-      </ns0:pPr>
-      <ns0:r>
-        <ns0:t>Card ID: 4.11</ns0:t>
-      </ns0:r>
-    </ns0:p>
-    <ns0:p ns2:paraId="3EEB11FB" ns2:textId="77777777" ns0:rsidR="00B60B17" ns0:rsidRDefault="00B60B17" ns0:rsidP="00B60B17">
-      <ns0:r>
-        <ns0:t>Image file: L1344_760110</ns0:t>
-      </ns0:r>
-    </ns0:p>
-    <ns0:p ns2:paraId="5B1D951C" ns2:textId="77777777" ns0:rsidR="00B60B17" ns0:rsidRDefault="00B60B17" ns0:rsidP="00B60B17">
-      <ns0:r>
-        <ns0:rPr>
-          <ns0:noProof/>
-        </ns0:rPr>
-        <ns0:drawing>
-          <ns3:inline distT="0" distB="0" distL="0" distR="0" ns4:anchorId="49484F13" ns4:editId="760E758C">
-            <ns3:extent cx="1828800" cy="1196595"/>
-            <ns3:effectExtent l="0" t="0" r="0" b="0"/>
-            <ns3:docPr id="98" name="Picture 98"/>
-            <ns3:cNvGraphicFramePr>
-              <ns5:graphicFrameLocks noChangeAspect="1"/>
-            </ns3:cNvGraphicFramePr>
-            <ns5:graphic>
-              <ns5:graphicData uri="http://schemas.openxmlformats.org/drawingml/2006/picture">
-                <ns6:pic>
-                  <ns6:nvPicPr>
-                    <ns6:cNvPr id="0" name="4_11.png"/>
-                    <ns6:cNvPicPr/>
-                  </ns6:nvPicPr>
-                  <ns6:blipFill>
-                    <ns5:blip ns7:embed="rId15"/>
-                    <ns5:stretch>
-                      <ns5:fillRect/>
-                    </ns5:stretch>
-                  </ns6:blipFill>
-                  <ns6:spPr>
-                    <ns5:xfrm>
-                      <ns5:off x="0" y="0"/>
-                      <ns5:ext cx="1828800" cy="1196595"/>
-                    </ns5:xfrm>
-                    <ns5:prstGeom prst="rect">
-                      <ns5:avLst/>
-                    </ns5:prstGeom>
-                  </ns6:spPr>
-                </ns6:pic>
-              </ns5:graphicData>
-            </ns5:graphic>
-          </ns3:inline>
-        </ns0:drawing>
-      </ns0:r>
-    </ns0:p>
-    <ns0:p ns2:paraId="18EE4597" ns2:textId="77777777" ns0:rsidR="00B60B17" ns0:rsidRDefault="00B60B17" ns0:rsidP="00B60B17">
-      <ns0:pPr>
-        <ns0:rPr>
-          <ns0:ins ns0:id="3" ns0:author="Claire Copa" ns0:date="2026-07-16T09:09:00Z" ns8:dateUtc="2026-07-16T13:09:00Z"/>
-        </ns0:rPr>
-      </ns0:pPr>
-      <ns0:r>
-        <ns0:t xml:space="preserve">Title: </ns0:t>
-      </ns0:r>
-      <ns0:r ns0:rsidRPr="00290F58">
-        <ns0:rPr>
-          <ns0:highlight ns0:val="yellow"/>
-        </ns0:rPr>
-        <ns0:t>External urethral sphincter</ns0:t>
-      </ns0:r>
-    </ns0:p>
-    <ns0:p ns2:paraId="4B38842B" ns2:textId="77777777" ns0:rsidR="00B60B17" ns0:rsidRDefault="00B60B17" ns0:rsidP="00B60B17">
-      <ns0:r>
-        <ns0:t>Activity Interaction: select all that apply</ns0:t>
-      </ns0:r>
-    </ns0:p>
-    <ns0:p ns2:paraId="2E85C75E" ns2:textId="77777777" ns0:rsidR="00B60B17" ns0:rsidRDefault="00B60B17" ns0:rsidP="00B60B17">
-      <ns0:r>
-        <ns0:rPr>
-          <ns0:b/>
-        </ns0:rPr>
-        <ns0:t>Back-of-Card Content:</ns0:t>
-      </ns0:r>
-    </ns0:p>
-    <ns0:p ns2:paraId="5D3E372A" ns2:textId="77777777" ns0:rsidR="00B60B17" ns0:rsidRDefault="00B60B17" ns0:rsidP="00B60B17">
-      <ns0:r>
-        <ns0:t xml:space="preserve">Proximal insertion: </ns0:t>
-      </ns0:r>
-    </ns0:p>
-    <ns0:p ns2:paraId="36D7342E" ns2:textId="77777777" ns0:rsidR="00B60B17" ns0:rsidRDefault="00B60B17" ns0:rsidP="00B60B17">
-      <ns0:pPr>
-        <ns0:pStyle ns0:val="ListParagraph"/>
-        <ns0:numPr>
-          <ns0:ilvl ns0:val="0"/>
-          <ns0:numId ns0:val="17"/>
-        </ns0:numPr>
-      </ns0:pPr>
-      <ns0:r>
-        <ns0:t>*</ns0:t>
-      </ns0:r>
-      <ns0:proofErr ns0:type="gramStart"/>
-      <ns0:r>
-        <ns0:t>ischial</ns0:t>
-      </ns0:r>
-      <ns0:proofErr ns0:type="gramEnd"/>
-      <ns0:r>
-        <ns0:t xml:space="preserve"> rami</ns0:t>
-      </ns0:r>
-    </ns0:p>
-    <ns0:p ns2:paraId="78F98E17" ns2:textId="77777777" ns0:rsidR="00B60B17" ns0:rsidRDefault="00B60B17" ns0:rsidP="00B60B17">
-      <ns0:pPr>
-        <ns0:pStyle ns0:val="ListParagraph"/>
-        <ns0:numPr>
-          <ns0:ilvl ns0:val="0"/>
-          <ns0:numId ns0:val="17"/>
-        </ns0:numPr>
-      </ns0:pPr>
-      <ns0:r>
-        <ns0:t>*</ns0:t>
-      </ns0:r>
-      <ns0:proofErr ns0:type="gramStart"/>
-      <ns0:r>
-        <ns0:t>pubic</ns0:t>
-      </ns0:r>
-      <ns0:proofErr ns0:type="gramEnd"/>
-      <ns0:r>
-        <ns0:t xml:space="preserve"> rami</ns0:t>
-      </ns0:r>
-    </ns0:p>
-    <ns0:p ns2:paraId="18CD1034" ns2:textId="77777777" ns0:rsidR="00B60B17" ns0:rsidRDefault="00B60B17" ns0:rsidP="00B60B17">
-      <ns0:pPr>
-        <ns0:pStyle ns0:val="ListParagraph"/>
-        <ns0:numPr>
-          <ns0:ilvl ns0:val="0"/>
-          <ns0:numId ns0:val="17"/>
-        </ns0:numPr>
-      </ns0:pPr>
-      <ns0:r>
-        <ns0:t>pubic symphysis</ns0:t>
-      </ns0:r>
-    </ns0:p>
-    <ns0:p ns2:paraId="0DF35A82" ns2:textId="77777777" ns0:rsidR="00B60B17" ns0:rsidRDefault="00B60B17" ns0:rsidP="00B60B17">
-      <ns0:pPr>
-        <ns0:pStyle ns0:val="ListParagraph"/>
-        <ns0:numPr>
-          <ns0:ilvl ns0:val="0"/>
-          <ns0:numId ns0:val="17"/>
-        </ns0:numPr>
-      </ns0:pPr>
-      <ns0:r>
-        <ns0:t>ischial spine</ns0:t>
-      </ns0:r>
-    </ns0:p>
-    <ns0:p ns2:paraId="4BE3E8DE" ns2:textId="77777777" ns0:rsidR="00B60B17" ns0:rsidRDefault="00B60B17" ns0:rsidP="00B60B17">
-      <ns0:pPr>
-        <ns0:pStyle ns0:val="ListParagraph"/>
-      </ns0:pPr>
-    </ns0:p>
-    <ns0:p ns2:paraId="01697CF8" ns2:textId="77777777" ns0:rsidR="00B60B17" ns0:rsidRDefault="00B60B17" ns0:rsidP="00B60B17">
-      <ns0:r>
-        <ns0:t xml:space="preserve">Distal insertion: </ns0:t>
-      </ns0:r>
-    </ns0:p>
-    <ns0:p ns2:paraId="46EBF449" ns2:textId="77777777" ns0:rsidR="00B60B17" ns0:rsidRDefault="00B60B17" ns0:rsidP="00B60B17">
-      <ns0:pPr>
-        <ns0:pStyle ns0:val="ListParagraph"/>
-        <ns0:numPr>
-          <ns0:ilvl ns0:val="0"/>
-          <ns0:numId ns0:val="18"/>
-        </ns0:numPr>
-      </ns0:pPr>
-      <ns0:r>
-        <ns0:t>*</ns0:t>
-      </ns0:r>
-      <ns0:proofErr ns0:type="gramStart"/>
-      <ns0:r>
-        <ns0:t>male</ns0:t>
-      </ns0:r>
-      <ns0:proofErr ns0:type="gramEnd"/>
-      <ns0:r>
-        <ns0:t>—median raphe; female—vaginal wall</ns0:t>
-      </ns0:r>
-    </ns0:p>
-    <ns0:p ns2:paraId="65076537" ns2:textId="77777777" ns0:rsidR="00B60B17" ns0:rsidRDefault="00B60B17" ns0:rsidP="00B60B17">
-      <ns0:pPr>
-        <ns0:pStyle ns0:val="ListParagraph"/>
-        <ns0:numPr>
-          <ns0:ilvl ns0:val="0"/>
-          <ns0:numId ns0:val="18"/>
-        </ns0:numPr>
-      </ns0:pPr>
-      <ns0:r>
-        <ns0:t>perineal body</ns0:t>
-      </ns0:r>
-    </ns0:p>
-    <ns0:p ns2:paraId="67C2EC55" ns2:textId="77777777" ns0:rsidR="00B60B17" ns0:rsidRDefault="00B60B17" ns0:rsidP="00B60B17">
-      <ns0:pPr>
-        <ns0:pStyle ns0:val="ListParagraph"/>
-        <ns0:numPr>
-          <ns0:ilvl ns0:val="0"/>
-          <ns0:numId ns0:val="18"/>
-        </ns0:numPr>
-      </ns0:pPr>
-      <ns0:r>
-        <ns0:t>coccyx</ns0:t>
-      </ns0:r>
-    </ns0:p>
-    <ns0:p ns2:paraId="3BF174A9" ns2:textId="77777777" ns0:rsidR="00B60B17" ns0:rsidRDefault="00B60B17" ns0:rsidP="00B60B17"/>
-    <ns0:p ns2:paraId="391553EF" ns2:textId="77777777" ns0:rsidR="00B60B17" ns0:rsidRDefault="00B60B17" ns0:rsidP="00B60B17">
-      <ns0:r>
-        <ns0:t xml:space="preserve">Innervation: </ns0:t>
-      </ns0:r>
-    </ns0:p>
-    <ns0:p ns2:paraId="0241B7D1" ns2:textId="77777777" ns0:rsidR="00B60B17" ns0:rsidRDefault="00B60B17" ns0:rsidP="00B60B17">
-      <ns0:r>
-        <ns0:t>*</ns0:t>
-      </ns0:r>
-      <ns0:proofErr ns0:type="gramStart"/>
-      <ns0:r>
-        <ns0:t>pudendal</ns0:t>
-      </ns0:r>
-      <ns0:proofErr ns0:type="gramEnd"/>
-      <ns0:r>
-        <ns0:t xml:space="preserve"> nerve</ns0:t>
-      </ns0:r>
-    </ns0:p>
-    <ns0:p ns2:paraId="2E35850C" ns2:textId="77777777" ns0:rsidR="00B60B17" ns0:rsidRDefault="00B60B17" ns0:rsidP="00B60B17">
-      <ns0:r>
-        <ns0:t>anterior rami of spinal nerves S4-S5</ns0:t>
-      </ns0:r>
-    </ns0:p>
-    <ns0:p ns2:paraId="563DF913" ns2:textId="77777777" ns0:rsidR="00B60B17" ns0:rsidRDefault="00B60B17" ns0:rsidP="00B60B17"/>
-    <ns0:p ns2:paraId="228924F9" ns2:textId="77777777" ns0:rsidR="00B60B17" ns0:rsidRDefault="00B60B17" ns0:rsidP="00B60B17">
-      <ns0:r>
-        <ns0:t xml:space="preserve">Action: </ns0:t>
-      </ns0:r>
-    </ns0:p>
-    <ns0:p ns2:paraId="025C1A7C" ns2:textId="77777777" ns0:rsidR="00B60B17" ns0:rsidRDefault="00B60B17" ns0:rsidP="00B60B17">
-      <ns0:pPr>
-        <ns0:pStyle ns0:val="ListParagraph"/>
-        <ns0:numPr>
-          <ns0:ilvl ns0:val="0"/>
-          <ns0:numId ns0:val="19"/>
-        </ns0:numPr>
-      </ns0:pPr>
-      <ns0:r>
-        <ns0:t>*</ns0:t>
-      </ns0:r>
-      <ns0:proofErr ns0:type="gramStart"/>
-      <ns0:r>
-        <ns0:t>voluntarily</ns0:t>
-      </ns0:r>
-      <ns0:proofErr ns0:type="gramEnd"/>
-      <ns0:r>
-        <ns0:t xml:space="preserve"> compresses urethra during urination</ns0:t>
-      </ns0:r>
-    </ns0:p>
-    <ns0:p ns2:paraId="2270B91A" ns2:textId="77777777" ns0:rsidR="00B60B17" ns0:rsidRDefault="00B60B17" ns0:rsidP="00B60B17">
-      <ns0:pPr>
-        <ns0:pStyle ns0:val="ListParagraph"/>
-        <ns0:numPr>
-          <ns0:ilvl ns0:val="0"/>
-          <ns0:numId ns0:val="19"/>
-        </ns0:numPr>
-        <ns0:tabs>
-          <ns0:tab ns0:val="left" ns0:pos="1878"/>
-        </ns0:tabs>
-      </ns0:pPr>
-      <ns0:r>
-        <ns0:lastRenderedPageBreak/>
-        <ns0:t>closes the anus</ns0:t>
-      </ns0:r>
-    </ns0:p>
-    <ns0:p ns2:paraId="5979DACF" ns2:textId="77777777" ns0:rsidR="00B60B17" ns0:rsidRDefault="00B60B17" ns0:rsidP="00B60B17">
-      <ns0:pPr>
-        <ns0:pStyle ns0:val="ListParagraph"/>
-        <ns0:numPr>
-          <ns0:ilvl ns0:val="0"/>
-          <ns0:numId ns0:val="19"/>
-        </ns0:numPr>
-      </ns0:pPr>
-      <ns0:r>
-        <ns0:t>stabilizes the coccyx</ns0:t>
-      </ns0:r>
-    </ns0:p>
-    <ns0:p ns2:paraId="32CC292B" ns2:textId="77777777" ns0:rsidR="00B60B17" ns0:rsidRDefault="00B60B17" ns0:rsidP="00B60B17">
-      <ns0:pPr>
-        <ns0:pStyle ns0:val="Heading2"/>
-      </ns0:pPr>
-      <ns0:r>
-        <ns0:t>Card ID: 4.12</ns0:t>
-      </ns0:r>
-    </ns0:p>
-    <ns0:p ns2:paraId="5D5414A9" ns2:textId="77777777" ns0:rsidR="00B60B17" ns0:rsidRDefault="00B60B17" ns0:rsidP="00B60B17">
-      <ns0:r>
-        <ns0:t>Image file: L1344_760111</ns0:t>
-      </ns0:r>
-    </ns0:p>
-    <ns0:p ns2:paraId="7DA98084" ns2:textId="77777777" ns0:rsidR="00B60B17" ns0:rsidRDefault="00B60B17" ns0:rsidP="00B60B17">
-      <ns0:r>
-        <ns0:rPr>
-          <ns0:noProof/>
-        </ns0:rPr>
-        <ns0:drawing>
-          <ns3:inline distT="0" distB="0" distL="0" distR="0" ns4:anchorId="23C08069" ns4:editId="2B0AFC0F">
-            <ns3:extent cx="1828800" cy="1196595"/>
-            <ns3:effectExtent l="0" t="0" r="0" b="0"/>
-            <ns3:docPr id="99" name="Picture 99"/>
-            <ns3:cNvGraphicFramePr>
-              <ns5:graphicFrameLocks noChangeAspect="1"/>
-            </ns3:cNvGraphicFramePr>
-            <ns5:graphic>
-              <ns5:graphicData uri="http://schemas.openxmlformats.org/drawingml/2006/picture">
-                <ns6:pic>
-                  <ns6:nvPicPr>
-                    <ns6:cNvPr id="0" name="4_12.png"/>
-                    <ns6:cNvPicPr/>
-                  </ns6:nvPicPr>
-                  <ns6:blipFill>
-                    <ns5:blip ns7:embed="rId16"/>
-                    <ns5:stretch>
-                      <ns5:fillRect/>
-                    </ns5:stretch>
-                  </ns6:blipFill>
-                  <ns6:spPr>
-                    <ns5:xfrm>
-                      <ns5:off x="0" y="0"/>
-                      <ns5:ext cx="1828800" cy="1196595"/>
-                    </ns5:xfrm>
-                    <ns5:prstGeom prst="rect">
-                      <ns5:avLst/>
-                    </ns5:prstGeom>
-                  </ns6:spPr>
-                </ns6:pic>
-              </ns5:graphicData>
-            </ns5:graphic>
-          </ns3:inline>
-        </ns0:drawing>
-      </ns0:r>
-    </ns0:p>
-    <ns0:p ns2:paraId="6AB44215" ns2:textId="77777777" ns0:rsidR="00B60B17" ns0:rsidRDefault="00B60B17" ns0:rsidP="00B60B17">
-      <ns0:pPr>
-        <ns0:rPr>
-          <ns0:ins ns0:id="4" ns0:author="Claire Copa" ns0:date="2026-07-16T09:09:00Z" ns8:dateUtc="2026-07-16T13:09:00Z"/>
-        </ns0:rPr>
-      </ns0:pPr>
-      <ns0:r>
-        <ns0:t xml:space="preserve">Title: </ns0:t>
-      </ns0:r>
-      <ns0:r ns0:rsidRPr="00290F58">
-        <ns0:rPr>
-          <ns0:highlight ns0:val="yellow"/>
-        </ns0:rPr>
-        <ns0:t>External anal sphincter</ns0:t>
-      </ns0:r>
-    </ns0:p>
-    <ns0:p ns2:paraId="52333678" ns2:textId="77777777" ns0:rsidR="00B60B17" ns0:rsidRDefault="00B60B17" ns0:rsidP="00B60B17">
-      <ns0:r>
-        <ns0:t>Activity Interaction: select all that apply</ns0:t>
-      </ns0:r>
-    </ns0:p>
-    <ns0:p ns2:paraId="703CFAE0" ns2:textId="77777777" ns0:rsidR="00B60B17" ns0:rsidRDefault="00B60B17" ns0:rsidP="00B60B17">
-      <ns0:r>
-        <ns0:rPr>
-          <ns0:b/>
-        </ns0:rPr>
-        <ns0:t>Back-of-Card Content:</ns0:t>
-      </ns0:r>
-    </ns0:p>
-    <ns0:p ns2:paraId="6E7157BC" ns2:textId="77777777" ns0:rsidR="00B60B17" ns0:rsidRDefault="00B60B17" ns0:rsidP="00B60B17">
-      <ns0:r>
-        <ns0:t xml:space="preserve">Proximal insertion: </ns0:t>
-      </ns0:r>
-    </ns0:p>
-    <ns0:p ns2:paraId="0D3FCAF3" ns2:textId="77777777" ns0:rsidR="00B60B17" ns0:rsidRDefault="00B60B17" ns0:rsidP="00B60B17">
-      <ns0:pPr>
-        <ns0:pStyle ns0:val="ListParagraph"/>
-        <ns0:numPr>
-          <ns0:ilvl ns0:val="0"/>
-          <ns0:numId ns0:val="20"/>
-        </ns0:numPr>
-      </ns0:pPr>
-      <ns0:r>
-        <ns0:t>*</ns0:t>
-      </ns0:r>
-      <ns0:proofErr ns0:type="gramStart"/>
-      <ns0:r>
-        <ns0:t>anococcygeal</ns0:t>
-      </ns0:r>
-      <ns0:proofErr ns0:type="gramEnd"/>
-      <ns0:r>
-        <ns0:t xml:space="preserve"> ligament</ns0:t>
-      </ns0:r>
-    </ns0:p>
-    <ns0:p ns2:paraId="6359854C" ns2:textId="77777777" ns0:rsidR="00B60B17" ns0:rsidRDefault="00B60B17" ns0:rsidP="00B60B17">
-      <ns0:pPr>
-        <ns0:pStyle ns0:val="ListParagraph"/>
-        <ns0:numPr>
-          <ns0:ilvl ns0:val="0"/>
-          <ns0:numId ns0:val="20"/>
-        </ns0:numPr>
-      </ns0:pPr>
-      <ns0:r>
-        <ns0:t>pubic symphysis</ns0:t>
-      </ns0:r>
-    </ns0:p>
-    <ns0:p ns2:paraId="7C5B9736" ns2:textId="77777777" ns0:rsidR="00B60B17" ns0:rsidRDefault="00B60B17" ns0:rsidP="00B60B17">
-      <ns0:pPr>
-        <ns0:pStyle ns0:val="ListParagraph"/>
-        <ns0:numPr>
-          <ns0:ilvl ns0:val="0"/>
-          <ns0:numId ns0:val="20"/>
-        </ns0:numPr>
-      </ns0:pPr>
-      <ns0:r>
-        <ns0:t>ischial spine</ns0:t>
-      </ns0:r>
-    </ns0:p>
-    <ns0:p ns2:paraId="60C4F451" ns2:textId="77777777" ns0:rsidR="00B60B17" ns0:rsidRDefault="00B60B17" ns0:rsidP="00B60B17"/>
-    <ns0:p ns2:paraId="7EDDB172" ns2:textId="77777777" ns0:rsidR="00B60B17" ns0:rsidRDefault="00B60B17" ns0:rsidP="00B60B17">
-      <ns0:r>
-        <ns0:t xml:space="preserve">Distal insertion: </ns0:t>
-      </ns0:r>
-    </ns0:p>
-    <ns0:p ns2:paraId="19ED6371" ns2:textId="77777777" ns0:rsidR="00B60B17" ns0:rsidRDefault="00B60B17" ns0:rsidP="00B60B17">
-      <ns0:pPr>
-        <ns0:pStyle ns0:val="ListParagraph"/>
-        <ns0:numPr>
-          <ns0:ilvl ns0:val="0"/>
-          <ns0:numId ns0:val="21"/>
-        </ns0:numPr>
-      </ns0:pPr>
-      <ns0:r>
-        <ns0:t>*</ns0:t>
-      </ns0:r>
-      <ns0:proofErr ns0:type="gramStart"/>
-      <ns0:r>
-        <ns0:t>perineal</ns0:t>
-      </ns0:r>
-      <ns0:proofErr ns0:type="gramEnd"/>
-      <ns0:r>
-        <ns0:t xml:space="preserve"> body</ns0:t>
-      </ns0:r>
-    </ns0:p>
-    <ns0:p ns2:paraId="430CB7CC" ns2:textId="77777777" ns0:rsidR="00B60B17" ns0:rsidRDefault="00B60B17" ns0:rsidP="00B60B17">
-      <ns0:pPr>
-        <ns0:pStyle ns0:val="ListParagraph"/>
-        <ns0:numPr>
-          <ns0:ilvl ns0:val="0"/>
-          <ns0:numId ns0:val="21"/>
-        </ns0:numPr>
-      </ns0:pPr>
-      <ns0:r>
-        <ns0:t>pubic symphysis</ns0:t>
-      </ns0:r>
-    </ns0:p>
-    <ns0:p ns2:paraId="59F3ED77" ns2:textId="77777777" ns0:rsidR="00B60B17" ns0:rsidRDefault="00B60B17" ns0:rsidP="00B60B17">
-      <ns0:pPr>
-        <ns0:pStyle ns0:val="ListParagraph"/>
-        <ns0:numPr>
-          <ns0:ilvl ns0:val="0"/>
-          <ns0:numId ns0:val="21"/>
-        </ns0:numPr>
-      </ns0:pPr>
-      <ns0:r>
-        <ns0:t>coccyx</ns0:t>
-      </ns0:r>
-    </ns0:p>
-    <ns0:p ns2:paraId="7DE9DEB2" ns2:textId="77777777" ns0:rsidR="00B60B17" ns0:rsidRDefault="00B60B17" ns0:rsidP="00B60B17"/>
-    <ns0:p ns2:paraId="10114528" ns2:textId="77777777" ns0:rsidR="00B60B17" ns0:rsidRDefault="00B60B17" ns0:rsidP="00B60B17">
-      <ns0:r>
-        <ns0:t xml:space="preserve">Innervation: </ns0:t>
-      </ns0:r>
-    </ns0:p>
-    <ns0:p ns2:paraId="0196D7FE" ns2:textId="77777777" ns0:rsidR="00B60B17" ns0:rsidRDefault="00B60B17" ns0:rsidP="00B60B17">
-      <ns0:pPr>
-        <ns0:pStyle ns0:val="ListParagraph"/>
-        <ns0:numPr>
-          <ns0:ilvl ns0:val="0"/>
-          <ns0:numId ns0:val="23"/>
-        </ns0:numPr>
-      </ns0:pPr>
-      <ns0:r>
-        <ns0:t>*</ns0:t>
-      </ns0:r>
-      <ns0:proofErr ns0:type="gramStart"/>
-      <ns0:r>
-        <ns0:t>pudendal</ns0:t>
-      </ns0:r>
-      <ns0:proofErr ns0:type="gramEnd"/>
-      <ns0:r>
-        <ns0:t xml:space="preserve"> nerve</ns0:t>
-      </ns0:r>
-    </ns0:p>
-    <ns0:p ns2:paraId="12E8D131" ns2:textId="77777777" ns0:rsidR="00B60B17" ns0:rsidRDefault="00B60B17" ns0:rsidP="00B60B17">
-      <ns0:pPr>
-        <ns0:pStyle ns0:val="ListParagraph"/>
-        <ns0:numPr>
-          <ns0:ilvl ns0:val="0"/>
-          <ns0:numId ns0:val="23"/>
-        </ns0:numPr>
-      </ns0:pPr>
-      <ns0:r>
-        <ns0:t>anterior rami of spinal nerves S4-S5</ns0:t>
-      </ns0:r>
-    </ns0:p>
-    <ns0:p ns2:paraId="08ADF4D6" ns2:textId="77777777" ns0:rsidR="00B60B17" ns0:rsidRDefault="00B60B17" ns0:rsidP="00B60B17"/>
-    <ns0:p ns2:paraId="14965EEB" ns2:textId="77777777" ns0:rsidR="00B60B17" ns0:rsidRDefault="00B60B17" ns0:rsidP="00B60B17">
-      <ns0:r>
-        <ns0:t xml:space="preserve">Action: </ns0:t>
-      </ns0:r>
-    </ns0:p>
-    <ns0:p ns2:paraId="67C41CCC" ns2:textId="77777777" ns0:rsidR="00B60B17" ns0:rsidRDefault="00B60B17" ns0:rsidP="00B60B17">
-      <ns0:pPr>
-        <ns0:pStyle ns0:val="ListParagraph"/>
-        <ns0:numPr>
-          <ns0:ilvl ns0:val="0"/>
-          <ns0:numId ns0:val="22"/>
-        </ns0:numPr>
-      </ns0:pPr>
-      <ns0:r>
-        <ns0:t>*</ns0:t>
-      </ns0:r>
-      <ns0:proofErr ns0:type="gramStart"/>
-      <ns0:r>
-        <ns0:t>closes</ns0:t>
-      </ns0:r>
-      <ns0:proofErr ns0:type="gramEnd"/>
-      <ns0:r>
-        <ns0:t xml:space="preserve"> the anus</ns0:t>
-      </ns0:r>
-    </ns0:p>
-    <ns0:p ns2:paraId="6991A1E0" ns2:textId="77777777" ns0:rsidR="00B60B17" ns0:rsidRDefault="00B60B17" ns0:rsidP="00B60B17">
-      <ns0:pPr>
-        <ns0:pStyle ns0:val="ListParagraph"/>
-        <ns0:numPr>
-          <ns0:ilvl ns0:val="0"/>
-          <ns0:numId ns0:val="22"/>
-        </ns0:numPr>
-      </ns0:pPr>
-      <ns0:r>
-        <ns0:t>voluntarily compresses urethra during urination</ns0:t>
-      </ns0:r>
-    </ns0:p>
-    <ns0:p ns2:paraId="12FBF5C7" ns2:textId="77777777" ns0:rsidR="00B60B17" ns0:rsidRDefault="00B60B17" ns0:rsidP="00B60B17">
-      <ns0:pPr>
-        <ns0:pStyle ns0:val="ListParagraph"/>
-        <ns0:numPr>
-          <ns0:ilvl ns0:val="0"/>
-          <ns0:numId ns0:val="22"/>
-        </ns0:numPr>
-      </ns0:pPr>
-      <ns0:r>
-        <ns0:t>stabilizes the coccyx</ns0:t>
-      </ns0:r>
-    </ns0:p>
-    <ns0:p ns2:paraId="6710A03E" ns2:textId="77777777" ns0:rsidR="00B60B17" ns0:rsidRDefault="00B60B17" ns0:rsidP="00B60B17"/>
-    <ns0:p ns2:paraId="03E05945" ns2:textId="77777777" ns0:rsidR="00B60B17" ns0:rsidRDefault="00B60B17" ns0:rsidP="00B60B17">
-      <ns0:pPr>
-        <ns0:pStyle ns0:val="Heading2"/>
-      </ns0:pPr>
-      <ns0:r>
-        <ns0:t>Card ID: 4.13</ns0:t>
-      </ns0:r>
-    </ns0:p>
-    <ns0:p ns2:paraId="50CD7160" ns2:textId="77777777" ns0:rsidR="00B60B17" ns0:rsidRDefault="00B60B17" ns0:rsidP="00B60B17">
-      <ns0:r>
-        <ns0:t>Image file: L1344_760112</ns0:t>
-      </ns0:r>
-    </ns0:p>
-    <ns0:p ns2:paraId="74834A63" ns2:textId="77777777" ns0:rsidR="00B60B17" ns0:rsidRDefault="00B60B17" ns0:rsidP="00B60B17">
-      <ns0:r>
-        <ns0:rPr>
-          <ns0:noProof/>
-        </ns0:rPr>
-        <ns0:drawing>
-          <ns3:inline distT="0" distB="0" distL="0" distR="0" ns4:anchorId="5F74A2F7" ns4:editId="189CBD91">
-            <ns3:extent cx="1828800" cy="1196595"/>
-            <ns3:effectExtent l="0" t="0" r="0" b="0"/>
-            <ns3:docPr id="100" name="Picture 100"/>
-            <ns3:cNvGraphicFramePr>
-              <ns5:graphicFrameLocks noChangeAspect="1"/>
-            </ns3:cNvGraphicFramePr>
-            <ns5:graphic>
-              <ns5:graphicData uri="http://schemas.openxmlformats.org/drawingml/2006/picture">
-                <ns6:pic>
-                  <ns6:nvPicPr>
-                    <ns6:cNvPr id="0" name="4_13.png"/>
-                    <ns6:cNvPicPr/>
-                  </ns6:nvPicPr>
-                  <ns6:blipFill>
-                    <ns5:blip ns7:embed="rId17"/>
-                    <ns5:stretch>
-                      <ns5:fillRect/>
-                    </ns5:stretch>
-                  </ns6:blipFill>
-                  <ns6:spPr>
-                    <ns5:xfrm>
-                      <ns5:off x="0" y="0"/>
-                      <ns5:ext cx="1828800" cy="1196595"/>
-                    </ns5:xfrm>
-                    <ns5:prstGeom prst="rect">
-                      <ns5:avLst/>
-                    </ns5:prstGeom>
-                  </ns6:spPr>
-                </ns6:pic>
-              </ns5:graphicData>
-            </ns5:graphic>
-          </ns3:inline>
-        </ns0:drawing>
-      </ns0:r>
-    </ns0:p>
-    <ns0:p ns2:paraId="6BC9A1FC" ns2:textId="77777777" ns0:rsidR="00B60B17" ns0:rsidRDefault="00B60B17" ns0:rsidP="00B60B17">
-      <ns0:pPr>
-        <ns0:rPr>
-          <ns0:ins ns0:id="5" ns0:author="Claire Copa" ns0:date="2026-07-16T09:09:00Z" ns8:dateUtc="2026-07-16T13:09:00Z"/>
-        </ns0:rPr>
-      </ns0:pPr>
-      <ns0:r>
-        <ns0:t xml:space="preserve">Title: </ns0:t>
-      </ns0:r>
-      <ns0:r ns0:rsidRPr="00290F58">
-        <ns0:rPr>
-          <ns0:highlight ns0:val="yellow"/>
-        </ns0:rPr>
-        <ns0:t>Coccygeus</ns0:t>
-      </ns0:r>
-    </ns0:p>
-    <ns0:p ns2:paraId="11BD7310" ns2:textId="77777777" ns0:rsidR="00B60B17" ns0:rsidRDefault="00B60B17" ns0:rsidP="00B60B17">
-      <ns0:r>
-        <ns0:t>Activity Interaction: select all that apply</ns0:t>
-      </ns0:r>
-    </ns0:p>
-    <ns0:p ns2:paraId="21DB55F2" ns2:textId="77777777" ns0:rsidR="00B60B17" ns0:rsidRDefault="00B60B17" ns0:rsidP="00B60B17">
-      <ns0:r>
-        <ns0:rPr>
-          <ns0:b/>
-        </ns0:rPr>
-        <ns0:t>Back-of-Card Content:</ns0:t>
-      </ns0:r>
-    </ns0:p>
-    <ns0:p ns2:paraId="767CFA2E" ns2:textId="77777777" ns0:rsidR="00B60B17" ns0:rsidRDefault="00B60B17" ns0:rsidP="00B60B17">
-      <ns0:r>
-        <ns0:t xml:space="preserve">Proximal insertion: </ns0:t>
-      </ns0:r>
-    </ns0:p>
-    <ns0:p ns2:paraId="3396ABAD" ns2:textId="77777777" ns0:rsidR="00B60B17" ns0:rsidRDefault="00B60B17" ns0:rsidP="00B60B17">
-      <ns0:pPr>
-        <ns0:pStyle ns0:val="ListParagraph"/>
-        <ns0:numPr>
-          <ns0:ilvl ns0:val="0"/>
-          <ns0:numId ns0:val="25"/>
-        </ns0:numPr>
-      </ns0:pPr>
-      <ns0:r>
-        <ns0:t>*</ns0:t>
-      </ns0:r>
-      <ns0:proofErr ns0:type="gramStart"/>
-      <ns0:r>
-        <ns0:t>ischial</ns0:t>
-      </ns0:r>
-      <ns0:proofErr ns0:type="gramEnd"/>
-      <ns0:r>
-        <ns0:t xml:space="preserve"> spine</ns0:t>
-      </ns0:r>
-    </ns0:p>
-    <ns0:p ns2:paraId="3644D428" ns2:textId="77777777" ns0:rsidR="00B60B17" ns0:rsidRDefault="00B60B17" ns0:rsidP="00B60B17">
-      <ns0:pPr>
-        <ns0:pStyle ns0:val="ListParagraph"/>
-        <ns0:numPr>
-          <ns0:ilvl ns0:val="0"/>
-          <ns0:numId ns0:val="25"/>
-        </ns0:numPr>
-      </ns0:pPr>
-      <ns0:r>
-        <ns0:t>ischial rami</ns0:t>
-      </ns0:r>
-    </ns0:p>
-    <ns0:p ns2:paraId="098BC0E0" ns2:textId="77777777" ns0:rsidR="00B60B17" ns0:rsidRDefault="00B60B17" ns0:rsidP="00B60B17">
-      <ns0:pPr>
-        <ns0:pStyle ns0:val="ListParagraph"/>
-        <ns0:numPr>
-          <ns0:ilvl ns0:val="0"/>
-          <ns0:numId ns0:val="25"/>
-        </ns0:numPr>
-      </ns0:pPr>
-      <ns0:r>
-        <ns0:t>pubic rami</ns0:t>
-      </ns0:r>
-    </ns0:p>
-    <ns0:p ns2:paraId="517309A5" ns2:textId="77777777" ns0:rsidR="00B60B17" ns0:rsidRDefault="00B60B17" ns0:rsidP="00B60B17">
-      <ns0:pPr>
-        <ns0:pStyle ns0:val="ListParagraph"/>
-        <ns0:numPr>
-          <ns0:ilvl ns0:val="0"/>
-          <ns0:numId ns0:val="25"/>
-        </ns0:numPr>
-      </ns0:pPr>
-      <ns0:r>
-        <ns0:t>ischium</ns0:t>
-      </ns0:r>
-    </ns0:p>
-    <ns0:p ns2:paraId="4545E897" ns2:textId="77777777" ns0:rsidR="00B60B17" ns0:rsidRDefault="00B60B17" ns0:rsidP="00B60B17">
-      <ns0:r>
-        <ns0:t xml:space="preserve">Distal insertion: </ns0:t>
-      </ns0:r>
-    </ns0:p>
-    <ns0:p ns2:paraId="25F8C70B" ns2:textId="77777777" ns0:rsidR="00B60B17" ns0:rsidRDefault="00B60B17" ns0:rsidP="00B60B17">
-      <ns0:pPr>
-        <ns0:pStyle ns0:val="ListParagraph"/>
-        <ns0:numPr>
-          <ns0:ilvl ns0:val="0"/>
-          <ns0:numId ns0:val="24"/>
-        </ns0:numPr>
-      </ns0:pPr>
-      <ns0:r>
-        <ns0:t>*</ns0:t>
-      </ns0:r>
-      <ns0:proofErr ns0:type="gramStart"/>
-      <ns0:r>
-        <ns0:t>anterior</ns0:t>
-      </ns0:r>
-      <ns0:proofErr ns0:type="gramEnd"/>
-      <ns0:r>
-        <ns0:t xml:space="preserve"> rami of spinal nerves S4-S5</ns0:t>
-      </ns0:r>
-    </ns0:p>
-    <ns0:p ns2:paraId="53F8B0D6" ns2:textId="77777777" ns0:rsidR="00B60B17" ns0:rsidRDefault="00B60B17" ns0:rsidP="00B60B17">
-      <ns0:pPr>
-        <ns0:pStyle ns0:val="ListParagraph"/>
-        <ns0:numPr>
-          <ns0:ilvl ns0:val="0"/>
-          <ns0:numId ns0:val="24"/>
-        </ns0:numPr>
-      </ns0:pPr>
-      <ns0:r>
-        <ns0:t>perineal body</ns0:t>
-      </ns0:r>
-    </ns0:p>
-    <ns0:p ns2:paraId="06A4D24B" ns2:textId="77777777" ns0:rsidR="00B60B17" ns0:rsidRDefault="00B60B17" ns0:rsidP="00B60B17">
-      <ns0:pPr>
-        <ns0:pStyle ns0:val="ListParagraph"/>
-        <ns0:numPr>
-          <ns0:ilvl ns0:val="0"/>
-          <ns0:numId ns0:val="24"/>
-        </ns0:numPr>
-      </ns0:pPr>
-      <ns0:r>
-        <ns0:t>pubic symphysis</ns0:t>
-      </ns0:r>
-    </ns0:p>
-    <ns0:p ns2:paraId="7C2444D5" ns2:textId="77777777" ns0:rsidR="00B60B17" ns0:rsidRDefault="00B60B17" ns0:rsidP="00B60B17">
-      <ns0:pPr>
-        <ns0:pStyle ns0:val="ListParagraph"/>
-        <ns0:numPr>
-          <ns0:ilvl ns0:val="0"/>
-          <ns0:numId ns0:val="24"/>
-        </ns0:numPr>
-      </ns0:pPr>
-      <ns0:r>
-        <ns0:t>coccyx</ns0:t>
-      </ns0:r>
-    </ns0:p>
-    <ns0:p ns2:paraId="1671AB6C" ns2:textId="77777777" ns0:rsidR="00B60B17" ns0:rsidRDefault="00B60B17" ns0:rsidP="00B60B17"/>
-    <ns0:p ns2:paraId="21CA1472" ns2:textId="77777777" ns0:rsidR="00B60B17" ns0:rsidRDefault="00B60B17" ns0:rsidP="00B60B17">
-      <ns0:r>
-        <ns0:t xml:space="preserve">Innervation: </ns0:t>
-      </ns0:r>
-    </ns0:p>
-    <ns0:p ns2:paraId="607F1475" ns2:textId="77777777" ns0:rsidR="00B60B17" ns0:rsidRDefault="00B60B17" ns0:rsidP="00B60B17">
-      <ns0:pPr>
-        <ns0:pStyle ns0:val="ListParagraph"/>
-        <ns0:numPr>
-          <ns0:ilvl ns0:val="0"/>
-          <ns0:numId ns0:val="26"/>
-        </ns0:numPr>
-      </ns0:pPr>
-      <ns0:r>
-        <ns0:t>*S4 and S5</ns0:t>
-      </ns0:r>
-    </ns0:p>
-    <ns0:p ns2:paraId="0640AB71" ns2:textId="77777777" ns0:rsidR="00B60B17" ns0:rsidRDefault="00B60B17" ns0:rsidP="00B60B17">
-      <ns0:pPr>
-        <ns0:pStyle ns0:val="ListParagraph"/>
-        <ns0:numPr>
-          <ns0:ilvl ns0:val="0"/>
-          <ns0:numId ns0:val="26"/>
-        </ns0:numPr>
-      </ns0:pPr>
-      <ns0:r>
-        <ns0:t>pudendal nerve</ns0:t>
-      </ns0:r>
-    </ns0:p>
-    <ns0:p ns2:paraId="79FDC6D8" ns2:textId="77777777" ns0:rsidR="00B60B17" ns0:rsidRDefault="00B60B17" ns0:rsidP="00B60B17"/>
-    <ns0:p ns2:paraId="17C24089" ns2:textId="77777777" ns0:rsidR="00B60B17" ns0:rsidRDefault="00B60B17" ns0:rsidP="00B60B17">
-      <ns0:r>
-        <ns0:t xml:space="preserve">Action: </ns0:t>
-      </ns0:r>
-    </ns0:p>
-    <ns0:p ns2:paraId="1232892F" ns2:textId="77777777" ns0:rsidR="00B60B17" ns0:rsidRDefault="00B60B17" ns0:rsidP="00B60B17">
-      <ns0:pPr>
-        <ns0:pStyle ns0:val="ListParagraph"/>
-        <ns0:numPr>
-          <ns0:ilvl ns0:val="0"/>
-          <ns0:numId ns0:val="27"/>
-        </ns0:numPr>
-      </ns0:pPr>
-      <ns0:r>
-        <ns0:t>*</ns0:t>
-      </ns0:r>
-      <ns0:proofErr ns0:type="gramStart"/>
-      <ns0:r>
-        <ns0:t>supports</ns0:t>
-      </ns0:r>
-      <ns0:proofErr ns0:type="gramEnd"/>
-      <ns0:r>
-        <ns0:t xml:space="preserve"> the pelvic floor </ns0:t>
-      </ns0:r>
-    </ns0:p>
-    <ns0:p ns2:paraId="37C59981" ns2:textId="77777777" ns0:rsidR="00B60B17" ns0:rsidRDefault="00B60B17" ns0:rsidP="00B60B17">
-      <ns0:pPr>
-        <ns0:pStyle ns0:val="ListParagraph"/>
-        <ns0:numPr>
-          <ns0:ilvl ns0:val="0"/>
-          <ns0:numId ns0:val="27"/>
-        </ns0:numPr>
-      </ns0:pPr>
-      <ns0:r>
-        <ns0:t>*</ns0:t>
-      </ns0:r>
-      <ns0:proofErr ns0:type="gramStart"/>
-      <ns0:r>
-        <ns0:t>stabilizes</ns0:t>
-      </ns0:r>
-      <ns0:proofErr ns0:type="gramEnd"/>
-      <ns0:r>
-        <ns0:t xml:space="preserve"> the coccyx</ns0:t>
-      </ns0:r>
-    </ns0:p>
-    <ns0:p ns2:paraId="329EC401" ns2:textId="77777777" ns0:rsidR="00B60B17" ns0:rsidRDefault="00B60B17" ns0:rsidP="00B60B17">
-      <ns0:pPr>
-        <ns0:pStyle ns0:val="ListParagraph"/>
-        <ns0:numPr>
-          <ns0:ilvl ns0:val="0"/>
-          <ns0:numId ns0:val="27"/>
-        </ns0:numPr>
-        <ns0:tabs>
-          <ns0:tab ns0:val="left" ns0:pos="1878"/>
-        </ns0:tabs>
-      </ns0:pPr>
-      <ns0:r>
-        <ns0:t>closes the anus</ns0:t>
-      </ns0:r>
-    </ns0:p>
-    <ns0:p ns2:paraId="50018261" ns2:textId="77777777" ns0:rsidR="00B4711B" ns0:rsidRDefault="00B4711B"/>
-    <ns0:sectPr ns0:rsidR="00B4711B">
-      <ns0:pgSz ns0:w="12240" ns0:h="15840"/>
-      <ns0:pgMar ns0:top="1440" ns0:right="1440" ns0:bottom="1440" ns0:left="1440" ns0:header="720" ns0:footer="720" ns0:gutter="0"/>
-      <ns0:cols ns0:space="720"/>
-      <ns0:docGrid ns0:linePitch="360"/>
-    </ns0:sectPr>
-  </ns0:body>
-</ns0:document>
+<w:document xmlns:wpc="http://schemas.microsoft.com/office/word/2010/wordprocessingCanvas" xmlns:cx="http://schemas.microsoft.com/office/drawing/2014/chartex" xmlns:cx1="http://schemas.microsoft.com/office/drawing/2015/9/8/chartex" xmlns:cx2="http://schemas.microsoft.com/office/drawing/2015/10/21/chartex" xmlns:cx3="http://schemas.microsoft.com/office/drawing/2016/5/9/chartex" xmlns:cx4="http://schemas.microsoft.com/office/drawing/2016/5/10/chartex" xmlns:cx5="http://schemas.microsoft.com/office/drawing/2016/5/11/chartex" xmlns:cx6="http://schemas.microsoft.com/office/drawing/2016/5/12/chartex" xmlns:cx7="http://schemas.microsoft.com/office/drawing/2016/5/13/chartex" xmlns:cx8="http://schemas.microsoft.com/office/drawing/2016/5/14/chartex" xmlns:mc="http://schemas.openxmlformats.org/markup-compatibility/2006" xmlns:aink="http://schemas.microsoft.com/office/drawing/2016/ink" xmlns:am3d="http://schemas.microsoft.com/office/drawing/2017/model3d" xmlns:o="urn:schemas-microsoft-com:office:office" xmlns:oel="http://schemas.microsoft.com/office/2019/extlst" xmlns:r="http://schemas.openxmlformats.org/officeDocument/2006/relationships" xmlns:m="http://schemas.openxmlformats.org/officeDocument/2006/math" xmlns:v="urn:schemas-microsoft-com:vml" xmlns:wp14="http://schemas.microsoft.com/office/word/2010/wordprocessingDrawing" xmlns:wp="http://schemas.openxmlformats.org/drawingml/2006/wordprocessingDrawing" xmlns:w10="urn:schemas-microsoft-com:office:word" xmlns:w="http://schemas.openxmlformats.org/wordprocessingml/2006/main" xmlns:w14="http://schemas.microsoft.com/office/word/2010/wordml" xmlns:w15="http://schemas.microsoft.com/office/word/2012/wordml" xmlns:w16cex="http://schemas.microsoft.com/office/word/2018/wordml/cex" xmlns:w16cid="http://schemas.microsoft.com/office/word/2016/wordml/cid" xmlns:w16="http://schemas.microsoft.com/office/word/2018/wordml" xmlns:w16du="http://schemas.microsoft.com/office/word/2023/wordml/word16du" xmlns:w16sdtdh="http://schemas.microsoft.com/office/word/2020/wordml/sdtdatahash" xmlns:w16sdtfl="http://schemas.microsoft.com/office/word/2024/wordml/sdtformatlock" xmlns:w16se="http://schemas.microsoft.com/office/word/2015/wordml/symex" xmlns:wpg="http://schemas.microsoft.com/office/word/2010/wordprocessingGroup" xmlns:wpi="http://schemas.microsoft.com/office/word/2010/wordprocessingInk" xmlns:wne="http://schemas.microsoft.com/office/word/2006/wordml" xmlns:wps="http://schemas.microsoft.com/office/word/2010/wordprocessingShape" mc:Ignorable="w14 w15 w16se w16cid w16 w16cex w16sdtdh w16sdtfl w16du wp14">
+  <w:body>
+    <w:p>
+      <w:pPr>
+        <w:pStyle w:val="Heading1"/>
+      </w:pPr>
+      <w:r>
+        <w:t>Section 4: Pelvic Bones</w:t>
+      </w:r>
+    </w:p>
+    <w:p>
+      <w:pPr>
+        <w:pStyle w:val="Heading2"/>
+      </w:pPr>
+      <w:r>
+        <w:t>Card ID: 4.1</w:t>
+      </w:r>
+    </w:p>
+    <w:p>
+      <w:r>
+        <w:t>Image file: L1344_760099</w:t>
+      </w:r>
+    </w:p>
+    <w:p>
+      <w:r>
+        <w:rPr>
+          <w:noProof/>
+        </w:rPr>
+        <w:drawing>
+          <wp:inline distT="0" distB="0" distL="0" distR="0" wp14:anchorId="0FD2218C" wp14:editId="0B5DC0C5">
+            <wp:extent cx="1828800" cy="1196595"/>
+            <wp:effectExtent l="0" t="0" r="0" b="0"/>
+            <wp:docPr id="88" name="Picture 88"/>
+            <wp:cNvGraphicFramePr>
+              <a:graphicFrameLocks xmlns:a="http://schemas.openxmlformats.org/drawingml/2006/main" noChangeAspect="1"/>
+            </wp:cNvGraphicFramePr>
+            <a:graphic xmlns:a="http://schemas.openxmlformats.org/drawingml/2006/main">
+              <a:graphicData uri="http://schemas.openxmlformats.org/drawingml/2006/picture">
+                <pic:pic xmlns:pic="http://schemas.openxmlformats.org/drawingml/2006/picture">
+                  <pic:nvPicPr>
+                    <pic:cNvPr id="0" name="4_1.png"/>
+                    <pic:cNvPicPr/>
+                  </pic:nvPicPr>
+                  <pic:blipFill>
+                    <a:blip r:embed="rId5"/>
+                    <a:stretch>
+                      <a:fillRect/>
+                    </a:stretch>
+                  </pic:blipFill>
+                  <pic:spPr>
+                    <a:xfrm>
+                      <a:off x="0" y="0"/>
+                      <a:ext cx="1828800" cy="1196595"/>
+                    </a:xfrm>
+                    <a:prstGeom prst="rect">
+                      <a:avLst/>
+                    </a:prstGeom>
+                  </pic:spPr>
+                </pic:pic>
+              </a:graphicData>
+            </a:graphic>
+          </wp:inline>
+        </w:drawing>
+      </w:r>
+    </w:p>
+    <w:p>
+      <w:r>
+        <w:t>Title: Pelvic Bones (Anterior)</w:t>
+      </w:r>
+    </w:p>
+    <w:p>
+      <w:r>
+        <w:t>Activity Interaction: Drag and drop</w:t>
+      </w:r>
+    </w:p>
+    <w:p>
+      <w:r>
+        <w:rPr>
+          <w:b/>
+        </w:rPr>
+        <w:t>Back-of-Card Content:</w:t>
+      </w:r>
+    </w:p>
+    <w:p>
+      <w:r>
+        <w:t>a. Sacrum</w:t>
+      </w:r>
+    </w:p>
+    <w:p>
+      <w:r>
+        <w:t>b. Sacroiliac joint</w:t>
+      </w:r>
+    </w:p>
+    <w:p>
+      <w:r>
+        <w:t>c. Iliac fossa</w:t>
+      </w:r>
+    </w:p>
+    <w:p>
+      <w:r>
+        <w:t>d. Iliac crest</w:t>
+      </w:r>
+    </w:p>
+    <w:p>
+      <w:r>
+        <w:t>e. Anterior superior iliac spine (ASIS)</w:t>
+      </w:r>
+    </w:p>
+    <w:p>
+      <w:r>
+        <w:t>f. Anterior inferior iliac spine (AIIS)</w:t>
+      </w:r>
+    </w:p>
+    <w:p>
+      <w:r>
+        <w:t>g. Ischial spine</w:t>
+      </w:r>
+    </w:p>
+    <w:p>
+      <w:r>
+        <w:t>h. Ramus of ischium</w:t>
+      </w:r>
+    </w:p>
+    <w:p>
+      <w:proofErr w:type="spellStart"/>
+      <w:r>
+        <w:t>i</w:t>
+      </w:r>
+      <w:proofErr w:type="spellEnd"/>
+      <w:r>
+        <w:t>. Obturator foramen</w:t>
+      </w:r>
+    </w:p>
+    <w:p>
+      <w:r>
+        <w:t>j. Inferior pubic ramus</w:t>
+      </w:r>
+    </w:p>
+    <w:p>
+      <w:r>
+        <w:t>k. Superior pubic ramus</w:t>
+      </w:r>
+    </w:p>
+    <w:p>
+      <w:r>
+        <w:t>l. Pubic symphysis</w:t>
+      </w:r>
+    </w:p>
+    <w:p/>
+    <w:p>
+      <w:pPr>
+        <w:pStyle w:val="Heading2"/>
+      </w:pPr>
+      <w:r>
+        <w:t>Card ID: 4.2</w:t>
+      </w:r>
+    </w:p>
+    <w:p>
+      <w:r>
+        <w:t>Image file: L1344_760100</w:t>
+      </w:r>
+    </w:p>
+    <w:p>
+      <w:r>
+        <w:rPr>
+          <w:noProof/>
+        </w:rPr>
+        <w:lastRenderedPageBreak/>
+        <w:drawing>
+          <wp:inline distT="0" distB="0" distL="0" distR="0" wp14:anchorId="26B8EEEE" wp14:editId="1FB2DE21">
+            <wp:extent cx="1828800" cy="1196595"/>
+            <wp:effectExtent l="0" t="0" r="0" b="0"/>
+            <wp:docPr id="89" name="Picture 89"/>
+            <wp:cNvGraphicFramePr>
+              <a:graphicFrameLocks xmlns:a="http://schemas.openxmlformats.org/drawingml/2006/main" noChangeAspect="1"/>
+            </wp:cNvGraphicFramePr>
+            <a:graphic xmlns:a="http://schemas.openxmlformats.org/drawingml/2006/main">
+              <a:graphicData uri="http://schemas.openxmlformats.org/drawingml/2006/picture">
+                <pic:pic xmlns:pic="http://schemas.openxmlformats.org/drawingml/2006/picture">
+                  <pic:nvPicPr>
+                    <pic:cNvPr id="0" name="4_2.png"/>
+                    <pic:cNvPicPr/>
+                  </pic:nvPicPr>
+                  <pic:blipFill>
+                    <a:blip r:embed="rId6"/>
+                    <a:stretch>
+                      <a:fillRect/>
+                    </a:stretch>
+                  </pic:blipFill>
+                  <pic:spPr>
+                    <a:xfrm>
+                      <a:off x="0" y="0"/>
+                      <a:ext cx="1828800" cy="1196595"/>
+                    </a:xfrm>
+                    <a:prstGeom prst="rect">
+                      <a:avLst/>
+                    </a:prstGeom>
+                  </pic:spPr>
+                </pic:pic>
+              </a:graphicData>
+            </a:graphic>
+          </wp:inline>
+        </w:drawing>
+      </w:r>
+    </w:p>
+    <w:p>
+      <w:r>
+        <w:t>Title: Pelvic Bones (Medial)</w:t>
+      </w:r>
+    </w:p>
+    <w:p>
+      <w:r>
+        <w:t xml:space="preserve">Activity Interaction: Drag and </w:t>
+      </w:r>
+      <w:proofErr w:type="gramStart"/>
+      <w:r>
+        <w:t>drop</w:t>
+      </w:r>
+      <w:proofErr w:type="gramEnd"/>
+    </w:p>
+    <w:p>
+      <w:r>
+        <w:rPr>
+          <w:b/>
+        </w:rPr>
+        <w:t>Back-of-Card Content:</w:t>
+      </w:r>
+    </w:p>
+    <w:p>
+      <w:r>
+        <w:t>a. Iliac tuberosity</w:t>
+      </w:r>
+    </w:p>
+    <w:p>
+      <w:r>
+        <w:t>b. Posterior superior iliac spine</w:t>
+      </w:r>
+    </w:p>
+    <w:p>
+      <w:r>
+        <w:t>c. Posterior inferior iliac spine</w:t>
+      </w:r>
+    </w:p>
+    <w:p>
+      <w:r>
+        <w:t>d. Ischial spine</w:t>
+      </w:r>
+    </w:p>
+    <w:p>
+      <w:r>
+        <w:t>e. Body of ischium</w:t>
+      </w:r>
+    </w:p>
+    <w:p>
+      <w:r>
+        <w:t>f. Medial end of pubis</w:t>
+      </w:r>
+    </w:p>
+    <w:p>
+      <w:r>
+        <w:t>g. Pubic crest</w:t>
+      </w:r>
+    </w:p>
+    <w:p>
+      <w:r>
+        <w:t>h. Pubic tubercle</w:t>
+      </w:r>
+    </w:p>
+    <w:p>
+      <w:proofErr w:type="spellStart"/>
+      <w:r>
+        <w:t>i</w:t>
+      </w:r>
+      <w:proofErr w:type="spellEnd"/>
+      <w:r>
+        <w:t>. Superior ramus of pubis</w:t>
+      </w:r>
+    </w:p>
+    <w:p>
+      <w:r>
+        <w:t>j. Terminal line</w:t>
+      </w:r>
+    </w:p>
+    <w:p>
+      <w:r>
+        <w:t>k. Auricular surface</w:t>
+      </w:r>
+    </w:p>
+    <w:p/>
+    <w:p>
+      <w:pPr>
+        <w:pStyle w:val="Heading2"/>
+      </w:pPr>
+      <w:r>
+        <w:t>Card ID: 4.3</w:t>
+      </w:r>
+    </w:p>
+    <w:p>
+      <w:r>
+        <w:t>Image file: L1344_760102</w:t>
+      </w:r>
+    </w:p>
+    <w:p>
+      <w:r>
+        <w:rPr>
+          <w:noProof/>
+        </w:rPr>
+        <w:drawing>
+          <wp:inline distT="0" distB="0" distL="0" distR="0" wp14:anchorId="2C005E46" wp14:editId="252D6572">
+            <wp:extent cx="1828800" cy="1196595"/>
+            <wp:effectExtent l="0" t="0" r="0" b="0"/>
+            <wp:docPr id="90" name="Picture 90"/>
+            <wp:cNvGraphicFramePr>
+              <a:graphicFrameLocks xmlns:a="http://schemas.openxmlformats.org/drawingml/2006/main" noChangeAspect="1"/>
+            </wp:cNvGraphicFramePr>
+            <a:graphic xmlns:a="http://schemas.openxmlformats.org/drawingml/2006/main">
+              <a:graphicData uri="http://schemas.openxmlformats.org/drawingml/2006/picture">
+                <pic:pic xmlns:pic="http://schemas.openxmlformats.org/drawingml/2006/picture">
+                  <pic:nvPicPr>
+                    <pic:cNvPr id="0" name="4_3.png"/>
+                    <pic:cNvPicPr/>
+                  </pic:nvPicPr>
+                  <pic:blipFill>
+                    <a:blip r:embed="rId7"/>
+                    <a:stretch>
+                      <a:fillRect/>
+                    </a:stretch>
+                  </pic:blipFill>
+                  <pic:spPr>
+                    <a:xfrm>
+                      <a:off x="0" y="0"/>
+                      <a:ext cx="1828800" cy="1196595"/>
+                    </a:xfrm>
+                    <a:prstGeom prst="rect">
+                      <a:avLst/>
+                    </a:prstGeom>
+                  </pic:spPr>
+                </pic:pic>
+              </a:graphicData>
+            </a:graphic>
+          </wp:inline>
+        </w:drawing>
+      </w:r>
+    </w:p>
+    <w:p>
+      <w:r>
+        <w:t>Title: Pelvic Bones (Posterior View)</w:t>
+      </w:r>
+    </w:p>
+    <w:p>
+      <w:r>
+        <w:lastRenderedPageBreak/>
+        <w:t xml:space="preserve">Activity Interaction: Drag and </w:t>
+      </w:r>
+      <w:proofErr w:type="gramStart"/>
+      <w:r>
+        <w:t>drop</w:t>
+      </w:r>
+      <w:proofErr w:type="gramEnd"/>
+    </w:p>
+    <w:p>
+      <w:r>
+        <w:rPr>
+          <w:b/>
+        </w:rPr>
+        <w:t>Back-of-Card Content:</w:t>
+      </w:r>
+    </w:p>
+    <w:p>
+      <w:r>
+        <w:t>a. Iliac crest</w:t>
+      </w:r>
+    </w:p>
+    <w:p>
+      <w:r>
+        <w:t>b. Posterior gluteal line</w:t>
+      </w:r>
+    </w:p>
+    <w:p>
+      <w:r>
+        <w:t>c. Greater sciatic notch</w:t>
+      </w:r>
+    </w:p>
+    <w:p>
+      <w:r>
+        <w:t>d. Ischial spine</w:t>
+      </w:r>
+    </w:p>
+    <w:p>
+      <w:r>
+        <w:t>e. Lesser sciatic notch</w:t>
+      </w:r>
+    </w:p>
+    <w:p>
+      <w:r>
+        <w:t>f. Ischial tuberosity</w:t>
+      </w:r>
+    </w:p>
+    <w:p>
+      <w:r>
+        <w:t>g. Inferior pubic ramus</w:t>
+      </w:r>
+    </w:p>
+    <w:p>
+      <w:r>
+        <w:t>h. Obturator foramen</w:t>
+      </w:r>
+    </w:p>
+    <w:p>
+      <w:proofErr w:type="spellStart"/>
+      <w:r>
+        <w:t>i</w:t>
+      </w:r>
+      <w:proofErr w:type="spellEnd"/>
+      <w:r>
+        <w:t>. Superior pubic ramus</w:t>
+      </w:r>
+    </w:p>
+    <w:p>
+      <w:r>
+        <w:t>j. Posterior inferior iliac spine</w:t>
+      </w:r>
+    </w:p>
+    <w:p>
+      <w:r>
+        <w:t>k. Posterior superior iliac spine</w:t>
+      </w:r>
+    </w:p>
+    <w:p>
+      <w:r>
+        <w:t>l. Iliac tuberosity</w:t>
+      </w:r>
+    </w:p>
+    <w:p/>
+    <w:p>
+      <w:pPr>
+        <w:pStyle w:val="Heading2"/>
+      </w:pPr>
+      <w:r>
+        <w:t>Card ID: 4.4</w:t>
+      </w:r>
+    </w:p>
+    <w:p>
+      <w:r>
+        <w:t>Image file: L1344_760103</w:t>
+      </w:r>
+    </w:p>
+    <w:p>
+      <w:r>
+        <w:rPr>
+          <w:noProof/>
+        </w:rPr>
+        <w:drawing>
+          <wp:inline distT="0" distB="0" distL="0" distR="0" wp14:anchorId="59997ADD" wp14:editId="700B4FD1">
+            <wp:extent cx="1828800" cy="1196595"/>
+            <wp:effectExtent l="0" t="0" r="0" b="0"/>
+            <wp:docPr id="91" name="Picture 91"/>
+            <wp:cNvGraphicFramePr>
+              <a:graphicFrameLocks xmlns:a="http://schemas.openxmlformats.org/drawingml/2006/main" noChangeAspect="1"/>
+            </wp:cNvGraphicFramePr>
+            <a:graphic xmlns:a="http://schemas.openxmlformats.org/drawingml/2006/main">
+              <a:graphicData uri="http://schemas.openxmlformats.org/drawingml/2006/picture">
+                <pic:pic xmlns:pic="http://schemas.openxmlformats.org/drawingml/2006/picture">
+                  <pic:nvPicPr>
+                    <pic:cNvPr id="0" name="4_4.png"/>
+                    <pic:cNvPicPr/>
+                  </pic:nvPicPr>
+                  <pic:blipFill>
+                    <a:blip r:embed="rId8"/>
+                    <a:stretch>
+                      <a:fillRect/>
+                    </a:stretch>
+                  </pic:blipFill>
+                  <pic:spPr>
+                    <a:xfrm>
+                      <a:off x="0" y="0"/>
+                      <a:ext cx="1828800" cy="1196595"/>
+                    </a:xfrm>
+                    <a:prstGeom prst="rect">
+                      <a:avLst/>
+                    </a:prstGeom>
+                  </pic:spPr>
+                </pic:pic>
+              </a:graphicData>
+            </a:graphic>
+          </wp:inline>
+        </w:drawing>
+      </w:r>
+    </w:p>
+    <w:p>
+      <w:r>
+        <w:t>Title: Sacrum</w:t>
+      </w:r>
+    </w:p>
+    <w:p>
+      <w:r>
+        <w:t xml:space="preserve">Activity Interaction: Drag and </w:t>
+      </w:r>
+      <w:proofErr w:type="gramStart"/>
+      <w:r>
+        <w:t>drop</w:t>
+      </w:r>
+      <w:proofErr w:type="gramEnd"/>
+    </w:p>
+    <w:p>
+      <w:r>
+        <w:rPr>
+          <w:b/>
+        </w:rPr>
+        <w:t>Back-of-Card Content:</w:t>
+      </w:r>
+    </w:p>
+    <w:p>
+      <w:r>
+        <w:t>a. Superior articular processes</w:t>
+      </w:r>
+    </w:p>
+    <w:p>
+      <w:r>
+        <w:t>b. Sacral promontory</w:t>
+      </w:r>
+    </w:p>
+    <w:p>
+      <w:r>
+        <w:lastRenderedPageBreak/>
+        <w:t>c. Sacral foramina</w:t>
+      </w:r>
+    </w:p>
+    <w:p>
+      <w:r>
+        <w:t>d. Coccyx</w:t>
+      </w:r>
+    </w:p>
+    <w:p>
+      <w:r>
+        <w:t>e. Transverse lines</w:t>
+      </w:r>
+    </w:p>
+    <w:p/>
+    <w:p>
+      <w:pPr>
+        <w:pStyle w:val="Heading2"/>
+      </w:pPr>
+      <w:r>
+        <w:t>Card ID: 4.5</w:t>
+      </w:r>
+    </w:p>
+    <w:p>
+      <w:r>
+        <w:t>Image file: L1344_760104</w:t>
+      </w:r>
+    </w:p>
+    <w:p>
+      <w:r>
+        <w:rPr>
+          <w:noProof/>
+        </w:rPr>
+        <w:drawing>
+          <wp:inline distT="0" distB="0" distL="0" distR="0" wp14:anchorId="7D01F577" wp14:editId="4F32CFD7">
+            <wp:extent cx="1828800" cy="1196595"/>
+            <wp:effectExtent l="0" t="0" r="0" b="0"/>
+            <wp:docPr id="92" name="Picture 92"/>
+            <wp:cNvGraphicFramePr>
+              <a:graphicFrameLocks xmlns:a="http://schemas.openxmlformats.org/drawingml/2006/main" noChangeAspect="1"/>
+            </wp:cNvGraphicFramePr>
+            <a:graphic xmlns:a="http://schemas.openxmlformats.org/drawingml/2006/main">
+              <a:graphicData uri="http://schemas.openxmlformats.org/drawingml/2006/picture">
+                <pic:pic xmlns:pic="http://schemas.openxmlformats.org/drawingml/2006/picture">
+                  <pic:nvPicPr>
+                    <pic:cNvPr id="0" name="4_5.png"/>
+                    <pic:cNvPicPr/>
+                  </pic:nvPicPr>
+                  <pic:blipFill>
+                    <a:blip r:embed="rId9"/>
+                    <a:stretch>
+                      <a:fillRect/>
+                    </a:stretch>
+                  </pic:blipFill>
+                  <pic:spPr>
+                    <a:xfrm>
+                      <a:off x="0" y="0"/>
+                      <a:ext cx="1828800" cy="1196595"/>
+                    </a:xfrm>
+                    <a:prstGeom prst="rect">
+                      <a:avLst/>
+                    </a:prstGeom>
+                  </pic:spPr>
+                </pic:pic>
+              </a:graphicData>
+            </a:graphic>
+          </wp:inline>
+        </w:drawing>
+      </w:r>
+    </w:p>
+    <w:p>
+      <w:r>
+        <w:t>Title: Posterior Ligaments</w:t>
+      </w:r>
+    </w:p>
+    <w:p>
+      <w:r>
+        <w:t xml:space="preserve">Activity Interaction: </w:t>
+      </w:r>
+      <w:r>
+        <w:t>fill-in-the-blank</w:t>
+      </w:r>
+    </w:p>
+    <w:p>
+      <w:r>
+        <w:rPr>
+          <w:b/>
+        </w:rPr>
+        <w:t>Back-of-Card Content:</w:t>
+      </w:r>
+    </w:p>
+    <w:p>
+      <w:r>
+        <w:t xml:space="preserve">a. </w:t>
+      </w:r>
+      <w:r>
+        <w:rPr>
+          <w:highlight w:val="yellow"/>
+        </w:rPr>
+        <w:t xml:space="preserve">Iliolumbar </w:t>
+      </w:r>
+      <w:r>
+        <w:t xml:space="preserve">ligaments: restricts excessive side bending and </w:t>
+      </w:r>
+      <w:r>
+        <w:rPr>
+          <w:highlight w:val="yellow"/>
+        </w:rPr>
+        <w:t xml:space="preserve">rotation </w:t>
+      </w:r>
+      <w:r>
+        <w:t xml:space="preserve">of the lumbar spine, </w:t>
+      </w:r>
+      <w:r>
+        <w:rPr>
+          <w:highlight w:val="yellow"/>
+        </w:rPr>
+        <w:t xml:space="preserve">anterior </w:t>
+      </w:r>
+      <w:r>
+        <w:t>shear forces between L5 and the sacrum</w:t>
+      </w:r>
+    </w:p>
+    <w:p>
+      <w:r>
+        <w:t xml:space="preserve">b. </w:t>
+      </w:r>
+      <w:r>
+        <w:rPr>
+          <w:highlight w:val="yellow"/>
+        </w:rPr>
+        <w:t xml:space="preserve">Posterior sacroiliac </w:t>
+      </w:r>
+      <w:proofErr w:type="gramStart"/>
+      <w:r>
+        <w:t>ligament:</w:t>
+      </w:r>
+      <w:proofErr w:type="gramEnd"/>
+      <w:r>
+        <w:t xml:space="preserve"> restricts displacement of the </w:t>
+      </w:r>
+      <w:r>
+        <w:rPr>
+          <w:highlight w:val="yellow"/>
+        </w:rPr>
+        <w:t>ilium</w:t>
+      </w:r>
+      <w:r>
+        <w:t xml:space="preserve"> from the sacrum</w:t>
+      </w:r>
+    </w:p>
+    <w:p>
+      <w:r>
+        <w:t xml:space="preserve">c. </w:t>
+      </w:r>
+      <w:r>
+        <w:rPr>
+          <w:highlight w:val="yellow"/>
+        </w:rPr>
+        <w:t xml:space="preserve">Sacrospinous </w:t>
+      </w:r>
+      <w:r>
+        <w:t xml:space="preserve">ligament: restricts excessive </w:t>
+      </w:r>
+      <w:r>
+        <w:rPr>
+          <w:highlight w:val="yellow"/>
+        </w:rPr>
+        <w:t>rotation</w:t>
+      </w:r>
+      <w:r>
+        <w:t xml:space="preserve"> of the pelvis and sacrum</w:t>
+      </w:r>
+    </w:p>
+    <w:p>
+      <w:r>
+        <w:t xml:space="preserve">d. </w:t>
+      </w:r>
+      <w:proofErr w:type="spellStart"/>
+      <w:r>
+        <w:rPr>
+          <w:highlight w:val="yellow"/>
+        </w:rPr>
+        <w:t>Sacrotuberous</w:t>
+      </w:r>
+      <w:proofErr w:type="spellEnd"/>
+      <w:r>
+        <w:rPr>
+          <w:highlight w:val="yellow"/>
+        </w:rPr>
+        <w:t xml:space="preserve"> </w:t>
+      </w:r>
+      <w:proofErr w:type="gramStart"/>
+      <w:r>
+        <w:t>ligament:</w:t>
+      </w:r>
+      <w:proofErr w:type="gramEnd"/>
+      <w:r>
+        <w:t xml:space="preserve"> restricts excessive </w:t>
+      </w:r>
+      <w:r>
+        <w:rPr>
+          <w:highlight w:val="yellow"/>
+        </w:rPr>
+        <w:t>anterior</w:t>
+      </w:r>
+      <w:r>
+        <w:t xml:space="preserve"> tipping of the sacrum</w:t>
+      </w:r>
+    </w:p>
+    <w:p/>
+    <w:p>
+      <w:pPr>
+        <w:pStyle w:val="Heading2"/>
+      </w:pPr>
+      <w:r>
+        <w:t>Card ID: 4.6</w:t>
+      </w:r>
+    </w:p>
+    <w:p>
+      <w:r>
+        <w:t>Image file: L1344_760105</w:t>
+      </w:r>
+    </w:p>
+    <w:p>
+      <w:r>
+        <w:rPr>
+          <w:noProof/>
+        </w:rPr>
+        <w:drawing>
+          <wp:inline distT="0" distB="0" distL="0" distR="0" wp14:anchorId="6B5C3D73" wp14:editId="4CAE5685">
+            <wp:extent cx="1828800" cy="1196595"/>
+            <wp:effectExtent l="0" t="0" r="0" b="0"/>
+            <wp:docPr id="93" name="Picture 93"/>
+            <wp:cNvGraphicFramePr>
+              <a:graphicFrameLocks xmlns:a="http://schemas.openxmlformats.org/drawingml/2006/main" noChangeAspect="1"/>
+            </wp:cNvGraphicFramePr>
+            <a:graphic xmlns:a="http://schemas.openxmlformats.org/drawingml/2006/main">
+              <a:graphicData uri="http://schemas.openxmlformats.org/drawingml/2006/picture">
+                <pic:pic xmlns:pic="http://schemas.openxmlformats.org/drawingml/2006/picture">
+                  <pic:nvPicPr>
+                    <pic:cNvPr id="0" name="4_6.png"/>
+                    <pic:cNvPicPr/>
+                  </pic:nvPicPr>
+                  <pic:blipFill>
+                    <a:blip r:embed="rId10"/>
+                    <a:stretch>
+                      <a:fillRect/>
+                    </a:stretch>
+                  </pic:blipFill>
+                  <pic:spPr>
+                    <a:xfrm>
+                      <a:off x="0" y="0"/>
+                      <a:ext cx="1828800" cy="1196595"/>
+                    </a:xfrm>
+                    <a:prstGeom prst="rect">
+                      <a:avLst/>
+                    </a:prstGeom>
+                  </pic:spPr>
+                </pic:pic>
+              </a:graphicData>
+            </a:graphic>
+          </wp:inline>
+        </w:drawing>
+      </w:r>
+    </w:p>
+    <w:p>
+      <w:r>
+        <w:t>Title: Anterior Ligaments</w:t>
+      </w:r>
+    </w:p>
+    <w:p>
+      <w:r>
+        <w:lastRenderedPageBreak/>
+        <w:t xml:space="preserve">Activity Interaction: </w:t>
+      </w:r>
+      <w:r>
+        <w:t>fill-in-the-blank</w:t>
+      </w:r>
+    </w:p>
+    <w:p>
+      <w:r>
+        <w:rPr>
+          <w:b/>
+        </w:rPr>
+        <w:t>Back-of-Card Content:</w:t>
+      </w:r>
+    </w:p>
+    <w:p>
+      <w:r>
+        <w:t xml:space="preserve">a. </w:t>
+      </w:r>
+      <w:r>
+        <w:rPr>
+          <w:highlight w:val="yellow"/>
+        </w:rPr>
+        <w:t xml:space="preserve">Iliolumbar </w:t>
+      </w:r>
+      <w:r>
+        <w:t>ligaments: restricts excessive side bending and rotation of the lumbar spine, anterior shear forces between L5 and the sacrum</w:t>
+      </w:r>
+    </w:p>
+    <w:p>
+      <w:r>
+        <w:t xml:space="preserve">b. </w:t>
+      </w:r>
+      <w:r>
+        <w:rPr>
+          <w:highlight w:val="yellow"/>
+        </w:rPr>
+        <w:t xml:space="preserve">Anterior sacroiliac </w:t>
+      </w:r>
+      <w:r>
+        <w:t xml:space="preserve">ligament: minimal impact on pelvic stability, connects the anterior </w:t>
+      </w:r>
+      <w:r>
+        <w:rPr>
+          <w:highlight w:val="yellow"/>
+        </w:rPr>
+        <w:t xml:space="preserve">sacrum </w:t>
+      </w:r>
+      <w:r>
+        <w:t xml:space="preserve">to the </w:t>
+      </w:r>
+      <w:r>
+        <w:rPr>
+          <w:highlight w:val="yellow"/>
+        </w:rPr>
+        <w:t>ilium</w:t>
+      </w:r>
+    </w:p>
+    <w:p>
+      <w:r>
+        <w:t xml:space="preserve">c. </w:t>
+      </w:r>
+      <w:r>
+        <w:rPr>
+          <w:highlight w:val="yellow"/>
+        </w:rPr>
+        <w:t xml:space="preserve">Anterior longitudinal </w:t>
+      </w:r>
+      <w:proofErr w:type="gramStart"/>
+      <w:r>
+        <w:t>ligament:</w:t>
+      </w:r>
+      <w:proofErr w:type="gramEnd"/>
+      <w:r>
+        <w:t xml:space="preserve"> restricts excessive </w:t>
+      </w:r>
+      <w:r>
+        <w:rPr>
+          <w:highlight w:val="yellow"/>
+        </w:rPr>
+        <w:t>extension</w:t>
+      </w:r>
+      <w:r>
+        <w:t>, reinforces intervertebral discs</w:t>
+      </w:r>
+    </w:p>
+    <w:p>
+      <w:r>
+        <w:t xml:space="preserve">d. </w:t>
+      </w:r>
+      <w:r>
+        <w:rPr>
+          <w:highlight w:val="yellow"/>
+        </w:rPr>
+        <w:t xml:space="preserve">Sacrospinous </w:t>
+      </w:r>
+      <w:r>
+        <w:t xml:space="preserve">ligament: restricts excessive </w:t>
+      </w:r>
+      <w:r>
+        <w:rPr>
+          <w:highlight w:val="yellow"/>
+        </w:rPr>
+        <w:t xml:space="preserve">rotation </w:t>
+      </w:r>
+      <w:r>
+        <w:t>of the pelvis and sacrum</w:t>
+      </w:r>
+    </w:p>
+    <w:p>
+      <w:r>
+        <w:t xml:space="preserve">e. </w:t>
+      </w:r>
+      <w:proofErr w:type="spellStart"/>
+      <w:r>
+        <w:rPr>
+          <w:highlight w:val="yellow"/>
+        </w:rPr>
+        <w:t>Sacrotuberous</w:t>
+      </w:r>
+      <w:proofErr w:type="spellEnd"/>
+      <w:r>
+        <w:rPr>
+          <w:highlight w:val="yellow"/>
+        </w:rPr>
+        <w:t xml:space="preserve"> </w:t>
+      </w:r>
+      <w:proofErr w:type="gramStart"/>
+      <w:r>
+        <w:t>ligament:</w:t>
+      </w:r>
+      <w:proofErr w:type="gramEnd"/>
+      <w:r>
+        <w:t xml:space="preserve"> restricts excessive </w:t>
+      </w:r>
+      <w:r>
+        <w:rPr>
+          <w:highlight w:val="yellow"/>
+        </w:rPr>
+        <w:t xml:space="preserve">anterior </w:t>
+      </w:r>
+      <w:r>
+        <w:t>tipping of the sacrum</w:t>
+      </w:r>
+    </w:p>
+    <w:p/>
+    <w:p>
+      <w:pPr>
+        <w:pStyle w:val="Heading2"/>
+      </w:pPr>
+      <w:r>
+        <w:t>Card ID: 4.7</w:t>
+      </w:r>
+    </w:p>
+    <w:p>
+      <w:r>
+        <w:t>Image file: L1344_760106</w:t>
+      </w:r>
+    </w:p>
+    <w:p>
+      <w:r>
+        <w:rPr>
+          <w:noProof/>
+        </w:rPr>
+        <w:drawing>
+          <wp:inline distT="0" distB="0" distL="0" distR="0" wp14:anchorId="5739FBF7" wp14:editId="66840FCA">
+            <wp:extent cx="1828800" cy="1196595"/>
+            <wp:effectExtent l="0" t="0" r="0" b="0"/>
+            <wp:docPr id="94" name="Picture 94"/>
+            <wp:cNvGraphicFramePr>
+              <a:graphicFrameLocks xmlns:a="http://schemas.openxmlformats.org/drawingml/2006/main" noChangeAspect="1"/>
+            </wp:cNvGraphicFramePr>
+            <a:graphic xmlns:a="http://schemas.openxmlformats.org/drawingml/2006/main">
+              <a:graphicData uri="http://schemas.openxmlformats.org/drawingml/2006/picture">
+                <pic:pic xmlns:pic="http://schemas.openxmlformats.org/drawingml/2006/picture">
+                  <pic:nvPicPr>
+                    <pic:cNvPr id="0" name="4_7.png"/>
+                    <pic:cNvPicPr/>
+                  </pic:nvPicPr>
+                  <pic:blipFill>
+                    <a:blip r:embed="rId11"/>
+                    <a:stretch>
+                      <a:fillRect/>
+                    </a:stretch>
+                  </pic:blipFill>
+                  <pic:spPr>
+                    <a:xfrm>
+                      <a:off x="0" y="0"/>
+                      <a:ext cx="1828800" cy="1196595"/>
+                    </a:xfrm>
+                    <a:prstGeom prst="rect">
+                      <a:avLst/>
+                    </a:prstGeom>
+                  </pic:spPr>
+                </pic:pic>
+              </a:graphicData>
+            </a:graphic>
+          </wp:inline>
+        </w:drawing>
+      </w:r>
+    </w:p>
+    <w:p>
+      <w:r>
+        <w:t xml:space="preserve">Title: </w:t>
+      </w:r>
+      <w:r>
+        <w:rPr>
+          <w:highlight w:val="yellow"/>
+        </w:rPr>
+        <w:t>Levator ani</w:t>
+      </w:r>
+      <w:r>
+        <w:t xml:space="preserve"> (iliococcygeus, puborectalis, pubococcygeus)</w:t>
+      </w:r>
+    </w:p>
+    <w:p>
+      <w:r>
+        <w:t>Activity Interaction: select all that apply</w:t>
+      </w:r>
+    </w:p>
+    <w:p>
+      <w:r>
+        <w:rPr>
+          <w:b/>
+        </w:rPr>
+        <w:t>Back-of-Card Content:</w:t>
+      </w:r>
+    </w:p>
+    <w:p>
+      <w:r>
+        <w:t xml:space="preserve">Proximal insertion: </w:t>
+      </w:r>
+    </w:p>
+    <w:p>
+      <w:pPr>
+        <w:pStyle w:val="ListParagraph"/>
+        <w:numPr>
+          <w:ilvl w:val="0"/>
+          <w:numId w:val="2"/>
+        </w:numPr>
+      </w:pPr>
+      <w:r>
+        <w:t>*</w:t>
+      </w:r>
+      <w:proofErr w:type="gramStart"/>
+      <w:r>
+        <w:t>pubis</w:t>
+      </w:r>
+      <w:proofErr w:type="gramEnd"/>
+    </w:p>
+    <w:p>
+      <w:pPr>
+        <w:pStyle w:val="ListParagraph"/>
+        <w:numPr>
+          <w:ilvl w:val="0"/>
+          <w:numId w:val="2"/>
+        </w:numPr>
+      </w:pPr>
+      <w:r>
+        <w:t>*</w:t>
+      </w:r>
+      <w:proofErr w:type="gramStart"/>
+      <w:r>
+        <w:t>ischium</w:t>
+      </w:r>
+      <w:proofErr w:type="gramEnd"/>
+    </w:p>
+    <w:p>
+      <w:pPr>
+        <w:pStyle w:val="ListParagraph"/>
+        <w:numPr>
+          <w:ilvl w:val="0"/>
+          <w:numId w:val="2"/>
+        </w:numPr>
+      </w:pPr>
+      <w:r>
+        <w:t>anococcygeal ligament</w:t>
+      </w:r>
+    </w:p>
+    <w:p/>
+    <w:p>
+      <w:r>
+        <w:t xml:space="preserve">Distal insertion: </w:t>
+      </w:r>
+    </w:p>
+    <w:p>
+      <w:pPr>
+        <w:pStyle w:val="ListParagraph"/>
+        <w:numPr>
+          <w:ilvl w:val="0"/>
+          <w:numId w:val="3"/>
+        </w:numPr>
+      </w:pPr>
+      <w:r>
+        <w:t>*</w:t>
+      </w:r>
+      <w:proofErr w:type="gramStart"/>
+      <w:r>
+        <w:t>urethra</w:t>
+      </w:r>
+      <w:proofErr w:type="gramEnd"/>
+    </w:p>
+    <w:p>
+      <w:pPr>
+        <w:pStyle w:val="ListParagraph"/>
+        <w:numPr>
+          <w:ilvl w:val="0"/>
+          <w:numId w:val="3"/>
+        </w:numPr>
+      </w:pPr>
+      <w:r>
+        <w:t>*</w:t>
+      </w:r>
+      <w:proofErr w:type="gramStart"/>
+      <w:r>
+        <w:t>anal</w:t>
+      </w:r>
+      <w:proofErr w:type="gramEnd"/>
+      <w:r>
+        <w:t xml:space="preserve"> canal</w:t>
+      </w:r>
+    </w:p>
+    <w:p>
+      <w:pPr>
+        <w:pStyle w:val="ListParagraph"/>
+        <w:numPr>
+          <w:ilvl w:val="0"/>
+          <w:numId w:val="3"/>
+        </w:numPr>
+      </w:pPr>
+      <w:r>
+        <w:t>*</w:t>
+      </w:r>
+      <w:proofErr w:type="gramStart"/>
+      <w:r>
+        <w:t>perineal</w:t>
+      </w:r>
+      <w:proofErr w:type="gramEnd"/>
+      <w:r>
+        <w:t xml:space="preserve"> body</w:t>
+      </w:r>
+    </w:p>
+    <w:p>
+      <w:pPr>
+        <w:pStyle w:val="ListParagraph"/>
+        <w:numPr>
+          <w:ilvl w:val="0"/>
+          <w:numId w:val="3"/>
+        </w:numPr>
+      </w:pPr>
+      <w:r>
+        <w:t>*</w:t>
+      </w:r>
+      <w:proofErr w:type="gramStart"/>
+      <w:r>
+        <w:t>coccyx</w:t>
+      </w:r>
+      <w:proofErr w:type="gramEnd"/>
+    </w:p>
+    <w:p>
+      <w:r>
+        <w:lastRenderedPageBreak/>
+        <w:t>Innervation:</w:t>
+      </w:r>
+    </w:p>
+    <w:p>
+      <w:pPr>
+        <w:pStyle w:val="ListParagraph"/>
+        <w:numPr>
+          <w:ilvl w:val="0"/>
+          <w:numId w:val="4"/>
+        </w:numPr>
+      </w:pPr>
+      <w:r>
+        <w:t>*</w:t>
+      </w:r>
+      <w:proofErr w:type="gramStart"/>
+      <w:r>
+        <w:t>pudendal</w:t>
+      </w:r>
+      <w:proofErr w:type="gramEnd"/>
+      <w:r>
+        <w:t xml:space="preserve"> nerve</w:t>
+      </w:r>
+    </w:p>
+    <w:p>
+      <w:pPr>
+        <w:pStyle w:val="ListParagraph"/>
+        <w:numPr>
+          <w:ilvl w:val="0"/>
+          <w:numId w:val="4"/>
+        </w:numPr>
+      </w:pPr>
+      <w:r>
+        <w:t>anterior rami of spinal nerves S4-S5</w:t>
+      </w:r>
+    </w:p>
+    <w:p/>
+    <w:p>
+      <w:r>
+        <w:t xml:space="preserve">Action: </w:t>
+      </w:r>
+    </w:p>
+    <w:p>
+      <w:pPr>
+        <w:pStyle w:val="ListParagraph"/>
+        <w:numPr>
+          <w:ilvl w:val="0"/>
+          <w:numId w:val="5"/>
+        </w:numPr>
+      </w:pPr>
+      <w:r>
+        <w:t>*</w:t>
+      </w:r>
+      <w:proofErr w:type="gramStart"/>
+      <w:r>
+        <w:t>compression</w:t>
+      </w:r>
+      <w:proofErr w:type="gramEnd"/>
+      <w:r>
+        <w:t xml:space="preserve"> of the anal canal</w:t>
+      </w:r>
+    </w:p>
+    <w:p>
+      <w:pPr>
+        <w:pStyle w:val="ListParagraph"/>
+        <w:numPr>
+          <w:ilvl w:val="0"/>
+          <w:numId w:val="5"/>
+        </w:numPr>
+      </w:pPr>
+      <w:r>
+        <w:t>*</w:t>
+      </w:r>
+      <w:proofErr w:type="gramStart"/>
+      <w:r>
+        <w:t>defecation</w:t>
+      </w:r>
+      <w:proofErr w:type="gramEnd"/>
+      <w:r>
+        <w:t>, urination, birth</w:t>
+      </w:r>
+    </w:p>
+    <w:p>
+      <w:pPr>
+        <w:pStyle w:val="ListParagraph"/>
+        <w:numPr>
+          <w:ilvl w:val="0"/>
+          <w:numId w:val="5"/>
+        </w:numPr>
+      </w:pPr>
+      <w:r>
+        <w:t>*</w:t>
+      </w:r>
+      <w:proofErr w:type="gramStart"/>
+      <w:r>
+        <w:t>coughing</w:t>
+      </w:r>
+      <w:proofErr w:type="gramEnd"/>
+    </w:p>
+    <w:p/>
+    <w:p>
+      <w:pPr>
+        <w:pStyle w:val="Heading2"/>
+      </w:pPr>
+      <w:r>
+        <w:t>Card ID: 4.8</w:t>
+      </w:r>
+    </w:p>
+    <w:p>
+      <w:r>
+        <w:t>Image file: L1344_760107</w:t>
+      </w:r>
+    </w:p>
+    <w:p>
+      <w:r>
+        <w:rPr>
+          <w:noProof/>
+        </w:rPr>
+        <w:drawing>
+          <wp:inline distT="0" distB="0" distL="0" distR="0" wp14:anchorId="735EA926" wp14:editId="118BFECF">
+            <wp:extent cx="1828800" cy="1196595"/>
+            <wp:effectExtent l="0" t="0" r="0" b="0"/>
+            <wp:docPr id="95" name="Picture 95"/>
+            <wp:cNvGraphicFramePr>
+              <a:graphicFrameLocks xmlns:a="http://schemas.openxmlformats.org/drawingml/2006/main" noChangeAspect="1"/>
+            </wp:cNvGraphicFramePr>
+            <a:graphic xmlns:a="http://schemas.openxmlformats.org/drawingml/2006/main">
+              <a:graphicData uri="http://schemas.openxmlformats.org/drawingml/2006/picture">
+                <pic:pic xmlns:pic="http://schemas.openxmlformats.org/drawingml/2006/picture">
+                  <pic:nvPicPr>
+                    <pic:cNvPr id="0" name="4_8.png"/>
+                    <pic:cNvPicPr/>
+                  </pic:nvPicPr>
+                  <pic:blipFill>
+                    <a:blip r:embed="rId12"/>
+                    <a:stretch>
+                      <a:fillRect/>
+                    </a:stretch>
+                  </pic:blipFill>
+                  <pic:spPr>
+                    <a:xfrm>
+                      <a:off x="0" y="0"/>
+                      <a:ext cx="1828800" cy="1196595"/>
+                    </a:xfrm>
+                    <a:prstGeom prst="rect">
+                      <a:avLst/>
+                    </a:prstGeom>
+                  </pic:spPr>
+                </pic:pic>
+              </a:graphicData>
+            </a:graphic>
+          </wp:inline>
+        </w:drawing>
+      </w:r>
+    </w:p>
+    <w:p>
+      <w:pPr>
+        <w:rPr>
+          <w:ins w:id="0" w:author="Claire Copa" w:date="2026-07-16T09:08:00Z" w16du:dateUtc="2026-07-16T13:08:00Z"/>
+        </w:rPr>
+      </w:pPr>
+      <w:r>
+        <w:t xml:space="preserve">Title: </w:t>
+      </w:r>
+      <w:r>
+        <w:rPr>
+          <w:highlight w:val="yellow"/>
+        </w:rPr>
+        <w:t>Superficial transverse perineal</w:t>
+      </w:r>
+    </w:p>
+    <w:p>
+      <w:r>
+        <w:t>Activity Interaction: select all that apply</w:t>
+      </w:r>
+    </w:p>
+    <w:p>
+      <w:r>
+        <w:rPr>
+          <w:b/>
+        </w:rPr>
+        <w:t>Back-of-Card Content:</w:t>
+      </w:r>
+    </w:p>
+    <w:p>
+      <w:r>
+        <w:t xml:space="preserve">Proximal insertion: </w:t>
+      </w:r>
+    </w:p>
+    <w:p>
+      <w:pPr>
+        <w:pStyle w:val="ListParagraph"/>
+        <w:numPr>
+          <w:ilvl w:val="0"/>
+          <w:numId w:val="6"/>
+        </w:numPr>
+      </w:pPr>
+      <w:r>
+        <w:t>*</w:t>
+      </w:r>
+      <w:proofErr w:type="gramStart"/>
+      <w:r>
+        <w:t>ischium</w:t>
+      </w:r>
+      <w:proofErr w:type="gramEnd"/>
+    </w:p>
+    <w:p>
+      <w:pPr>
+        <w:pStyle w:val="ListParagraph"/>
+        <w:numPr>
+          <w:ilvl w:val="0"/>
+          <w:numId w:val="6"/>
+        </w:numPr>
+      </w:pPr>
+      <w:r>
+        <w:t>pubis</w:t>
+      </w:r>
+    </w:p>
+    <w:p>
+      <w:pPr>
+        <w:pStyle w:val="ListParagraph"/>
+        <w:numPr>
+          <w:ilvl w:val="0"/>
+          <w:numId w:val="6"/>
+        </w:numPr>
+      </w:pPr>
+      <w:r>
+        <w:t>anococcygeal ligament</w:t>
+      </w:r>
+    </w:p>
+    <w:p/>
+    <w:p>
+      <w:r>
+        <w:t xml:space="preserve">Distal insertion: </w:t>
+      </w:r>
+    </w:p>
+    <w:p>
+      <w:pPr>
+        <w:pStyle w:val="ListParagraph"/>
+        <w:numPr>
+          <w:ilvl w:val="0"/>
+          <w:numId w:val="7"/>
+        </w:numPr>
+      </w:pPr>
+      <w:r>
+        <w:t>*</w:t>
+      </w:r>
+      <w:proofErr w:type="gramStart"/>
+      <w:r>
+        <w:t>perineal</w:t>
+      </w:r>
+      <w:proofErr w:type="gramEnd"/>
+      <w:r>
+        <w:t xml:space="preserve"> body</w:t>
+      </w:r>
+    </w:p>
+    <w:p>
+      <w:pPr>
+        <w:pStyle w:val="ListParagraph"/>
+        <w:numPr>
+          <w:ilvl w:val="0"/>
+          <w:numId w:val="7"/>
+        </w:numPr>
+      </w:pPr>
+      <w:r>
+        <w:t>pubic symphysis</w:t>
+      </w:r>
+    </w:p>
+    <w:p>
+      <w:pPr>
+        <w:pStyle w:val="ListParagraph"/>
+        <w:numPr>
+          <w:ilvl w:val="0"/>
+          <w:numId w:val="7"/>
+        </w:numPr>
+      </w:pPr>
+      <w:r>
+        <w:t>coccyx</w:t>
+      </w:r>
+    </w:p>
+    <w:p>
+      <w:r>
+        <w:t xml:space="preserve">Innervation: </w:t>
+      </w:r>
+    </w:p>
+    <w:p>
+      <w:pPr>
+        <w:pStyle w:val="ListParagraph"/>
+        <w:numPr>
+          <w:ilvl w:val="0"/>
+          <w:numId w:val="8"/>
+        </w:numPr>
+      </w:pPr>
+      <w:r>
+        <w:t>*</w:t>
+      </w:r>
+      <w:proofErr w:type="gramStart"/>
+      <w:r>
+        <w:t>pudendal</w:t>
+      </w:r>
+      <w:proofErr w:type="gramEnd"/>
+      <w:r>
+        <w:t xml:space="preserve"> nerve</w:t>
+      </w:r>
+    </w:p>
+    <w:p>
+      <w:pPr>
+        <w:pStyle w:val="ListParagraph"/>
+        <w:numPr>
+          <w:ilvl w:val="0"/>
+          <w:numId w:val="8"/>
+        </w:numPr>
+      </w:pPr>
+      <w:r>
+        <w:lastRenderedPageBreak/>
+        <w:t>anterior rami of spinal nerves S4-S5</w:t>
+      </w:r>
+    </w:p>
+    <w:p/>
+    <w:p>
+      <w:r>
+        <w:t xml:space="preserve">Action: </w:t>
+      </w:r>
+    </w:p>
+    <w:p>
+      <w:pPr>
+        <w:pStyle w:val="ListParagraph"/>
+        <w:numPr>
+          <w:ilvl w:val="0"/>
+          <w:numId w:val="1"/>
+        </w:numPr>
+      </w:pPr>
+      <w:r>
+        <w:t>*</w:t>
+      </w:r>
+      <w:proofErr w:type="gramStart"/>
+      <w:r>
+        <w:t>supports</w:t>
+      </w:r>
+      <w:proofErr w:type="gramEnd"/>
+      <w:r>
+        <w:t xml:space="preserve"> the perineal body</w:t>
+      </w:r>
+    </w:p>
+    <w:p>
+      <w:pPr>
+        <w:pStyle w:val="ListParagraph"/>
+        <w:numPr>
+          <w:ilvl w:val="0"/>
+          <w:numId w:val="1"/>
+        </w:numPr>
+      </w:pPr>
+      <w:r>
+        <w:t>*</w:t>
+      </w:r>
+      <w:proofErr w:type="gramStart"/>
+      <w:r>
+        <w:t>maintains</w:t>
+      </w:r>
+      <w:proofErr w:type="gramEnd"/>
+      <w:r>
+        <w:t xml:space="preserve"> the anus at the center of the perineum</w:t>
+      </w:r>
+    </w:p>
+    <w:p>
+      <w:pPr>
+        <w:pStyle w:val="ListParagraph"/>
+        <w:numPr>
+          <w:ilvl w:val="0"/>
+          <w:numId w:val="1"/>
+        </w:numPr>
+      </w:pPr>
+      <w:r>
+        <w:t>compression of the anal canal</w:t>
+      </w:r>
+    </w:p>
+    <w:p>
+      <w:pPr>
+        <w:pStyle w:val="Heading2"/>
+      </w:pPr>
+      <w:r>
+        <w:t>Card ID: 4.9</w:t>
+      </w:r>
+    </w:p>
+    <w:p>
+      <w:r>
+        <w:t>Image file: L1344_760108</w:t>
+      </w:r>
+    </w:p>
+    <w:p>
+      <w:r>
+        <w:rPr>
+          <w:noProof/>
+        </w:rPr>
+        <w:drawing>
+          <wp:inline distT="0" distB="0" distL="0" distR="0" wp14:anchorId="42BB032C" wp14:editId="1B757CC3">
+            <wp:extent cx="1828800" cy="1196595"/>
+            <wp:effectExtent l="0" t="0" r="0" b="0"/>
+            <wp:docPr id="96" name="Picture 96"/>
+            <wp:cNvGraphicFramePr>
+              <a:graphicFrameLocks xmlns:a="http://schemas.openxmlformats.org/drawingml/2006/main" noChangeAspect="1"/>
+            </wp:cNvGraphicFramePr>
+            <a:graphic xmlns:a="http://schemas.openxmlformats.org/drawingml/2006/main">
+              <a:graphicData uri="http://schemas.openxmlformats.org/drawingml/2006/picture">
+                <pic:pic xmlns:pic="http://schemas.openxmlformats.org/drawingml/2006/picture">
+                  <pic:nvPicPr>
+                    <pic:cNvPr id="0" name="4_9.png"/>
+                    <pic:cNvPicPr/>
+                  </pic:nvPicPr>
+                  <pic:blipFill>
+                    <a:blip r:embed="rId13"/>
+                    <a:stretch>
+                      <a:fillRect/>
+                    </a:stretch>
+                  </pic:blipFill>
+                  <pic:spPr>
+                    <a:xfrm>
+                      <a:off x="0" y="0"/>
+                      <a:ext cx="1828800" cy="1196595"/>
+                    </a:xfrm>
+                    <a:prstGeom prst="rect">
+                      <a:avLst/>
+                    </a:prstGeom>
+                  </pic:spPr>
+                </pic:pic>
+              </a:graphicData>
+            </a:graphic>
+          </wp:inline>
+        </w:drawing>
+      </w:r>
+    </w:p>
+    <w:p>
+      <w:pPr>
+        <w:rPr>
+          <w:ins w:id="1" w:author="Claire Copa" w:date="2026-07-16T09:08:00Z" w16du:dateUtc="2026-07-16T13:08:00Z"/>
+        </w:rPr>
+      </w:pPr>
+      <w:r>
+        <w:t xml:space="preserve">Title: </w:t>
+      </w:r>
+      <w:proofErr w:type="spellStart"/>
+      <w:r>
+        <w:rPr>
+          <w:highlight w:val="yellow"/>
+        </w:rPr>
+        <w:t>Bulbospongiosus</w:t>
+      </w:r>
+      <w:proofErr w:type="spellEnd"/>
+    </w:p>
+    <w:p>
+      <w:r>
+        <w:t>Activity Interaction: select all that apply</w:t>
+      </w:r>
+    </w:p>
+    <w:p>
+      <w:r>
+        <w:rPr>
+          <w:b/>
+        </w:rPr>
+        <w:t>Back-of-Card Content:</w:t>
+      </w:r>
+    </w:p>
+    <w:p>
+      <w:r>
+        <w:t xml:space="preserve">Proximal insertion: </w:t>
+      </w:r>
+    </w:p>
+    <w:p>
+      <w:pPr>
+        <w:pStyle w:val="ListParagraph"/>
+        <w:numPr>
+          <w:ilvl w:val="0"/>
+          <w:numId w:val="9"/>
+        </w:numPr>
+      </w:pPr>
+      <w:r>
+        <w:t>*</w:t>
+      </w:r>
+      <w:proofErr w:type="gramStart"/>
+      <w:r>
+        <w:t>perineal</w:t>
+      </w:r>
+      <w:proofErr w:type="gramEnd"/>
+      <w:r>
+        <w:t xml:space="preserve"> body</w:t>
+      </w:r>
+    </w:p>
+    <w:p>
+      <w:pPr>
+        <w:pStyle w:val="ListParagraph"/>
+        <w:numPr>
+          <w:ilvl w:val="0"/>
+          <w:numId w:val="9"/>
+        </w:numPr>
+      </w:pPr>
+      <w:r>
+        <w:t>anococcygeal ligament</w:t>
+      </w:r>
+    </w:p>
+    <w:p>
+      <w:pPr>
+        <w:pStyle w:val="ListParagraph"/>
+        <w:numPr>
+          <w:ilvl w:val="0"/>
+          <w:numId w:val="9"/>
+        </w:numPr>
+      </w:pPr>
+      <w:r>
+        <w:t>ischial rami</w:t>
+      </w:r>
+    </w:p>
+    <w:p/>
+    <w:p>
+      <w:r>
+        <w:t xml:space="preserve">Distal insertion: </w:t>
+      </w:r>
+    </w:p>
+    <w:p>
+      <w:pPr>
+        <w:pStyle w:val="ListParagraph"/>
+        <w:numPr>
+          <w:ilvl w:val="0"/>
+          <w:numId w:val="10"/>
+        </w:numPr>
+      </w:pPr>
+      <w:r>
+        <w:t>*</w:t>
+      </w:r>
+      <w:proofErr w:type="gramStart"/>
+      <w:r>
+        <w:t>perineal</w:t>
+      </w:r>
+      <w:proofErr w:type="gramEnd"/>
+      <w:r>
+        <w:t xml:space="preserve"> membrane</w:t>
+      </w:r>
+    </w:p>
+    <w:p>
+      <w:pPr>
+        <w:pStyle w:val="ListParagraph"/>
+        <w:numPr>
+          <w:ilvl w:val="0"/>
+          <w:numId w:val="10"/>
+        </w:numPr>
+      </w:pPr>
+      <w:r>
+        <w:t>*</w:t>
+      </w:r>
+      <w:proofErr w:type="gramStart"/>
+      <w:r>
+        <w:t>corpus</w:t>
+      </w:r>
+      <w:proofErr w:type="gramEnd"/>
+      <w:r>
+        <w:t xml:space="preserve"> spongiosum of the penis, deep fascia of the penis, clitoris in the female</w:t>
+      </w:r>
+    </w:p>
+    <w:p>
+      <w:pPr>
+        <w:pStyle w:val="ListParagraph"/>
+        <w:numPr>
+          <w:ilvl w:val="0"/>
+          <w:numId w:val="10"/>
+        </w:numPr>
+      </w:pPr>
+      <w:r>
+        <w:t>pubic symphysis</w:t>
+      </w:r>
+    </w:p>
+    <w:p/>
+    <w:p>
+      <w:r>
+        <w:t xml:space="preserve">Innervation: </w:t>
+      </w:r>
+    </w:p>
+    <w:p>
+      <w:pPr>
+        <w:pStyle w:val="ListParagraph"/>
+        <w:numPr>
+          <w:ilvl w:val="0"/>
+          <w:numId w:val="11"/>
+        </w:numPr>
+      </w:pPr>
+      <w:r>
+        <w:t>*</w:t>
+      </w:r>
+      <w:proofErr w:type="gramStart"/>
+      <w:r>
+        <w:t>pudendal</w:t>
+      </w:r>
+      <w:proofErr w:type="gramEnd"/>
+      <w:r>
+        <w:t xml:space="preserve"> nerve</w:t>
+      </w:r>
+    </w:p>
+    <w:p>
+      <w:pPr>
+        <w:pStyle w:val="ListParagraph"/>
+        <w:numPr>
+          <w:ilvl w:val="0"/>
+          <w:numId w:val="11"/>
+        </w:numPr>
+      </w:pPr>
+      <w:r>
+        <w:t>anterior rami of spinal nerves S4-S5</w:t>
+      </w:r>
+    </w:p>
+    <w:p/>
+    <w:p>
+      <w:r>
+        <w:lastRenderedPageBreak/>
+        <w:t xml:space="preserve">Action: </w:t>
+      </w:r>
+    </w:p>
+    <w:p>
+      <w:pPr>
+        <w:pStyle w:val="ListParagraph"/>
+        <w:numPr>
+          <w:ilvl w:val="0"/>
+          <w:numId w:val="12"/>
+        </w:numPr>
+      </w:pPr>
+      <w:r>
+        <w:t>*</w:t>
+      </w:r>
+      <w:proofErr w:type="gramStart"/>
+      <w:r>
+        <w:t>compresses</w:t>
+      </w:r>
+      <w:proofErr w:type="gramEnd"/>
+      <w:r>
+        <w:t xml:space="preserve"> the urethra during urination or ejaculation</w:t>
+      </w:r>
+    </w:p>
+    <w:p>
+      <w:pPr>
+        <w:pStyle w:val="ListParagraph"/>
+        <w:numPr>
+          <w:ilvl w:val="0"/>
+          <w:numId w:val="12"/>
+        </w:numPr>
+      </w:pPr>
+      <w:r>
+        <w:t>*</w:t>
+      </w:r>
+      <w:proofErr w:type="gramStart"/>
+      <w:r>
+        <w:t>aids</w:t>
+      </w:r>
+      <w:proofErr w:type="gramEnd"/>
+      <w:r>
+        <w:t xml:space="preserve"> erection</w:t>
+      </w:r>
+    </w:p>
+    <w:p>
+      <w:pPr>
+        <w:pStyle w:val="ListParagraph"/>
+        <w:numPr>
+          <w:ilvl w:val="0"/>
+          <w:numId w:val="12"/>
+        </w:numPr>
+      </w:pPr>
+      <w:r>
+        <w:t>stabilizes the coccyx</w:t>
+      </w:r>
+    </w:p>
+    <w:p/>
+    <w:p>
+      <w:pPr>
+        <w:pStyle w:val="Heading2"/>
+      </w:pPr>
+      <w:r>
+        <w:t>Card ID: 4.10</w:t>
+      </w:r>
+    </w:p>
+    <w:p>
+      <w:r>
+        <w:t>Image file: L1344_760109</w:t>
+      </w:r>
+    </w:p>
+    <w:p>
+      <w:r>
+        <w:rPr>
+          <w:noProof/>
+        </w:rPr>
+        <w:drawing>
+          <wp:inline distT="0" distB="0" distL="0" distR="0" wp14:anchorId="05400D26" wp14:editId="05452926">
+            <wp:extent cx="1828800" cy="1196595"/>
+            <wp:effectExtent l="0" t="0" r="0" b="0"/>
+            <wp:docPr id="97" name="Picture 97"/>
+            <wp:cNvGraphicFramePr>
+              <a:graphicFrameLocks xmlns:a="http://schemas.openxmlformats.org/drawingml/2006/main" noChangeAspect="1"/>
+            </wp:cNvGraphicFramePr>
+            <a:graphic xmlns:a="http://schemas.openxmlformats.org/drawingml/2006/main">
+              <a:graphicData uri="http://schemas.openxmlformats.org/drawingml/2006/picture">
+                <pic:pic xmlns:pic="http://schemas.openxmlformats.org/drawingml/2006/picture">
+                  <pic:nvPicPr>
+                    <pic:cNvPr id="0" name="4_10.png"/>
+                    <pic:cNvPicPr/>
+                  </pic:nvPicPr>
+                  <pic:blipFill>
+                    <a:blip r:embed="rId14"/>
+                    <a:stretch>
+                      <a:fillRect/>
+                    </a:stretch>
+                  </pic:blipFill>
+                  <pic:spPr>
+                    <a:xfrm>
+                      <a:off x="0" y="0"/>
+                      <a:ext cx="1828800" cy="1196595"/>
+                    </a:xfrm>
+                    <a:prstGeom prst="rect">
+                      <a:avLst/>
+                    </a:prstGeom>
+                  </pic:spPr>
+                </pic:pic>
+              </a:graphicData>
+            </a:graphic>
+          </wp:inline>
+        </w:drawing>
+      </w:r>
+    </w:p>
+    <w:p>
+      <w:pPr>
+        <w:rPr>
+          <w:ins w:id="2" w:author="Claire Copa" w:date="2026-07-16T09:08:00Z" w16du:dateUtc="2026-07-16T13:08:00Z"/>
+        </w:rPr>
+      </w:pPr>
+      <w:r>
+        <w:t xml:space="preserve">Title: </w:t>
+      </w:r>
+      <w:r>
+        <w:rPr>
+          <w:highlight w:val="yellow"/>
+        </w:rPr>
+        <w:t>Ischiocavernosus</w:t>
+      </w:r>
+    </w:p>
+    <w:p>
+      <w:r>
+        <w:t>Activity Interaction: select all that apply</w:t>
+      </w:r>
+    </w:p>
+    <w:p>
+      <w:r>
+        <w:rPr>
+          <w:b/>
+        </w:rPr>
+        <w:t>Back-of-Card Content:</w:t>
+      </w:r>
+    </w:p>
+    <w:p>
+      <w:r>
+        <w:t xml:space="preserve">Proximal insertion: </w:t>
+      </w:r>
+    </w:p>
+    <w:p>
+      <w:pPr>
+        <w:pStyle w:val="ListParagraph"/>
+        <w:numPr>
+          <w:ilvl w:val="0"/>
+          <w:numId w:val="13"/>
+        </w:numPr>
+      </w:pPr>
+      <w:r>
+        <w:t>*</w:t>
+      </w:r>
+      <w:proofErr w:type="gramStart"/>
+      <w:r>
+        <w:t>ischium</w:t>
+      </w:r>
+      <w:proofErr w:type="gramEnd"/>
+    </w:p>
+    <w:p>
+      <w:pPr>
+        <w:pStyle w:val="ListParagraph"/>
+        <w:numPr>
+          <w:ilvl w:val="0"/>
+          <w:numId w:val="13"/>
+        </w:numPr>
+      </w:pPr>
+      <w:r>
+        <w:t>*</w:t>
+      </w:r>
+      <w:proofErr w:type="gramStart"/>
+      <w:r>
+        <w:t>ischial</w:t>
+      </w:r>
+      <w:proofErr w:type="gramEnd"/>
+      <w:r>
+        <w:t xml:space="preserve"> rami</w:t>
+      </w:r>
+    </w:p>
+    <w:p>
+      <w:pPr>
+        <w:pStyle w:val="ListParagraph"/>
+        <w:numPr>
+          <w:ilvl w:val="0"/>
+          <w:numId w:val="13"/>
+        </w:numPr>
+      </w:pPr>
+      <w:r>
+        <w:t>*</w:t>
+      </w:r>
+      <w:proofErr w:type="gramStart"/>
+      <w:r>
+        <w:t>pubic</w:t>
+      </w:r>
+      <w:proofErr w:type="gramEnd"/>
+      <w:r>
+        <w:t xml:space="preserve"> rami</w:t>
+      </w:r>
+    </w:p>
+    <w:p>
+      <w:r>
+        <w:t xml:space="preserve">Distal insertion: </w:t>
+      </w:r>
+    </w:p>
+    <w:p>
+      <w:pPr>
+        <w:pStyle w:val="ListParagraph"/>
+        <w:numPr>
+          <w:ilvl w:val="0"/>
+          <w:numId w:val="14"/>
+        </w:numPr>
+      </w:pPr>
+      <w:r>
+        <w:t>*</w:t>
+      </w:r>
+      <w:proofErr w:type="gramStart"/>
+      <w:r>
+        <w:t>pubic</w:t>
+      </w:r>
+      <w:proofErr w:type="gramEnd"/>
+      <w:r>
+        <w:t xml:space="preserve"> symphysis</w:t>
+      </w:r>
+    </w:p>
+    <w:p>
+      <w:pPr>
+        <w:pStyle w:val="ListParagraph"/>
+        <w:numPr>
+          <w:ilvl w:val="0"/>
+          <w:numId w:val="14"/>
+        </w:numPr>
+      </w:pPr>
+      <w:r>
+        <w:t>*</w:t>
+      </w:r>
+      <w:proofErr w:type="gramStart"/>
+      <w:r>
+        <w:t>corpus</w:t>
+      </w:r>
+      <w:proofErr w:type="gramEnd"/>
+      <w:r>
+        <w:t xml:space="preserve"> cavernosum of the penis in males, clitoris in females</w:t>
+      </w:r>
+    </w:p>
+    <w:p>
+      <w:pPr>
+        <w:pStyle w:val="ListParagraph"/>
+        <w:numPr>
+          <w:ilvl w:val="0"/>
+          <w:numId w:val="14"/>
+        </w:numPr>
+      </w:pPr>
+      <w:r>
+        <w:t>perineal body</w:t>
+      </w:r>
+    </w:p>
+    <w:p>
+      <w:pPr>
+        <w:pStyle w:val="ListParagraph"/>
+      </w:pPr>
+    </w:p>
+    <w:p>
+      <w:r>
+        <w:t xml:space="preserve">Innervation: </w:t>
+      </w:r>
+    </w:p>
+    <w:p>
+      <w:pPr>
+        <w:pStyle w:val="ListParagraph"/>
+        <w:numPr>
+          <w:ilvl w:val="0"/>
+          <w:numId w:val="15"/>
+        </w:numPr>
+      </w:pPr>
+      <w:r>
+        <w:t>*</w:t>
+      </w:r>
+      <w:proofErr w:type="gramStart"/>
+      <w:r>
+        <w:t>pudendal</w:t>
+      </w:r>
+      <w:proofErr w:type="gramEnd"/>
+      <w:r>
+        <w:t xml:space="preserve"> nerve</w:t>
+      </w:r>
+    </w:p>
+    <w:p>
+      <w:pPr>
+        <w:pStyle w:val="ListParagraph"/>
+        <w:numPr>
+          <w:ilvl w:val="0"/>
+          <w:numId w:val="15"/>
+        </w:numPr>
+      </w:pPr>
+      <w:r>
+        <w:t>anterior rami of spinal nerves S4-S5</w:t>
+      </w:r>
+    </w:p>
+    <w:p/>
+    <w:p>
+      <w:r>
+        <w:t xml:space="preserve">Action: </w:t>
+      </w:r>
+    </w:p>
+    <w:p>
+      <w:pPr>
+        <w:pStyle w:val="ListParagraph"/>
+        <w:numPr>
+          <w:ilvl w:val="0"/>
+          <w:numId w:val="16"/>
+        </w:numPr>
+      </w:pPr>
+      <w:r>
+        <w:t>*</w:t>
+      </w:r>
+      <w:proofErr w:type="gramStart"/>
+      <w:r>
+        <w:t>compresses</w:t>
+      </w:r>
+      <w:proofErr w:type="gramEnd"/>
+      <w:r>
+        <w:t xml:space="preserve"> veins to maintain erection</w:t>
+      </w:r>
+    </w:p>
+    <w:p>
+      <w:pPr>
+        <w:pStyle w:val="ListParagraph"/>
+        <w:numPr>
+          <w:ilvl w:val="0"/>
+          <w:numId w:val="16"/>
+        </w:numPr>
+      </w:pPr>
+      <w:r>
+        <w:lastRenderedPageBreak/>
+        <w:t xml:space="preserve">supports the pelvic floor </w:t>
+      </w:r>
+    </w:p>
+    <w:p>
+      <w:pPr>
+        <w:pStyle w:val="ListParagraph"/>
+        <w:numPr>
+          <w:ilvl w:val="0"/>
+          <w:numId w:val="16"/>
+        </w:numPr>
+        <w:tabs>
+          <w:tab w:val="left" w:pos="1878"/>
+        </w:tabs>
+      </w:pPr>
+      <w:r>
+        <w:t>closes the anus</w:t>
+      </w:r>
+    </w:p>
+    <w:p/>
+    <w:p>
+      <w:pPr>
+        <w:pStyle w:val="Heading2"/>
+      </w:pPr>
+      <w:r>
+        <w:t>Card ID: 4.11</w:t>
+      </w:r>
+    </w:p>
+    <w:p>
+      <w:r>
+        <w:t>Image file: L1344_760110</w:t>
+      </w:r>
+    </w:p>
+    <w:p>
+      <w:r>
+        <w:rPr>
+          <w:noProof/>
+        </w:rPr>
+        <w:drawing>
+          <wp:inline distT="0" distB="0" distL="0" distR="0" wp14:anchorId="49484F13" wp14:editId="760E758C">
+            <wp:extent cx="1828800" cy="1196595"/>
+            <wp:effectExtent l="0" t="0" r="0" b="0"/>
+            <wp:docPr id="98" name="Picture 98"/>
+            <wp:cNvGraphicFramePr>
+              <a:graphicFrameLocks xmlns:a="http://schemas.openxmlformats.org/drawingml/2006/main" noChangeAspect="1"/>
+            </wp:cNvGraphicFramePr>
+            <a:graphic xmlns:a="http://schemas.openxmlformats.org/drawingml/2006/main">
+              <a:graphicData uri="http://schemas.openxmlformats.org/drawingml/2006/picture">
+                <pic:pic xmlns:pic="http://schemas.openxmlformats.org/drawingml/2006/picture">
+                  <pic:nvPicPr>
+                    <pic:cNvPr id="0" name="4_11.png"/>
+                    <pic:cNvPicPr/>
+                  </pic:nvPicPr>
+                  <pic:blipFill>
+                    <a:blip r:embed="rId15"/>
+                    <a:stretch>
+                      <a:fillRect/>
+                    </a:stretch>
+                  </pic:blipFill>
+                  <pic:spPr>
+                    <a:xfrm>
+                      <a:off x="0" y="0"/>
+                      <a:ext cx="1828800" cy="1196595"/>
+                    </a:xfrm>
+                    <a:prstGeom prst="rect">
+                      <a:avLst/>
+                    </a:prstGeom>
+                  </pic:spPr>
+                </pic:pic>
+              </a:graphicData>
+            </a:graphic>
+          </wp:inline>
+        </w:drawing>
+      </w:r>
+    </w:p>
+    <w:p>
+      <w:pPr>
+        <w:rPr>
+          <w:ins w:id="3" w:author="Claire Copa" w:date="2026-07-16T09:09:00Z" w16du:dateUtc="2026-07-16T13:09:00Z"/>
+        </w:rPr>
+      </w:pPr>
+      <w:r>
+        <w:t xml:space="preserve">Title: </w:t>
+      </w:r>
+      <w:r>
+        <w:rPr>
+          <w:highlight w:val="yellow"/>
+        </w:rPr>
+        <w:t>External urethral sphincter</w:t>
+      </w:r>
+    </w:p>
+    <w:p>
+      <w:r>
+        <w:t>Activity Interaction: select all that apply</w:t>
+      </w:r>
+    </w:p>
+    <w:p>
+      <w:r>
+        <w:rPr>
+          <w:b/>
+        </w:rPr>
+        <w:t>Back-of-Card Content:</w:t>
+      </w:r>
+    </w:p>
+    <w:p>
+      <w:r>
+        <w:t xml:space="preserve">Proximal insertion: </w:t>
+      </w:r>
+    </w:p>
+    <w:p>
+      <w:pPr>
+        <w:pStyle w:val="ListParagraph"/>
+        <w:numPr>
+          <w:ilvl w:val="0"/>
+          <w:numId w:val="17"/>
+        </w:numPr>
+      </w:pPr>
+      <w:r>
+        <w:t>*</w:t>
+      </w:r>
+      <w:proofErr w:type="gramStart"/>
+      <w:r>
+        <w:t>ischial</w:t>
+      </w:r>
+      <w:proofErr w:type="gramEnd"/>
+      <w:r>
+        <w:t xml:space="preserve"> rami</w:t>
+      </w:r>
+    </w:p>
+    <w:p>
+      <w:pPr>
+        <w:pStyle w:val="ListParagraph"/>
+        <w:numPr>
+          <w:ilvl w:val="0"/>
+          <w:numId w:val="17"/>
+        </w:numPr>
+      </w:pPr>
+      <w:r>
+        <w:t>*</w:t>
+      </w:r>
+      <w:proofErr w:type="gramStart"/>
+      <w:r>
+        <w:t>pubic</w:t>
+      </w:r>
+      <w:proofErr w:type="gramEnd"/>
+      <w:r>
+        <w:t xml:space="preserve"> rami</w:t>
+      </w:r>
+    </w:p>
+    <w:p>
+      <w:pPr>
+        <w:pStyle w:val="ListParagraph"/>
+        <w:numPr>
+          <w:ilvl w:val="0"/>
+          <w:numId w:val="17"/>
+        </w:numPr>
+      </w:pPr>
+      <w:r>
+        <w:t>pubic symphysis</w:t>
+      </w:r>
+    </w:p>
+    <w:p>
+      <w:pPr>
+        <w:pStyle w:val="ListParagraph"/>
+        <w:numPr>
+          <w:ilvl w:val="0"/>
+          <w:numId w:val="17"/>
+        </w:numPr>
+      </w:pPr>
+      <w:r>
+        <w:t>ischial spine</w:t>
+      </w:r>
+    </w:p>
+    <w:p>
+      <w:pPr>
+        <w:pStyle w:val="ListParagraph"/>
+      </w:pPr>
+    </w:p>
+    <w:p>
+      <w:r>
+        <w:t xml:space="preserve">Distal insertion: </w:t>
+      </w:r>
+    </w:p>
+    <w:p>
+      <w:pPr>
+        <w:pStyle w:val="ListParagraph"/>
+        <w:numPr>
+          <w:ilvl w:val="0"/>
+          <w:numId w:val="18"/>
+        </w:numPr>
+      </w:pPr>
+      <w:r>
+        <w:t>*</w:t>
+      </w:r>
+      <w:proofErr w:type="gramStart"/>
+      <w:r>
+        <w:t>male</w:t>
+      </w:r>
+      <w:proofErr w:type="gramEnd"/>
+      <w:r>
+        <w:t>—median raphe; female—vaginal wall</w:t>
+      </w:r>
+    </w:p>
+    <w:p>
+      <w:pPr>
+        <w:pStyle w:val="ListParagraph"/>
+        <w:numPr>
+          <w:ilvl w:val="0"/>
+          <w:numId w:val="18"/>
+        </w:numPr>
+      </w:pPr>
+      <w:r>
+        <w:t>perineal body</w:t>
+      </w:r>
+    </w:p>
+    <w:p>
+      <w:pPr>
+        <w:pStyle w:val="ListParagraph"/>
+        <w:numPr>
+          <w:ilvl w:val="0"/>
+          <w:numId w:val="18"/>
+        </w:numPr>
+      </w:pPr>
+      <w:r>
+        <w:t>coccyx</w:t>
+      </w:r>
+    </w:p>
+    <w:p/>
+    <w:p>
+      <w:r>
+        <w:t xml:space="preserve">Innervation: </w:t>
+      </w:r>
+    </w:p>
+    <w:p>
+      <w:r>
+        <w:t>*</w:t>
+      </w:r>
+      <w:proofErr w:type="gramStart"/>
+      <w:r>
+        <w:t>pudendal</w:t>
+      </w:r>
+      <w:proofErr w:type="gramEnd"/>
+      <w:r>
+        <w:t xml:space="preserve"> nerve</w:t>
+      </w:r>
+    </w:p>
+    <w:p>
+      <w:r>
+        <w:t>anterior rami of spinal nerves S4-S5</w:t>
+      </w:r>
+    </w:p>
+    <w:p/>
+    <w:p>
+      <w:r>
+        <w:t xml:space="preserve">Action: </w:t>
+      </w:r>
+    </w:p>
+    <w:p>
+      <w:pPr>
+        <w:pStyle w:val="ListParagraph"/>
+        <w:numPr>
+          <w:ilvl w:val="0"/>
+          <w:numId w:val="19"/>
+        </w:numPr>
+      </w:pPr>
+      <w:r>
+        <w:t>*</w:t>
+      </w:r>
+      <w:proofErr w:type="gramStart"/>
+      <w:r>
+        <w:t>voluntarily</w:t>
+      </w:r>
+      <w:proofErr w:type="gramEnd"/>
+      <w:r>
+        <w:t xml:space="preserve"> compresses urethra during urination</w:t>
+      </w:r>
+    </w:p>
+    <w:p>
+      <w:pPr>
+        <w:pStyle w:val="ListParagraph"/>
+        <w:numPr>
+          <w:ilvl w:val="0"/>
+          <w:numId w:val="19"/>
+        </w:numPr>
+        <w:tabs>
+          <w:tab w:val="left" w:pos="1878"/>
+        </w:tabs>
+      </w:pPr>
+      <w:r>
+        <w:lastRenderedPageBreak/>
+        <w:t>closes the anus</w:t>
+      </w:r>
+    </w:p>
+    <w:p>
+      <w:pPr>
+        <w:pStyle w:val="ListParagraph"/>
+        <w:numPr>
+          <w:ilvl w:val="0"/>
+          <w:numId w:val="19"/>
+        </w:numPr>
+      </w:pPr>
+      <w:r>
+        <w:t>stabilizes the coccyx</w:t>
+      </w:r>
+    </w:p>
+    <w:p>
+      <w:pPr>
+        <w:pStyle w:val="Heading2"/>
+      </w:pPr>
+      <w:r>
+        <w:t>Card ID: 4.12</w:t>
+      </w:r>
+    </w:p>
+    <w:p>
+      <w:r>
+        <w:t>Image file: L1344_760111</w:t>
+      </w:r>
+    </w:p>
+    <w:p>
+      <w:r>
+        <w:rPr>
+          <w:noProof/>
+        </w:rPr>
+        <w:drawing>
+          <wp:inline distT="0" distB="0" distL="0" distR="0" wp14:anchorId="23C08069" wp14:editId="2B0AFC0F">
+            <wp:extent cx="1828800" cy="1196595"/>
+            <wp:effectExtent l="0" t="0" r="0" b="0"/>
+            <wp:docPr id="99" name="Picture 99"/>
+            <wp:cNvGraphicFramePr>
+              <a:graphicFrameLocks xmlns:a="http://schemas.openxmlformats.org/drawingml/2006/main" noChangeAspect="1"/>
+            </wp:cNvGraphicFramePr>
+            <a:graphic xmlns:a="http://schemas.openxmlformats.org/drawingml/2006/main">
+              <a:graphicData uri="http://schemas.openxmlformats.org/drawingml/2006/picture">
+                <pic:pic xmlns:pic="http://schemas.openxmlformats.org/drawingml/2006/picture">
+                  <pic:nvPicPr>
+                    <pic:cNvPr id="0" name="4_12.png"/>
+                    <pic:cNvPicPr/>
+                  </pic:nvPicPr>
+                  <pic:blipFill>
+                    <a:blip r:embed="rId16"/>
+                    <a:stretch>
+                      <a:fillRect/>
+                    </a:stretch>
+                  </pic:blipFill>
+                  <pic:spPr>
+                    <a:xfrm>
+                      <a:off x="0" y="0"/>
+                      <a:ext cx="1828800" cy="1196595"/>
+                    </a:xfrm>
+                    <a:prstGeom prst="rect">
+                      <a:avLst/>
+                    </a:prstGeom>
+                  </pic:spPr>
+                </pic:pic>
+              </a:graphicData>
+            </a:graphic>
+          </wp:inline>
+        </w:drawing>
+      </w:r>
+    </w:p>
+    <w:p>
+      <w:pPr>
+        <w:rPr>
+          <w:ins w:id="4" w:author="Claire Copa" w:date="2026-07-16T09:09:00Z" w16du:dateUtc="2026-07-16T13:09:00Z"/>
+        </w:rPr>
+      </w:pPr>
+      <w:r>
+        <w:t xml:space="preserve">Title: </w:t>
+      </w:r>
+      <w:r>
+        <w:rPr>
+          <w:highlight w:val="yellow"/>
+        </w:rPr>
+        <w:t>External anal sphincter</w:t>
+      </w:r>
+    </w:p>
+    <w:p>
+      <w:r>
+        <w:t>Activity Interaction: select all that apply</w:t>
+      </w:r>
+    </w:p>
+    <w:p>
+      <w:r>
+        <w:rPr>
+          <w:b/>
+        </w:rPr>
+        <w:t>Back-of-Card Content:</w:t>
+      </w:r>
+    </w:p>
+    <w:p>
+      <w:r>
+        <w:t xml:space="preserve">Proximal insertion: </w:t>
+      </w:r>
+    </w:p>
+    <w:p>
+      <w:pPr>
+        <w:pStyle w:val="ListParagraph"/>
+        <w:numPr>
+          <w:ilvl w:val="0"/>
+          <w:numId w:val="20"/>
+        </w:numPr>
+      </w:pPr>
+      <w:r>
+        <w:t>*</w:t>
+      </w:r>
+      <w:proofErr w:type="gramStart"/>
+      <w:r>
+        <w:t>anococcygeal</w:t>
+      </w:r>
+      <w:proofErr w:type="gramEnd"/>
+      <w:r>
+        <w:t xml:space="preserve"> ligament</w:t>
+      </w:r>
+    </w:p>
+    <w:p>
+      <w:pPr>
+        <w:pStyle w:val="ListParagraph"/>
+        <w:numPr>
+          <w:ilvl w:val="0"/>
+          <w:numId w:val="20"/>
+        </w:numPr>
+      </w:pPr>
+      <w:r>
+        <w:t>pubic symphysis</w:t>
+      </w:r>
+    </w:p>
+    <w:p>
+      <w:pPr>
+        <w:pStyle w:val="ListParagraph"/>
+        <w:numPr>
+          <w:ilvl w:val="0"/>
+          <w:numId w:val="20"/>
+        </w:numPr>
+      </w:pPr>
+      <w:r>
+        <w:t>ischial spine</w:t>
+      </w:r>
+    </w:p>
+    <w:p/>
+    <w:p>
+      <w:r>
+        <w:t xml:space="preserve">Distal insertion: </w:t>
+      </w:r>
+    </w:p>
+    <w:p>
+      <w:pPr>
+        <w:pStyle w:val="ListParagraph"/>
+        <w:numPr>
+          <w:ilvl w:val="0"/>
+          <w:numId w:val="21"/>
+        </w:numPr>
+      </w:pPr>
+      <w:r>
+        <w:t>*</w:t>
+      </w:r>
+      <w:proofErr w:type="gramStart"/>
+      <w:r>
+        <w:t>perineal</w:t>
+      </w:r>
+      <w:proofErr w:type="gramEnd"/>
+      <w:r>
+        <w:t xml:space="preserve"> body</w:t>
+      </w:r>
+    </w:p>
+    <w:p>
+      <w:pPr>
+        <w:pStyle w:val="ListParagraph"/>
+        <w:numPr>
+          <w:ilvl w:val="0"/>
+          <w:numId w:val="21"/>
+        </w:numPr>
+      </w:pPr>
+      <w:r>
+        <w:t>pubic symphysis</w:t>
+      </w:r>
+    </w:p>
+    <w:p>
+      <w:pPr>
+        <w:pStyle w:val="ListParagraph"/>
+        <w:numPr>
+          <w:ilvl w:val="0"/>
+          <w:numId w:val="21"/>
+        </w:numPr>
+      </w:pPr>
+      <w:r>
+        <w:t>coccyx</w:t>
+      </w:r>
+    </w:p>
+    <w:p/>
+    <w:p>
+      <w:r>
+        <w:t xml:space="preserve">Innervation: </w:t>
+      </w:r>
+    </w:p>
+    <w:p>
+      <w:pPr>
+        <w:pStyle w:val="ListParagraph"/>
+        <w:numPr>
+          <w:ilvl w:val="0"/>
+          <w:numId w:val="23"/>
+        </w:numPr>
+      </w:pPr>
+      <w:r>
+        <w:t>*</w:t>
+      </w:r>
+      <w:proofErr w:type="gramStart"/>
+      <w:r>
+        <w:t>pudendal</w:t>
+      </w:r>
+      <w:proofErr w:type="gramEnd"/>
+      <w:r>
+        <w:t xml:space="preserve"> nerve</w:t>
+      </w:r>
+    </w:p>
+    <w:p>
+      <w:pPr>
+        <w:pStyle w:val="ListParagraph"/>
+        <w:numPr>
+          <w:ilvl w:val="0"/>
+          <w:numId w:val="23"/>
+        </w:numPr>
+      </w:pPr>
+      <w:r>
+        <w:t>anterior rami of spinal nerves S4-S5</w:t>
+      </w:r>
+    </w:p>
+    <w:p/>
+    <w:p>
+      <w:r>
+        <w:t xml:space="preserve">Action: </w:t>
+      </w:r>
+    </w:p>
+    <w:p>
+      <w:pPr>
+        <w:pStyle w:val="ListParagraph"/>
+        <w:numPr>
+          <w:ilvl w:val="0"/>
+          <w:numId w:val="22"/>
+        </w:numPr>
+      </w:pPr>
+      <w:r>
+        <w:t>*</w:t>
+      </w:r>
+      <w:proofErr w:type="gramStart"/>
+      <w:r>
+        <w:t>closes</w:t>
+      </w:r>
+      <w:proofErr w:type="gramEnd"/>
+      <w:r>
+        <w:t xml:space="preserve"> the anus</w:t>
+      </w:r>
+    </w:p>
+    <w:p>
+      <w:pPr>
+        <w:pStyle w:val="ListParagraph"/>
+        <w:numPr>
+          <w:ilvl w:val="0"/>
+          <w:numId w:val="22"/>
+        </w:numPr>
+      </w:pPr>
+      <w:r>
+        <w:t>voluntarily compresses urethra during urination</w:t>
+      </w:r>
+    </w:p>
+    <w:p>
+      <w:pPr>
+        <w:pStyle w:val="ListParagraph"/>
+        <w:numPr>
+          <w:ilvl w:val="0"/>
+          <w:numId w:val="22"/>
+        </w:numPr>
+      </w:pPr>
+      <w:r>
+        <w:t>stabilizes the coccyx</w:t>
+      </w:r>
+    </w:p>
+    <w:p/>
+    <w:p>
+      <w:pPr>
+        <w:pStyle w:val="Heading2"/>
+      </w:pPr>
+      <w:r>
+        <w:t>Card ID: 4.13</w:t>
+      </w:r>
+    </w:p>
+    <w:p>
+      <w:r>
+        <w:t>Image file: L1344_760112</w:t>
+      </w:r>
+    </w:p>
+    <w:p>
+      <w:r>
+        <w:rPr>
+          <w:noProof/>
+        </w:rPr>
+        <w:drawing>
+          <wp:inline distT="0" distB="0" distL="0" distR="0" wp14:anchorId="5F74A2F7" wp14:editId="189CBD91">
+            <wp:extent cx="1828800" cy="1196595"/>
+            <wp:effectExtent l="0" t="0" r="0" b="0"/>
+            <wp:docPr id="100" name="Picture 100"/>
+            <wp:cNvGraphicFramePr>
+              <a:graphicFrameLocks xmlns:a="http://schemas.openxmlformats.org/drawingml/2006/main" noChangeAspect="1"/>
+            </wp:cNvGraphicFramePr>
+            <a:graphic xmlns:a="http://schemas.openxmlformats.org/drawingml/2006/main">
+              <a:graphicData uri="http://schemas.openxmlformats.org/drawingml/2006/picture">
+                <pic:pic xmlns:pic="http://schemas.openxmlformats.org/drawingml/2006/picture">
+                  <pic:nvPicPr>
+                    <pic:cNvPr id="0" name="4_13.png"/>
+                    <pic:cNvPicPr/>
+                  </pic:nvPicPr>
+                  <pic:blipFill>
+                    <a:blip r:embed="rId17"/>
+                    <a:stretch>
+                      <a:fillRect/>
+                    </a:stretch>
+                  </pic:blipFill>
+                  <pic:spPr>
+                    <a:xfrm>
+                      <a:off x="0" y="0"/>
+                      <a:ext cx="1828800" cy="1196595"/>
+                    </a:xfrm>
+                    <a:prstGeom prst="rect">
+                      <a:avLst/>
+                    </a:prstGeom>
+                  </pic:spPr>
+                </pic:pic>
+              </a:graphicData>
+            </a:graphic>
+          </wp:inline>
+        </w:drawing>
+      </w:r>
+    </w:p>
+    <w:p>
+      <w:pPr>
+        <w:rPr>
+          <w:ins w:id="5" w:author="Claire Copa" w:date="2026-07-16T09:09:00Z" w16du:dateUtc="2026-07-16T13:09:00Z"/>
+        </w:rPr>
+      </w:pPr>
+      <w:r>
+        <w:t xml:space="preserve">Title: </w:t>
+      </w:r>
+      <w:r>
+        <w:rPr>
+          <w:highlight w:val="yellow"/>
+        </w:rPr>
+        <w:t>Coccygeus</w:t>
+      </w:r>
+    </w:p>
+    <w:p>
+      <w:r>
+        <w:t>Activity Interaction: select all that apply</w:t>
+      </w:r>
+    </w:p>
+    <w:p>
+      <w:r>
+        <w:rPr>
+          <w:b/>
+        </w:rPr>
+        <w:t>Back-of-Card Content:</w:t>
+      </w:r>
+    </w:p>
+    <w:p>
+      <w:r>
+        <w:t xml:space="preserve">Proximal insertion: </w:t>
+      </w:r>
+    </w:p>
+    <w:p>
+      <w:pPr>
+        <w:pStyle w:val="ListParagraph"/>
+        <w:numPr>
+          <w:ilvl w:val="0"/>
+          <w:numId w:val="25"/>
+        </w:numPr>
+      </w:pPr>
+      <w:r>
+        <w:t>*</w:t>
+      </w:r>
+      <w:proofErr w:type="gramStart"/>
+      <w:r>
+        <w:t>ischial</w:t>
+      </w:r>
+      <w:proofErr w:type="gramEnd"/>
+      <w:r>
+        <w:t xml:space="preserve"> spine</w:t>
+      </w:r>
+    </w:p>
+    <w:p>
+      <w:pPr>
+        <w:pStyle w:val="ListParagraph"/>
+        <w:numPr>
+          <w:ilvl w:val="0"/>
+          <w:numId w:val="25"/>
+        </w:numPr>
+      </w:pPr>
+      <w:r>
+        <w:t>ischial rami</w:t>
+      </w:r>
+    </w:p>
+    <w:p>
+      <w:pPr>
+        <w:pStyle w:val="ListParagraph"/>
+        <w:numPr>
+          <w:ilvl w:val="0"/>
+          <w:numId w:val="25"/>
+        </w:numPr>
+      </w:pPr>
+      <w:r>
+        <w:t>pubic rami</w:t>
+      </w:r>
+    </w:p>
+    <w:p>
+      <w:pPr>
+        <w:pStyle w:val="ListParagraph"/>
+        <w:numPr>
+          <w:ilvl w:val="0"/>
+          <w:numId w:val="25"/>
+        </w:numPr>
+      </w:pPr>
+      <w:r>
+        <w:t>ischium</w:t>
+      </w:r>
+    </w:p>
+    <w:p>
+      <w:r>
+        <w:t xml:space="preserve">Distal insertion: </w:t>
+      </w:r>
+    </w:p>
+    <w:p>
+      <w:pPr>
+        <w:pStyle w:val="ListParagraph"/>
+        <w:numPr>
+          <w:ilvl w:val="0"/>
+          <w:numId w:val="24"/>
+        </w:numPr>
+      </w:pPr>
+      <w:r>
+        <w:t>*</w:t>
+      </w:r>
+      <w:proofErr w:type="gramStart"/>
+      <w:r>
+        <w:t>anterior</w:t>
+      </w:r>
+      <w:proofErr w:type="gramEnd"/>
+      <w:r>
+        <w:t xml:space="preserve"> rami of spinal nerves S4-S5</w:t>
+      </w:r>
+    </w:p>
+    <w:p>
+      <w:pPr>
+        <w:pStyle w:val="ListParagraph"/>
+        <w:numPr>
+          <w:ilvl w:val="0"/>
+          <w:numId w:val="24"/>
+        </w:numPr>
+      </w:pPr>
+      <w:r>
+        <w:t>perineal body</w:t>
+      </w:r>
+    </w:p>
+    <w:p>
+      <w:pPr>
+        <w:pStyle w:val="ListParagraph"/>
+        <w:numPr>
+          <w:ilvl w:val="0"/>
+          <w:numId w:val="24"/>
+        </w:numPr>
+      </w:pPr>
+      <w:r>
+        <w:t>pubic symphysis</w:t>
+      </w:r>
+    </w:p>
+    <w:p>
+      <w:pPr>
+        <w:pStyle w:val="ListParagraph"/>
+        <w:numPr>
+          <w:ilvl w:val="0"/>
+          <w:numId w:val="24"/>
+        </w:numPr>
+      </w:pPr>
+      <w:r>
+        <w:t>coccyx</w:t>
+      </w:r>
+    </w:p>
+    <w:p/>
+    <w:p>
+      <w:r>
+        <w:t xml:space="preserve">Innervation: </w:t>
+      </w:r>
+    </w:p>
+    <w:p>
+      <w:pPr>
+        <w:pStyle w:val="ListParagraph"/>
+        <w:numPr>
+          <w:ilvl w:val="0"/>
+          <w:numId w:val="26"/>
+        </w:numPr>
+      </w:pPr>
+      <w:r>
+        <w:t>*S4 and S5</w:t>
+      </w:r>
+    </w:p>
+    <w:p>
+      <w:pPr>
+        <w:pStyle w:val="ListParagraph"/>
+        <w:numPr>
+          <w:ilvl w:val="0"/>
+          <w:numId w:val="26"/>
+        </w:numPr>
+      </w:pPr>
+      <w:r>
+        <w:t>pudendal nerve</w:t>
+      </w:r>
+    </w:p>
+    <w:p/>
+    <w:p>
+      <w:r>
+        <w:t xml:space="preserve">Action: </w:t>
+      </w:r>
+    </w:p>
+    <w:p>
+      <w:pPr>
+        <w:pStyle w:val="ListParagraph"/>
+        <w:numPr>
+          <w:ilvl w:val="0"/>
+          <w:numId w:val="27"/>
+        </w:numPr>
+      </w:pPr>
+      <w:r>
+        <w:t>*</w:t>
+      </w:r>
+      <w:proofErr w:type="gramStart"/>
+      <w:r>
+        <w:t>supports</w:t>
+      </w:r>
+      <w:proofErr w:type="gramEnd"/>
+      <w:r>
+        <w:t xml:space="preserve"> the pelvic floor </w:t>
+      </w:r>
+    </w:p>
+    <w:p>
+      <w:pPr>
+        <w:pStyle w:val="ListParagraph"/>
+        <w:numPr>
+          <w:ilvl w:val="0"/>
+          <w:numId w:val="27"/>
+        </w:numPr>
+      </w:pPr>
+      <w:r>
+        <w:t>*</w:t>
+      </w:r>
+      <w:proofErr w:type="gramStart"/>
+      <w:r>
+        <w:t>stabilizes</w:t>
+      </w:r>
+      <w:proofErr w:type="gramEnd"/>
+      <w:r>
+        <w:t xml:space="preserve"> the coccyx</w:t>
+      </w:r>
+    </w:p>
+    <w:p>
+      <w:pPr>
+        <w:pStyle w:val="ListParagraph"/>
+        <w:numPr>
+          <w:ilvl w:val="0"/>
+          <w:numId w:val="27"/>
+        </w:numPr>
+        <w:tabs>
+          <w:tab w:val="left" w:pos="1878"/>
+        </w:tabs>
+      </w:pPr>
+      <w:r>
+        <w:t>closes the anus</w:t>
+      </w:r>
+    </w:p>
+    <w:p/>
+    <w:sectPr>
+      <w:pgSz w:w="12240" w:h="15840"/>
+      <w:pgMar w:top="1440" w:right="1440" w:bottom="1440" w:left="1440" w:header="720" w:footer="720" w:gutter="0"/>
+      <w:cols w:space="720"/>
+      <w:docGrid w:linePitch="360"/>
+    </w:sectPr>
+  </w:body>
+</w:document>
 </file>
 
 <file path=word/numbering.xml><?xml version="1.0" encoding="utf-8"?>

--- a/data/Section 4 Question Manuscript.docx
+++ b/data/Section 4 Question Manuscript.docx
@@ -1268,7 +1268,7 @@
     </w:p>
     <w:p>
       <w:r>
-        <w:t>Image file: L1344_760107</w:t>
+        <w:t>Image file: L1344_760108</w:t>
       </w:r>
     </w:p>
     <w:p>
@@ -1544,7 +1544,7 @@
     </w:p>
     <w:p>
       <w:r>
-        <w:t>Image file: L1344_760108</w:t>
+        <w:t>Image file: L1344_760109</w:t>
       </w:r>
     </w:p>
     <w:p>
@@ -1835,7 +1835,7 @@
     </w:p>
     <w:p>
       <w:r>
-        <w:t>Image file: L1344_760109</w:t>
+        <w:t>Image file: L1344_760110</w:t>
       </w:r>
     </w:p>
     <w:p>
@@ -2135,7 +2135,7 @@
     </w:p>
     <w:p>
       <w:r>
-        <w:t>Image file: L1344_760110</w:t>
+        <w:t>Image file: L1344_760111</w:t>
       </w:r>
     </w:p>
     <w:p>
@@ -2420,7 +2420,7 @@
     </w:p>
     <w:p>
       <w:r>
-        <w:t>Image file: L1344_760111</w:t>
+        <w:t>Image file: L1344_760112</w:t>
       </w:r>
     </w:p>
     <w:p>
@@ -2692,7 +2692,7 @@
     </w:p>
     <w:p>
       <w:r>
-        <w:t>Image file: L1344_760112</w:t>
+        <w:t>Image file: L1344_760113</w:t>
       </w:r>
     </w:p>
     <w:p>
